--- a/3 курс/6 семестр/Моделирование на Unity/unity_res_Astakhov.docx
+++ b/3 курс/6 семестр/Моделирование на Unity/unity_res_Astakhov.docx
@@ -1,6 +1,6 @@
 
 <file path=word/document.xml><?xml version="1.0" encoding="utf-8"?>
-<w:document xmlns:wpc="http://schemas.microsoft.com/office/word/2010/wordprocessingCanvas" xmlns:cx="http://schemas.microsoft.com/office/drawing/2014/chartex" xmlns:cx1="http://schemas.microsoft.com/office/drawing/2015/9/8/chartex" xmlns:cx2="http://schemas.microsoft.com/office/drawing/2015/10/21/chartex" xmlns:cx3="http://schemas.microsoft.com/office/drawing/2016/5/9/chartex" xmlns:cx4="http://schemas.microsoft.com/office/drawing/2016/5/10/chartex" xmlns:cx5="http://schemas.microsoft.com/office/drawing/2016/5/11/chartex" xmlns:cx6="http://schemas.microsoft.com/office/drawing/2016/5/12/chartex" xmlns:cx7="http://schemas.microsoft.com/office/drawing/2016/5/13/chartex" xmlns:cx8="http://schemas.microsoft.com/office/drawing/2016/5/14/chartex" xmlns:mc="http://schemas.openxmlformats.org/markup-compatibility/2006" xmlns:aink="http://schemas.microsoft.com/office/drawing/2016/ink" xmlns:am3d="http://schemas.microsoft.com/office/drawing/2017/model3d" xmlns:o="urn:schemas-microsoft-com:office:office" xmlns:r="http://schemas.openxmlformats.org/officeDocument/2006/relationships" xmlns:m="http://schemas.openxmlformats.org/officeDocument/2006/math" xmlns:v="urn:schemas-microsoft-com:vml" xmlns:wp14="http://schemas.microsoft.com/office/word/2010/wordprocessingDrawing" xmlns:wp="http://schemas.openxmlformats.org/drawingml/2006/wordprocessingDrawing" xmlns:w10="urn:schemas-microsoft-com:office:word" xmlns:w="http://schemas.openxmlformats.org/wordprocessingml/2006/main" xmlns:w14="http://schemas.microsoft.com/office/word/2010/wordml" xmlns:w15="http://schemas.microsoft.com/office/word/2012/wordml" xmlns:w16cex="http://schemas.microsoft.com/office/word/2018/wordml/cex" xmlns:w16cid="http://schemas.microsoft.com/office/word/2016/wordml/cid" xmlns:w16="http://schemas.microsoft.com/office/word/2018/wordml" xmlns:w16sdtdh="http://schemas.microsoft.com/office/word/2020/wordml/sdtdatahash" xmlns:w16se="http://schemas.microsoft.com/office/word/2015/wordml/symex" xmlns:wpg="http://schemas.microsoft.com/office/word/2010/wordprocessingGroup" xmlns:wpi="http://schemas.microsoft.com/office/word/2010/wordprocessingInk" xmlns:wne="http://schemas.microsoft.com/office/word/2006/wordml" xmlns:wps="http://schemas.microsoft.com/office/word/2010/wordprocessingShape" mc:Ignorable="w14 w15 w16se w16cid w16 w16cex w16sdtdh wp14">
+<w:document xmlns:wpc="http://schemas.microsoft.com/office/word/2010/wordprocessingCanvas" xmlns:cx="http://schemas.microsoft.com/office/drawing/2014/chartex" xmlns:cx1="http://schemas.microsoft.com/office/drawing/2015/9/8/chartex" xmlns:cx2="http://schemas.microsoft.com/office/drawing/2015/10/21/chartex" xmlns:cx3="http://schemas.microsoft.com/office/drawing/2016/5/9/chartex" xmlns:cx4="http://schemas.microsoft.com/office/drawing/2016/5/10/chartex" xmlns:cx5="http://schemas.microsoft.com/office/drawing/2016/5/11/chartex" xmlns:cx6="http://schemas.microsoft.com/office/drawing/2016/5/12/chartex" xmlns:cx7="http://schemas.microsoft.com/office/drawing/2016/5/13/chartex" xmlns:cx8="http://schemas.microsoft.com/office/drawing/2016/5/14/chartex" xmlns:mc="http://schemas.openxmlformats.org/markup-compatibility/2006" xmlns:aink="http://schemas.microsoft.com/office/drawing/2016/ink" xmlns:am3d="http://schemas.microsoft.com/office/drawing/2017/model3d" xmlns:o="urn:schemas-microsoft-com:office:office" xmlns:oel="http://schemas.microsoft.com/office/2019/extlst" xmlns:r="http://schemas.openxmlformats.org/officeDocument/2006/relationships" xmlns:m="http://schemas.openxmlformats.org/officeDocument/2006/math" xmlns:v="urn:schemas-microsoft-com:vml" xmlns:wp14="http://schemas.microsoft.com/office/word/2010/wordprocessingDrawing" xmlns:wp="http://schemas.openxmlformats.org/drawingml/2006/wordprocessingDrawing" xmlns:w10="urn:schemas-microsoft-com:office:word" xmlns:w="http://schemas.openxmlformats.org/wordprocessingml/2006/main" xmlns:w14="http://schemas.microsoft.com/office/word/2010/wordml" xmlns:w15="http://schemas.microsoft.com/office/word/2012/wordml" xmlns:w16cex="http://schemas.microsoft.com/office/word/2018/wordml/cex" xmlns:w16cid="http://schemas.microsoft.com/office/word/2016/wordml/cid" xmlns:w16="http://schemas.microsoft.com/office/word/2018/wordml" xmlns:w16du="http://schemas.microsoft.com/office/word/2023/wordml/word16du" xmlns:w16sdtdh="http://schemas.microsoft.com/office/word/2020/wordml/sdtdatahash" xmlns:w16sdtfl="http://schemas.microsoft.com/office/word/2024/wordml/sdtformatlock" xmlns:w16se="http://schemas.microsoft.com/office/word/2015/wordml/symex" xmlns:wpg="http://schemas.microsoft.com/office/word/2010/wordprocessingGroup" xmlns:wpi="http://schemas.microsoft.com/office/word/2010/wordprocessingInk" xmlns:wne="http://schemas.microsoft.com/office/word/2006/wordml" xmlns:wps="http://schemas.microsoft.com/office/word/2010/wordprocessingShape" mc:Ignorable="w14 w15 w16se w16cid w16 w16cex w16sdtdh w16sdtfl w16du wp14">
   <w:body>
     <w:tbl>
       <w:tblPr>
@@ -735,6 +735,14 @@
     </w:p>
     <w:sdt>
       <w:sdtPr>
+        <w:rPr>
+          <w:rFonts w:ascii="Times New Roman" w:eastAsia="Droid Sans Fallback" w:hAnsi="Times New Roman" w:cs="FreeSans"/>
+          <w:color w:val="auto"/>
+          <w:kern w:val="2"/>
+          <w:sz w:val="24"/>
+          <w:szCs w:val="24"/>
+          <w:lang w:eastAsia="zh-CN" w:bidi="hi-IN"/>
+        </w:rPr>
         <w:id w:val="-1981672834"/>
         <w:docPartObj>
           <w:docPartGallery w:val="Table of Contents"/>
@@ -743,14 +751,8 @@
       </w:sdtPr>
       <w:sdtEndPr>
         <w:rPr>
-          <w:rFonts w:ascii="Times New Roman" w:eastAsia="Droid Sans Fallback" w:hAnsi="Times New Roman" w:cs="FreeSans"/>
           <w:b/>
           <w:bCs/>
-          <w:color w:val="auto"/>
-          <w:kern w:val="2"/>
-          <w:sz w:val="24"/>
-          <w:szCs w:val="24"/>
-          <w:lang w:eastAsia="zh-CN" w:bidi="hi-IN"/>
         </w:rPr>
       </w:sdtEndPr>
       <w:sdtContent>
@@ -1029,14 +1031,7 @@
                 <w:rStyle w:val="a7"/>
                 <w:noProof/>
               </w:rPr>
-              <w:t>Практическая работа №</w:t>
-            </w:r>
-            <w:r>
-              <w:rPr>
-                <w:rStyle w:val="a7"/>
-                <w:noProof/>
-              </w:rPr>
-              <w:t>4</w:t>
+              <w:t>Практическая работа №4</w:t>
             </w:r>
             <w:r>
               <w:rPr>
@@ -1193,6 +1188,30 @@
         <w:t>Практическая работа №1</w:t>
       </w:r>
       <w:bookmarkEnd w:id="0"/>
+    </w:p>
+    <w:p>
+      <w:pPr>
+        <w:pStyle w:val="aa"/>
+        <w:keepNext/>
+        <w:rPr>
+          <w:i w:val="0"/>
+          <w:iCs w:val="0"/>
+          <w:sz w:val="28"/>
+          <w:szCs w:val="28"/>
+        </w:rPr>
+      </w:pPr>
+      <w:r>
+        <w:tab/>
+      </w:r>
+      <w:r>
+        <w:rPr>
+          <w:i w:val="0"/>
+          <w:iCs w:val="0"/>
+          <w:sz w:val="28"/>
+          <w:szCs w:val="28"/>
+        </w:rPr>
+        <w:t>Создадим сцену, игрока, другие объекты окружения и настроим их, а также сделаем движения главному герою.</w:t>
+      </w:r>
     </w:p>
     <w:p>
       <w:pPr>
@@ -3647,16 +3666,73 @@
     </w:p>
     <w:p>
       <w:pPr>
+        <w:widowControl/>
+        <w:suppressAutoHyphens w:val="0"/>
+        <w:spacing w:after="160" w:line="259" w:lineRule="auto"/>
+        <w:jc w:val="left"/>
+        <w:rPr>
+          <w:rFonts w:eastAsiaTheme="majorEastAsia" w:cs="Mangal"/>
+          <w:b/>
+          <w:sz w:val="28"/>
+          <w:szCs w:val="29"/>
+        </w:rPr>
+      </w:pPr>
+      <w:bookmarkStart w:id="1" w:name="_Toc230907056"/>
+      <w:r>
+        <w:br w:type="page"/>
+      </w:r>
+    </w:p>
+    <w:p>
+      <w:pPr>
         <w:pStyle w:val="1"/>
       </w:pPr>
-      <w:bookmarkStart w:id="1" w:name="_Toc230907056"/>
-      <w:r>
-        <w:t>Практическая работа №</w:t>
-      </w:r>
-      <w:r>
-        <w:t>2</w:t>
+      <w:r>
+        <w:lastRenderedPageBreak/>
+        <w:t>Практическая работа №2</w:t>
       </w:r>
       <w:bookmarkEnd w:id="1"/>
+    </w:p>
+    <w:p>
+      <w:pPr>
+        <w:pStyle w:val="aa"/>
+        <w:keepNext/>
+        <w:rPr>
+          <w:i w:val="0"/>
+          <w:iCs w:val="0"/>
+          <w:sz w:val="28"/>
+          <w:szCs w:val="28"/>
+        </w:rPr>
+      </w:pPr>
+      <w:r>
+        <w:tab/>
+      </w:r>
+      <w:r>
+        <w:rPr>
+          <w:i w:val="0"/>
+          <w:iCs w:val="0"/>
+          <w:sz w:val="28"/>
+          <w:szCs w:val="28"/>
+        </w:rPr>
+        <w:t>В данной практической работе</w:t>
+      </w:r>
+      <w:r>
+        <w:rPr>
+          <w:i w:val="0"/>
+          <w:iCs w:val="0"/>
+          <w:sz w:val="28"/>
+          <w:szCs w:val="28"/>
+        </w:rPr>
+        <w:t xml:space="preserve"> мы создадим на сцене противника красного цвета и настроим его, чтоб он атаковал нас при приближении</w:t>
+      </w:r>
+      <w:r>
+        <w:rPr>
+          <w:i w:val="0"/>
+          <w:iCs w:val="0"/>
+          <w:sz w:val="28"/>
+          <w:szCs w:val="28"/>
+        </w:rPr>
+        <w:t>.</w:t>
+      </w:r>
     </w:p>
     <w:p>
       <w:pPr>
@@ -4251,440 +4327,440 @@
                 <w:szCs w:val="20"/>
                 <w:lang w:val="en-US"/>
               </w:rPr>
+              <w:t xml:space="preserve">            player = GameObject.FindGameObjectWithTag("Player").transform;</w:t>
+            </w:r>
+          </w:p>
+          <w:p>
+            <w:pPr>
+              <w:pStyle w:val="a9"/>
+              <w:jc w:val="left"/>
+              <w:rPr>
+                <w:rFonts w:cs="Times New Roman"/>
+                <w:b w:val="0"/>
+                <w:bCs w:val="0"/>
+                <w:color w:val="000000"/>
+                <w:sz w:val="20"/>
+                <w:szCs w:val="20"/>
+              </w:rPr>
+            </w:pPr>
+            <w:r>
+              <w:rPr>
+                <w:rFonts w:cs="Times New Roman"/>
+                <w:b w:val="0"/>
+                <w:bCs w:val="0"/>
+                <w:color w:val="000000"/>
+                <w:sz w:val="20"/>
+                <w:szCs w:val="20"/>
+                <w:lang w:val="en-US"/>
+              </w:rPr>
+              <w:t xml:space="preserve">    </w:t>
+            </w:r>
+            <w:r>
+              <w:rPr>
+                <w:rFonts w:cs="Times New Roman"/>
+                <w:b w:val="0"/>
+                <w:bCs w:val="0"/>
+                <w:color w:val="000000"/>
+                <w:sz w:val="20"/>
+                <w:szCs w:val="20"/>
+              </w:rPr>
+              <w:t>}</w:t>
+            </w:r>
+          </w:p>
+          <w:p>
+            <w:pPr>
+              <w:pStyle w:val="a9"/>
+              <w:jc w:val="left"/>
+              <w:rPr>
+                <w:rFonts w:cs="Times New Roman"/>
+                <w:b w:val="0"/>
+                <w:bCs w:val="0"/>
+                <w:color w:val="000000"/>
+                <w:sz w:val="20"/>
+                <w:szCs w:val="20"/>
+              </w:rPr>
+            </w:pPr>
+          </w:p>
+          <w:p>
+            <w:pPr>
+              <w:pStyle w:val="a9"/>
+              <w:jc w:val="left"/>
+              <w:rPr>
+                <w:rFonts w:cs="Times New Roman"/>
+                <w:b w:val="0"/>
+                <w:bCs w:val="0"/>
+                <w:color w:val="000000"/>
+                <w:sz w:val="20"/>
+                <w:szCs w:val="20"/>
+              </w:rPr>
+            </w:pPr>
+            <w:r>
+              <w:rPr>
+                <w:rFonts w:cs="Times New Roman"/>
+                <w:b w:val="0"/>
+                <w:bCs w:val="0"/>
+                <w:color w:val="000000"/>
+                <w:sz w:val="20"/>
+                <w:szCs w:val="20"/>
+              </w:rPr>
+              <w:t xml:space="preserve">    </w:t>
+            </w:r>
+            <w:r>
+              <w:rPr>
+                <w:rFonts w:cs="Times New Roman"/>
+                <w:b w:val="0"/>
+                <w:bCs w:val="0"/>
+                <w:color w:val="000000"/>
+                <w:sz w:val="20"/>
+                <w:szCs w:val="20"/>
+                <w:lang w:val="en-US"/>
+              </w:rPr>
+              <w:t>void</w:t>
+            </w:r>
+            <w:r>
+              <w:rPr>
+                <w:rFonts w:cs="Times New Roman"/>
+                <w:b w:val="0"/>
+                <w:bCs w:val="0"/>
+                <w:color w:val="000000"/>
+                <w:sz w:val="20"/>
+                <w:szCs w:val="20"/>
+              </w:rPr>
+              <w:t xml:space="preserve"> </w:t>
+            </w:r>
+            <w:r>
+              <w:rPr>
+                <w:rFonts w:cs="Times New Roman"/>
+                <w:b w:val="0"/>
+                <w:bCs w:val="0"/>
+                <w:color w:val="000000"/>
+                <w:sz w:val="20"/>
+                <w:szCs w:val="20"/>
+                <w:lang w:val="en-US"/>
+              </w:rPr>
+              <w:t>FixedUpdate</w:t>
+            </w:r>
+            <w:r>
+              <w:rPr>
+                <w:rFonts w:cs="Times New Roman"/>
+                <w:b w:val="0"/>
+                <w:bCs w:val="0"/>
+                <w:color w:val="000000"/>
+                <w:sz w:val="20"/>
+                <w:szCs w:val="20"/>
+              </w:rPr>
+              <w:t>()</w:t>
+            </w:r>
+          </w:p>
+          <w:p>
+            <w:pPr>
+              <w:pStyle w:val="a9"/>
+              <w:jc w:val="left"/>
+              <w:rPr>
+                <w:rFonts w:cs="Times New Roman"/>
+                <w:b w:val="0"/>
+                <w:bCs w:val="0"/>
+                <w:color w:val="000000"/>
+                <w:sz w:val="20"/>
+                <w:szCs w:val="20"/>
+              </w:rPr>
+            </w:pPr>
+            <w:r>
+              <w:rPr>
+                <w:rFonts w:cs="Times New Roman"/>
+                <w:b w:val="0"/>
+                <w:bCs w:val="0"/>
+                <w:color w:val="000000"/>
+                <w:sz w:val="20"/>
+                <w:szCs w:val="20"/>
+              </w:rPr>
+              <w:t xml:space="preserve">    {</w:t>
+            </w:r>
+          </w:p>
+          <w:p>
+            <w:pPr>
+              <w:pStyle w:val="a9"/>
+              <w:jc w:val="left"/>
+              <w:rPr>
+                <w:rFonts w:cs="Times New Roman"/>
+                <w:b w:val="0"/>
+                <w:bCs w:val="0"/>
+                <w:color w:val="000000"/>
+                <w:sz w:val="20"/>
+                <w:szCs w:val="20"/>
+              </w:rPr>
+            </w:pPr>
+            <w:r>
+              <w:rPr>
+                <w:rFonts w:cs="Times New Roman"/>
+                <w:b w:val="0"/>
+                <w:bCs w:val="0"/>
+                <w:color w:val="000000"/>
+                <w:sz w:val="20"/>
+                <w:szCs w:val="20"/>
+              </w:rPr>
+              <w:t xml:space="preserve">        // Проверяем расстояние до игрока</w:t>
+            </w:r>
+          </w:p>
+          <w:p>
+            <w:pPr>
+              <w:pStyle w:val="a9"/>
+              <w:jc w:val="left"/>
+              <w:rPr>
+                <w:rFonts w:cs="Times New Roman"/>
+                <w:b w:val="0"/>
+                <w:bCs w:val="0"/>
+                <w:color w:val="000000"/>
+                <w:sz w:val="20"/>
+                <w:szCs w:val="20"/>
+                <w:lang w:val="en-US"/>
+              </w:rPr>
+            </w:pPr>
+            <w:r>
+              <w:rPr>
+                <w:rFonts w:cs="Times New Roman"/>
+                <w:b w:val="0"/>
+                <w:bCs w:val="0"/>
+                <w:color w:val="000000"/>
+                <w:sz w:val="20"/>
+                <w:szCs w:val="20"/>
+              </w:rPr>
+              <w:t xml:space="preserve">        </w:t>
+            </w:r>
+            <w:r>
+              <w:rPr>
+                <w:rFonts w:cs="Times New Roman"/>
+                <w:b w:val="0"/>
+                <w:bCs w:val="0"/>
+                <w:color w:val="000000"/>
+                <w:sz w:val="20"/>
+                <w:szCs w:val="20"/>
+                <w:lang w:val="en-US"/>
+              </w:rPr>
+              <w:t>float distance = Vector3.Distance(transform.position, player.position);</w:t>
+            </w:r>
+          </w:p>
+          <w:p>
+            <w:pPr>
+              <w:pStyle w:val="a9"/>
+              <w:jc w:val="left"/>
+              <w:rPr>
+                <w:rFonts w:cs="Times New Roman"/>
+                <w:b w:val="0"/>
+                <w:bCs w:val="0"/>
+                <w:color w:val="000000"/>
+                <w:sz w:val="20"/>
+                <w:szCs w:val="20"/>
+                <w:lang w:val="en-US"/>
+              </w:rPr>
+            </w:pPr>
+          </w:p>
+          <w:p>
+            <w:pPr>
+              <w:pStyle w:val="a9"/>
+              <w:jc w:val="left"/>
+              <w:rPr>
+                <w:rFonts w:cs="Times New Roman"/>
+                <w:b w:val="0"/>
+                <w:bCs w:val="0"/>
+                <w:color w:val="000000"/>
+                <w:sz w:val="20"/>
+                <w:szCs w:val="20"/>
+                <w:lang w:val="en-US"/>
+              </w:rPr>
+            </w:pPr>
+            <w:r>
+              <w:rPr>
+                <w:rFonts w:cs="Times New Roman"/>
+                <w:b w:val="0"/>
+                <w:bCs w:val="0"/>
+                <w:color w:val="000000"/>
+                <w:sz w:val="20"/>
+                <w:szCs w:val="20"/>
+                <w:lang w:val="en-US"/>
+              </w:rPr>
+              <w:t xml:space="preserve">        if (distance &lt;= detectionRange)</w:t>
+            </w:r>
+          </w:p>
+          <w:p>
+            <w:pPr>
+              <w:pStyle w:val="a9"/>
+              <w:jc w:val="left"/>
+              <w:rPr>
+                <w:rFonts w:cs="Times New Roman"/>
+                <w:b w:val="0"/>
+                <w:bCs w:val="0"/>
+                <w:color w:val="000000"/>
+                <w:sz w:val="20"/>
+                <w:szCs w:val="20"/>
+                <w:lang w:val="en-US"/>
+              </w:rPr>
+            </w:pPr>
+            <w:r>
+              <w:rPr>
+                <w:rFonts w:cs="Times New Roman"/>
+                <w:b w:val="0"/>
+                <w:bCs w:val="0"/>
+                <w:color w:val="000000"/>
+                <w:sz w:val="20"/>
+                <w:szCs w:val="20"/>
+                <w:lang w:val="en-US"/>
+              </w:rPr>
+              <w:t xml:space="preserve">        {</w:t>
+            </w:r>
+          </w:p>
+          <w:p>
+            <w:pPr>
+              <w:pStyle w:val="a9"/>
+              <w:jc w:val="left"/>
+              <w:rPr>
+                <w:rFonts w:cs="Times New Roman"/>
+                <w:b w:val="0"/>
+                <w:bCs w:val="0"/>
+                <w:color w:val="000000"/>
+                <w:sz w:val="20"/>
+                <w:szCs w:val="20"/>
+                <w:lang w:val="en-US"/>
+              </w:rPr>
+            </w:pPr>
+            <w:r>
+              <w:rPr>
+                <w:rFonts w:cs="Times New Roman"/>
+                <w:b w:val="0"/>
+                <w:bCs w:val="0"/>
+                <w:color w:val="000000"/>
+                <w:sz w:val="20"/>
+                <w:szCs w:val="20"/>
+                <w:lang w:val="en-US"/>
+              </w:rPr>
+              <w:t xml:space="preserve">            // Движение к игроку</w:t>
+            </w:r>
+          </w:p>
+          <w:p>
+            <w:pPr>
+              <w:pStyle w:val="a9"/>
+              <w:jc w:val="left"/>
+              <w:rPr>
+                <w:rFonts w:cs="Times New Roman"/>
+                <w:b w:val="0"/>
+                <w:bCs w:val="0"/>
+                <w:color w:val="000000"/>
+                <w:sz w:val="20"/>
+                <w:szCs w:val="20"/>
+                <w:lang w:val="en-US"/>
+              </w:rPr>
+            </w:pPr>
+            <w:r>
+              <w:rPr>
+                <w:rFonts w:cs="Times New Roman"/>
+                <w:b w:val="0"/>
+                <w:bCs w:val="0"/>
+                <w:color w:val="000000"/>
+                <w:sz w:val="20"/>
+                <w:szCs w:val="20"/>
+                <w:lang w:val="en-US"/>
+              </w:rPr>
+              <w:t xml:space="preserve">            Vector3 direction = (player.position - transform.position).normalized;</w:t>
+            </w:r>
+          </w:p>
+          <w:p>
+            <w:pPr>
+              <w:pStyle w:val="a9"/>
+              <w:jc w:val="left"/>
+              <w:rPr>
+                <w:rFonts w:cs="Times New Roman"/>
+                <w:b w:val="0"/>
+                <w:bCs w:val="0"/>
+                <w:color w:val="000000"/>
+                <w:sz w:val="20"/>
+                <w:szCs w:val="20"/>
+              </w:rPr>
+            </w:pPr>
+            <w:r>
+              <w:rPr>
+                <w:rFonts w:cs="Times New Roman"/>
+                <w:b w:val="0"/>
+                <w:bCs w:val="0"/>
+                <w:color w:val="000000"/>
+                <w:sz w:val="20"/>
+                <w:szCs w:val="20"/>
+                <w:lang w:val="en-US"/>
+              </w:rPr>
+              <w:t xml:space="preserve">            direction</w:t>
+            </w:r>
+            <w:r>
+              <w:rPr>
+                <w:rFonts w:cs="Times New Roman"/>
+                <w:b w:val="0"/>
+                <w:bCs w:val="0"/>
+                <w:color w:val="000000"/>
+                <w:sz w:val="20"/>
+                <w:szCs w:val="20"/>
+              </w:rPr>
+              <w:t>.</w:t>
+            </w:r>
+            <w:r>
+              <w:rPr>
+                <w:rFonts w:cs="Times New Roman"/>
+                <w:b w:val="0"/>
+                <w:bCs w:val="0"/>
+                <w:color w:val="000000"/>
+                <w:sz w:val="20"/>
+                <w:szCs w:val="20"/>
+                <w:lang w:val="en-US"/>
+              </w:rPr>
+              <w:t>y</w:t>
+            </w:r>
+            <w:r>
+              <w:rPr>
+                <w:rFonts w:cs="Times New Roman"/>
+                <w:b w:val="0"/>
+                <w:bCs w:val="0"/>
+                <w:color w:val="000000"/>
+                <w:sz w:val="20"/>
+                <w:szCs w:val="20"/>
+              </w:rPr>
+              <w:t xml:space="preserve"> = 0; // Не двигаемся по вертикали</w:t>
+            </w:r>
+          </w:p>
+          <w:p>
+            <w:pPr>
+              <w:pStyle w:val="a9"/>
+              <w:jc w:val="left"/>
+              <w:rPr>
+                <w:rFonts w:cs="Times New Roman"/>
+                <w:b w:val="0"/>
+                <w:bCs w:val="0"/>
+                <w:color w:val="000000"/>
+                <w:sz w:val="20"/>
+                <w:szCs w:val="20"/>
+              </w:rPr>
+            </w:pPr>
+          </w:p>
+          <w:p>
+            <w:pPr>
+              <w:pStyle w:val="a9"/>
+              <w:jc w:val="left"/>
+              <w:rPr>
+                <w:rFonts w:cs="Times New Roman"/>
+                <w:b w:val="0"/>
+                <w:bCs w:val="0"/>
+                <w:color w:val="000000"/>
+                <w:sz w:val="20"/>
+                <w:szCs w:val="20"/>
+                <w:lang w:val="en-US"/>
+              </w:rPr>
+            </w:pPr>
+            <w:r>
+              <w:rPr>
+                <w:rFonts w:cs="Times New Roman"/>
+                <w:b w:val="0"/>
+                <w:bCs w:val="0"/>
+                <w:color w:val="000000"/>
+                <w:sz w:val="20"/>
+                <w:szCs w:val="20"/>
+              </w:rPr>
               <w:lastRenderedPageBreak/>
-              <w:t xml:space="preserve">            player = GameObject.FindGameObjectWithTag("Player").transform;</w:t>
-            </w:r>
-          </w:p>
-          <w:p>
-            <w:pPr>
-              <w:pStyle w:val="a9"/>
-              <w:jc w:val="left"/>
-              <w:rPr>
-                <w:rFonts w:cs="Times New Roman"/>
-                <w:b w:val="0"/>
-                <w:bCs w:val="0"/>
-                <w:color w:val="000000"/>
-                <w:sz w:val="20"/>
-                <w:szCs w:val="20"/>
-              </w:rPr>
-            </w:pPr>
-            <w:r>
-              <w:rPr>
-                <w:rFonts w:cs="Times New Roman"/>
-                <w:b w:val="0"/>
-                <w:bCs w:val="0"/>
-                <w:color w:val="000000"/>
-                <w:sz w:val="20"/>
-                <w:szCs w:val="20"/>
-                <w:lang w:val="en-US"/>
-              </w:rPr>
-              <w:t xml:space="preserve">    </w:t>
-            </w:r>
-            <w:r>
-              <w:rPr>
-                <w:rFonts w:cs="Times New Roman"/>
-                <w:b w:val="0"/>
-                <w:bCs w:val="0"/>
-                <w:color w:val="000000"/>
-                <w:sz w:val="20"/>
-                <w:szCs w:val="20"/>
-              </w:rPr>
-              <w:t>}</w:t>
-            </w:r>
-          </w:p>
-          <w:p>
-            <w:pPr>
-              <w:pStyle w:val="a9"/>
-              <w:jc w:val="left"/>
-              <w:rPr>
-                <w:rFonts w:cs="Times New Roman"/>
-                <w:b w:val="0"/>
-                <w:bCs w:val="0"/>
-                <w:color w:val="000000"/>
-                <w:sz w:val="20"/>
-                <w:szCs w:val="20"/>
-              </w:rPr>
-            </w:pPr>
-          </w:p>
-          <w:p>
-            <w:pPr>
-              <w:pStyle w:val="a9"/>
-              <w:jc w:val="left"/>
-              <w:rPr>
-                <w:rFonts w:cs="Times New Roman"/>
-                <w:b w:val="0"/>
-                <w:bCs w:val="0"/>
-                <w:color w:val="000000"/>
-                <w:sz w:val="20"/>
-                <w:szCs w:val="20"/>
-              </w:rPr>
-            </w:pPr>
-            <w:r>
-              <w:rPr>
-                <w:rFonts w:cs="Times New Roman"/>
-                <w:b w:val="0"/>
-                <w:bCs w:val="0"/>
-                <w:color w:val="000000"/>
-                <w:sz w:val="20"/>
-                <w:szCs w:val="20"/>
-              </w:rPr>
-              <w:t xml:space="preserve">    </w:t>
-            </w:r>
-            <w:r>
-              <w:rPr>
-                <w:rFonts w:cs="Times New Roman"/>
-                <w:b w:val="0"/>
-                <w:bCs w:val="0"/>
-                <w:color w:val="000000"/>
-                <w:sz w:val="20"/>
-                <w:szCs w:val="20"/>
-                <w:lang w:val="en-US"/>
-              </w:rPr>
-              <w:t>void</w:t>
-            </w:r>
-            <w:r>
-              <w:rPr>
-                <w:rFonts w:cs="Times New Roman"/>
-                <w:b w:val="0"/>
-                <w:bCs w:val="0"/>
-                <w:color w:val="000000"/>
-                <w:sz w:val="20"/>
-                <w:szCs w:val="20"/>
-              </w:rPr>
-              <w:t xml:space="preserve"> </w:t>
-            </w:r>
-            <w:r>
-              <w:rPr>
-                <w:rFonts w:cs="Times New Roman"/>
-                <w:b w:val="0"/>
-                <w:bCs w:val="0"/>
-                <w:color w:val="000000"/>
-                <w:sz w:val="20"/>
-                <w:szCs w:val="20"/>
-                <w:lang w:val="en-US"/>
-              </w:rPr>
-              <w:t>FixedUpdate</w:t>
-            </w:r>
-            <w:r>
-              <w:rPr>
-                <w:rFonts w:cs="Times New Roman"/>
-                <w:b w:val="0"/>
-                <w:bCs w:val="0"/>
-                <w:color w:val="000000"/>
-                <w:sz w:val="20"/>
-                <w:szCs w:val="20"/>
-              </w:rPr>
-              <w:t>()</w:t>
-            </w:r>
-          </w:p>
-          <w:p>
-            <w:pPr>
-              <w:pStyle w:val="a9"/>
-              <w:jc w:val="left"/>
-              <w:rPr>
-                <w:rFonts w:cs="Times New Roman"/>
-                <w:b w:val="0"/>
-                <w:bCs w:val="0"/>
-                <w:color w:val="000000"/>
-                <w:sz w:val="20"/>
-                <w:szCs w:val="20"/>
-              </w:rPr>
-            </w:pPr>
-            <w:r>
-              <w:rPr>
-                <w:rFonts w:cs="Times New Roman"/>
-                <w:b w:val="0"/>
-                <w:bCs w:val="0"/>
-                <w:color w:val="000000"/>
-                <w:sz w:val="20"/>
-                <w:szCs w:val="20"/>
-              </w:rPr>
-              <w:t xml:space="preserve">    {</w:t>
-            </w:r>
-          </w:p>
-          <w:p>
-            <w:pPr>
-              <w:pStyle w:val="a9"/>
-              <w:jc w:val="left"/>
-              <w:rPr>
-                <w:rFonts w:cs="Times New Roman"/>
-                <w:b w:val="0"/>
-                <w:bCs w:val="0"/>
-                <w:color w:val="000000"/>
-                <w:sz w:val="20"/>
-                <w:szCs w:val="20"/>
-              </w:rPr>
-            </w:pPr>
-            <w:r>
-              <w:rPr>
-                <w:rFonts w:cs="Times New Roman"/>
-                <w:b w:val="0"/>
-                <w:bCs w:val="0"/>
-                <w:color w:val="000000"/>
-                <w:sz w:val="20"/>
-                <w:szCs w:val="20"/>
-              </w:rPr>
-              <w:t xml:space="preserve">        // Проверяем расстояние до игрока</w:t>
-            </w:r>
-          </w:p>
-          <w:p>
-            <w:pPr>
-              <w:pStyle w:val="a9"/>
-              <w:jc w:val="left"/>
-              <w:rPr>
-                <w:rFonts w:cs="Times New Roman"/>
-                <w:b w:val="0"/>
-                <w:bCs w:val="0"/>
-                <w:color w:val="000000"/>
-                <w:sz w:val="20"/>
-                <w:szCs w:val="20"/>
-                <w:lang w:val="en-US"/>
-              </w:rPr>
-            </w:pPr>
-            <w:r>
-              <w:rPr>
-                <w:rFonts w:cs="Times New Roman"/>
-                <w:b w:val="0"/>
-                <w:bCs w:val="0"/>
-                <w:color w:val="000000"/>
-                <w:sz w:val="20"/>
-                <w:szCs w:val="20"/>
-              </w:rPr>
-              <w:t xml:space="preserve">        </w:t>
-            </w:r>
-            <w:r>
-              <w:rPr>
-                <w:rFonts w:cs="Times New Roman"/>
-                <w:b w:val="0"/>
-                <w:bCs w:val="0"/>
-                <w:color w:val="000000"/>
-                <w:sz w:val="20"/>
-                <w:szCs w:val="20"/>
-                <w:lang w:val="en-US"/>
-              </w:rPr>
-              <w:t>float distance = Vector3.Distance(transform.position, player.position);</w:t>
-            </w:r>
-          </w:p>
-          <w:p>
-            <w:pPr>
-              <w:pStyle w:val="a9"/>
-              <w:jc w:val="left"/>
-              <w:rPr>
-                <w:rFonts w:cs="Times New Roman"/>
-                <w:b w:val="0"/>
-                <w:bCs w:val="0"/>
-                <w:color w:val="000000"/>
-                <w:sz w:val="20"/>
-                <w:szCs w:val="20"/>
-                <w:lang w:val="en-US"/>
-              </w:rPr>
-            </w:pPr>
-          </w:p>
-          <w:p>
-            <w:pPr>
-              <w:pStyle w:val="a9"/>
-              <w:jc w:val="left"/>
-              <w:rPr>
-                <w:rFonts w:cs="Times New Roman"/>
-                <w:b w:val="0"/>
-                <w:bCs w:val="0"/>
-                <w:color w:val="000000"/>
-                <w:sz w:val="20"/>
-                <w:szCs w:val="20"/>
-                <w:lang w:val="en-US"/>
-              </w:rPr>
-            </w:pPr>
-            <w:r>
-              <w:rPr>
-                <w:rFonts w:cs="Times New Roman"/>
-                <w:b w:val="0"/>
-                <w:bCs w:val="0"/>
-                <w:color w:val="000000"/>
-                <w:sz w:val="20"/>
-                <w:szCs w:val="20"/>
-                <w:lang w:val="en-US"/>
-              </w:rPr>
-              <w:t xml:space="preserve">        if (distance &lt;= detectionRange)</w:t>
-            </w:r>
-          </w:p>
-          <w:p>
-            <w:pPr>
-              <w:pStyle w:val="a9"/>
-              <w:jc w:val="left"/>
-              <w:rPr>
-                <w:rFonts w:cs="Times New Roman"/>
-                <w:b w:val="0"/>
-                <w:bCs w:val="0"/>
-                <w:color w:val="000000"/>
-                <w:sz w:val="20"/>
-                <w:szCs w:val="20"/>
-                <w:lang w:val="en-US"/>
-              </w:rPr>
-            </w:pPr>
-            <w:r>
-              <w:rPr>
-                <w:rFonts w:cs="Times New Roman"/>
-                <w:b w:val="0"/>
-                <w:bCs w:val="0"/>
-                <w:color w:val="000000"/>
-                <w:sz w:val="20"/>
-                <w:szCs w:val="20"/>
-                <w:lang w:val="en-US"/>
-              </w:rPr>
-              <w:t xml:space="preserve">        {</w:t>
-            </w:r>
-          </w:p>
-          <w:p>
-            <w:pPr>
-              <w:pStyle w:val="a9"/>
-              <w:jc w:val="left"/>
-              <w:rPr>
-                <w:rFonts w:cs="Times New Roman"/>
-                <w:b w:val="0"/>
-                <w:bCs w:val="0"/>
-                <w:color w:val="000000"/>
-                <w:sz w:val="20"/>
-                <w:szCs w:val="20"/>
-                <w:lang w:val="en-US"/>
-              </w:rPr>
-            </w:pPr>
-            <w:r>
-              <w:rPr>
-                <w:rFonts w:cs="Times New Roman"/>
-                <w:b w:val="0"/>
-                <w:bCs w:val="0"/>
-                <w:color w:val="000000"/>
-                <w:sz w:val="20"/>
-                <w:szCs w:val="20"/>
-                <w:lang w:val="en-US"/>
-              </w:rPr>
-              <w:t xml:space="preserve">            // Движение к игроку</w:t>
-            </w:r>
-          </w:p>
-          <w:p>
-            <w:pPr>
-              <w:pStyle w:val="a9"/>
-              <w:jc w:val="left"/>
-              <w:rPr>
-                <w:rFonts w:cs="Times New Roman"/>
-                <w:b w:val="0"/>
-                <w:bCs w:val="0"/>
-                <w:color w:val="000000"/>
-                <w:sz w:val="20"/>
-                <w:szCs w:val="20"/>
-                <w:lang w:val="en-US"/>
-              </w:rPr>
-            </w:pPr>
-            <w:r>
-              <w:rPr>
-                <w:rFonts w:cs="Times New Roman"/>
-                <w:b w:val="0"/>
-                <w:bCs w:val="0"/>
-                <w:color w:val="000000"/>
-                <w:sz w:val="20"/>
-                <w:szCs w:val="20"/>
-                <w:lang w:val="en-US"/>
-              </w:rPr>
-              <w:t xml:space="preserve">            Vector3 direction = (player.position - transform.position).normalized;</w:t>
-            </w:r>
-          </w:p>
-          <w:p>
-            <w:pPr>
-              <w:pStyle w:val="a9"/>
-              <w:jc w:val="left"/>
-              <w:rPr>
-                <w:rFonts w:cs="Times New Roman"/>
-                <w:b w:val="0"/>
-                <w:bCs w:val="0"/>
-                <w:color w:val="000000"/>
-                <w:sz w:val="20"/>
-                <w:szCs w:val="20"/>
-              </w:rPr>
-            </w:pPr>
-            <w:r>
-              <w:rPr>
-                <w:rFonts w:cs="Times New Roman"/>
-                <w:b w:val="0"/>
-                <w:bCs w:val="0"/>
-                <w:color w:val="000000"/>
-                <w:sz w:val="20"/>
-                <w:szCs w:val="20"/>
-                <w:lang w:val="en-US"/>
-              </w:rPr>
-              <w:t xml:space="preserve">            direction</w:t>
-            </w:r>
-            <w:r>
-              <w:rPr>
-                <w:rFonts w:cs="Times New Roman"/>
-                <w:b w:val="0"/>
-                <w:bCs w:val="0"/>
-                <w:color w:val="000000"/>
-                <w:sz w:val="20"/>
-                <w:szCs w:val="20"/>
-              </w:rPr>
-              <w:t>.</w:t>
-            </w:r>
-            <w:r>
-              <w:rPr>
-                <w:rFonts w:cs="Times New Roman"/>
-                <w:b w:val="0"/>
-                <w:bCs w:val="0"/>
-                <w:color w:val="000000"/>
-                <w:sz w:val="20"/>
-                <w:szCs w:val="20"/>
-                <w:lang w:val="en-US"/>
-              </w:rPr>
-              <w:t>y</w:t>
-            </w:r>
-            <w:r>
-              <w:rPr>
-                <w:rFonts w:cs="Times New Roman"/>
-                <w:b w:val="0"/>
-                <w:bCs w:val="0"/>
-                <w:color w:val="000000"/>
-                <w:sz w:val="20"/>
-                <w:szCs w:val="20"/>
-              </w:rPr>
-              <w:t xml:space="preserve"> = 0; // Не двигаемся по вертикали</w:t>
-            </w:r>
-          </w:p>
-          <w:p>
-            <w:pPr>
-              <w:pStyle w:val="a9"/>
-              <w:jc w:val="left"/>
-              <w:rPr>
-                <w:rFonts w:cs="Times New Roman"/>
-                <w:b w:val="0"/>
-                <w:bCs w:val="0"/>
-                <w:color w:val="000000"/>
-                <w:sz w:val="20"/>
-                <w:szCs w:val="20"/>
-              </w:rPr>
-            </w:pPr>
-          </w:p>
-          <w:p>
-            <w:pPr>
-              <w:pStyle w:val="a9"/>
-              <w:jc w:val="left"/>
-              <w:rPr>
-                <w:rFonts w:cs="Times New Roman"/>
-                <w:b w:val="0"/>
-                <w:bCs w:val="0"/>
-                <w:color w:val="000000"/>
-                <w:sz w:val="20"/>
-                <w:szCs w:val="20"/>
-                <w:lang w:val="en-US"/>
-              </w:rPr>
-            </w:pPr>
-            <w:r>
-              <w:rPr>
-                <w:rFonts w:cs="Times New Roman"/>
-                <w:b w:val="0"/>
-                <w:bCs w:val="0"/>
-                <w:color w:val="000000"/>
-                <w:sz w:val="20"/>
-                <w:szCs w:val="20"/>
-              </w:rPr>
               <w:t xml:space="preserve">            </w:t>
             </w:r>
             <w:r>
@@ -5473,18 +5549,18 @@
               <w:pStyle w:val="a9"/>
               <w:jc w:val="left"/>
               <w:rPr>
-                <w:rFonts w:ascii="Liberation Mono" w:hAnsi="Liberation Mono"/>
-                <w:b w:val="0"/>
-                <w:bCs w:val="0"/>
-                <w:color w:val="000000"/>
-                <w:sz w:val="20"/>
-                <w:szCs w:val="20"/>
-                <w:lang w:val="en-US"/>
-              </w:rPr>
-            </w:pPr>
-            <w:r>
-              <w:rPr>
-                <w:rFonts w:ascii="Liberation Mono" w:hAnsi="Liberation Mono"/>
+                <w:rFonts w:cs="Times New Roman"/>
+                <w:b w:val="0"/>
+                <w:bCs w:val="0"/>
+                <w:color w:val="000000"/>
+                <w:sz w:val="20"/>
+                <w:szCs w:val="20"/>
+                <w:lang w:val="en-US"/>
+              </w:rPr>
+            </w:pPr>
+            <w:r>
+              <w:rPr>
+                <w:rFonts w:cs="Times New Roman"/>
                 <w:b w:val="0"/>
                 <w:bCs w:val="0"/>
                 <w:color w:val="000000"/>
@@ -5500,33 +5576,33 @@
               <w:pStyle w:val="a9"/>
               <w:jc w:val="left"/>
               <w:rPr>
-                <w:rFonts w:ascii="Liberation Mono" w:hAnsi="Liberation Mono"/>
-                <w:b w:val="0"/>
-                <w:bCs w:val="0"/>
-                <w:color w:val="000000"/>
-                <w:sz w:val="20"/>
-                <w:szCs w:val="20"/>
-                <w:lang w:val="en-US"/>
-              </w:rPr>
-            </w:pPr>
-          </w:p>
-          <w:p>
-            <w:pPr>
-              <w:pStyle w:val="a9"/>
-              <w:jc w:val="left"/>
-              <w:rPr>
-                <w:rFonts w:ascii="Liberation Mono" w:hAnsi="Liberation Mono"/>
-                <w:b w:val="0"/>
-                <w:bCs w:val="0"/>
-                <w:color w:val="000000"/>
-                <w:sz w:val="20"/>
-                <w:szCs w:val="20"/>
-                <w:lang w:val="en-US"/>
-              </w:rPr>
-            </w:pPr>
-            <w:r>
-              <w:rPr>
-                <w:rFonts w:ascii="Liberation Mono" w:hAnsi="Liberation Mono"/>
+                <w:rFonts w:cs="Times New Roman"/>
+                <w:b w:val="0"/>
+                <w:bCs w:val="0"/>
+                <w:color w:val="000000"/>
+                <w:sz w:val="20"/>
+                <w:szCs w:val="20"/>
+                <w:lang w:val="en-US"/>
+              </w:rPr>
+            </w:pPr>
+          </w:p>
+          <w:p>
+            <w:pPr>
+              <w:pStyle w:val="a9"/>
+              <w:jc w:val="left"/>
+              <w:rPr>
+                <w:rFonts w:cs="Times New Roman"/>
+                <w:b w:val="0"/>
+                <w:bCs w:val="0"/>
+                <w:color w:val="000000"/>
+                <w:sz w:val="20"/>
+                <w:szCs w:val="20"/>
+                <w:lang w:val="en-US"/>
+              </w:rPr>
+            </w:pPr>
+            <w:r>
+              <w:rPr>
+                <w:rFonts w:cs="Times New Roman"/>
                 <w:b w:val="0"/>
                 <w:bCs w:val="0"/>
                 <w:color w:val="000000"/>
@@ -5542,18 +5618,18 @@
               <w:pStyle w:val="a9"/>
               <w:jc w:val="left"/>
               <w:rPr>
-                <w:rFonts w:ascii="Liberation Mono" w:hAnsi="Liberation Mono"/>
-                <w:b w:val="0"/>
-                <w:bCs w:val="0"/>
-                <w:color w:val="000000"/>
-                <w:sz w:val="20"/>
-                <w:szCs w:val="20"/>
-                <w:lang w:val="en-US"/>
-              </w:rPr>
-            </w:pPr>
-            <w:r>
-              <w:rPr>
-                <w:rFonts w:ascii="Liberation Mono" w:hAnsi="Liberation Mono"/>
+                <w:rFonts w:cs="Times New Roman"/>
+                <w:b w:val="0"/>
+                <w:bCs w:val="0"/>
+                <w:color w:val="000000"/>
+                <w:sz w:val="20"/>
+                <w:szCs w:val="20"/>
+                <w:lang w:val="en-US"/>
+              </w:rPr>
+            </w:pPr>
+            <w:r>
+              <w:rPr>
+                <w:rFonts w:cs="Times New Roman"/>
                 <w:b w:val="0"/>
                 <w:bCs w:val="0"/>
                 <w:color w:val="000000"/>
@@ -5569,18 +5645,18 @@
               <w:pStyle w:val="a9"/>
               <w:jc w:val="left"/>
               <w:rPr>
-                <w:rFonts w:ascii="Liberation Mono" w:hAnsi="Liberation Mono"/>
-                <w:b w:val="0"/>
-                <w:bCs w:val="0"/>
-                <w:color w:val="000000"/>
-                <w:sz w:val="20"/>
-                <w:szCs w:val="20"/>
-                <w:lang w:val="en-US"/>
-              </w:rPr>
-            </w:pPr>
-            <w:r>
-              <w:rPr>
-                <w:rFonts w:ascii="Liberation Mono" w:hAnsi="Liberation Mono"/>
+                <w:rFonts w:cs="Times New Roman"/>
+                <w:b w:val="0"/>
+                <w:bCs w:val="0"/>
+                <w:color w:val="000000"/>
+                <w:sz w:val="20"/>
+                <w:szCs w:val="20"/>
+                <w:lang w:val="en-US"/>
+              </w:rPr>
+            </w:pPr>
+            <w:r>
+              <w:rPr>
+                <w:rFonts w:cs="Times New Roman"/>
                 <w:b w:val="0"/>
                 <w:bCs w:val="0"/>
                 <w:color w:val="000000"/>
@@ -5596,18 +5672,18 @@
               <w:pStyle w:val="a9"/>
               <w:jc w:val="left"/>
               <w:rPr>
-                <w:rFonts w:ascii="Liberation Mono" w:hAnsi="Liberation Mono"/>
-                <w:b w:val="0"/>
-                <w:bCs w:val="0"/>
-                <w:color w:val="000000"/>
-                <w:sz w:val="20"/>
-                <w:szCs w:val="20"/>
-                <w:lang w:val="en-US"/>
-              </w:rPr>
-            </w:pPr>
-            <w:r>
-              <w:rPr>
-                <w:rFonts w:ascii="Liberation Mono" w:hAnsi="Liberation Mono"/>
+                <w:rFonts w:cs="Times New Roman"/>
+                <w:b w:val="0"/>
+                <w:bCs w:val="0"/>
+                <w:color w:val="000000"/>
+                <w:sz w:val="20"/>
+                <w:szCs w:val="20"/>
+                <w:lang w:val="en-US"/>
+              </w:rPr>
+            </w:pPr>
+            <w:r>
+              <w:rPr>
+                <w:rFonts w:cs="Times New Roman"/>
                 <w:b w:val="0"/>
                 <w:bCs w:val="0"/>
                 <w:color w:val="000000"/>
@@ -5623,18 +5699,18 @@
               <w:pStyle w:val="a9"/>
               <w:jc w:val="left"/>
               <w:rPr>
-                <w:rFonts w:ascii="Liberation Mono" w:hAnsi="Liberation Mono"/>
-                <w:b w:val="0"/>
-                <w:bCs w:val="0"/>
-                <w:color w:val="000000"/>
-                <w:sz w:val="20"/>
-                <w:szCs w:val="20"/>
-                <w:lang w:val="en-US"/>
-              </w:rPr>
-            </w:pPr>
-            <w:r>
-              <w:rPr>
-                <w:rFonts w:ascii="Liberation Mono" w:hAnsi="Liberation Mono"/>
+                <w:rFonts w:cs="Times New Roman"/>
+                <w:b w:val="0"/>
+                <w:bCs w:val="0"/>
+                <w:color w:val="000000"/>
+                <w:sz w:val="20"/>
+                <w:szCs w:val="20"/>
+                <w:lang w:val="en-US"/>
+              </w:rPr>
+            </w:pPr>
+            <w:r>
+              <w:rPr>
+                <w:rFonts w:cs="Times New Roman"/>
                 <w:b w:val="0"/>
                 <w:bCs w:val="0"/>
                 <w:color w:val="000000"/>
@@ -5650,18 +5726,18 @@
               <w:pStyle w:val="a9"/>
               <w:jc w:val="left"/>
               <w:rPr>
-                <w:rFonts w:ascii="Liberation Mono" w:hAnsi="Liberation Mono"/>
-                <w:b w:val="0"/>
-                <w:bCs w:val="0"/>
-                <w:color w:val="000000"/>
-                <w:sz w:val="20"/>
-                <w:szCs w:val="20"/>
-                <w:lang w:val="en-US"/>
-              </w:rPr>
-            </w:pPr>
-            <w:r>
-              <w:rPr>
-                <w:rFonts w:ascii="Liberation Mono" w:hAnsi="Liberation Mono"/>
+                <w:rFonts w:cs="Times New Roman"/>
+                <w:b w:val="0"/>
+                <w:bCs w:val="0"/>
+                <w:color w:val="000000"/>
+                <w:sz w:val="20"/>
+                <w:szCs w:val="20"/>
+                <w:lang w:val="en-US"/>
+              </w:rPr>
+            </w:pPr>
+            <w:r>
+              <w:rPr>
+                <w:rFonts w:cs="Times New Roman"/>
                 <w:b w:val="0"/>
                 <w:bCs w:val="0"/>
                 <w:color w:val="000000"/>
@@ -5677,18 +5753,18 @@
               <w:pStyle w:val="a9"/>
               <w:jc w:val="left"/>
               <w:rPr>
-                <w:rFonts w:ascii="Liberation Mono" w:hAnsi="Liberation Mono"/>
-                <w:b w:val="0"/>
-                <w:bCs w:val="0"/>
-                <w:color w:val="000000"/>
-                <w:sz w:val="20"/>
-                <w:szCs w:val="20"/>
-                <w:lang w:val="en-US"/>
-              </w:rPr>
-            </w:pPr>
-            <w:r>
-              <w:rPr>
-                <w:rFonts w:ascii="Liberation Mono" w:hAnsi="Liberation Mono"/>
+                <w:rFonts w:cs="Times New Roman"/>
+                <w:b w:val="0"/>
+                <w:bCs w:val="0"/>
+                <w:color w:val="000000"/>
+                <w:sz w:val="20"/>
+                <w:szCs w:val="20"/>
+                <w:lang w:val="en-US"/>
+              </w:rPr>
+            </w:pPr>
+            <w:r>
+              <w:rPr>
+                <w:rFonts w:cs="Times New Roman"/>
                 <w:b w:val="0"/>
                 <w:bCs w:val="0"/>
                 <w:color w:val="000000"/>
@@ -5704,18 +5780,18 @@
               <w:pStyle w:val="a9"/>
               <w:jc w:val="left"/>
               <w:rPr>
-                <w:rFonts w:ascii="Liberation Mono" w:hAnsi="Liberation Mono"/>
-                <w:b w:val="0"/>
-                <w:bCs w:val="0"/>
-                <w:color w:val="000000"/>
-                <w:sz w:val="20"/>
-                <w:szCs w:val="20"/>
-                <w:lang w:val="en-US"/>
-              </w:rPr>
-            </w:pPr>
-            <w:r>
-              <w:rPr>
-                <w:rFonts w:ascii="Liberation Mono" w:hAnsi="Liberation Mono"/>
+                <w:rFonts w:cs="Times New Roman"/>
+                <w:b w:val="0"/>
+                <w:bCs w:val="0"/>
+                <w:color w:val="000000"/>
+                <w:sz w:val="20"/>
+                <w:szCs w:val="20"/>
+                <w:lang w:val="en-US"/>
+              </w:rPr>
+            </w:pPr>
+            <w:r>
+              <w:rPr>
+                <w:rFonts w:cs="Times New Roman"/>
                 <w:b w:val="0"/>
                 <w:bCs w:val="0"/>
                 <w:color w:val="000000"/>
@@ -5731,18 +5807,18 @@
               <w:pStyle w:val="a9"/>
               <w:jc w:val="left"/>
               <w:rPr>
-                <w:rFonts w:ascii="Liberation Mono" w:hAnsi="Liberation Mono"/>
-                <w:b w:val="0"/>
-                <w:bCs w:val="0"/>
-                <w:color w:val="000000"/>
-                <w:sz w:val="20"/>
-                <w:szCs w:val="20"/>
-                <w:lang w:val="en-US"/>
-              </w:rPr>
-            </w:pPr>
-            <w:r>
-              <w:rPr>
-                <w:rFonts w:ascii="Liberation Mono" w:hAnsi="Liberation Mono"/>
+                <w:rFonts w:cs="Times New Roman"/>
+                <w:b w:val="0"/>
+                <w:bCs w:val="0"/>
+                <w:color w:val="000000"/>
+                <w:sz w:val="20"/>
+                <w:szCs w:val="20"/>
+                <w:lang w:val="en-US"/>
+              </w:rPr>
+            </w:pPr>
+            <w:r>
+              <w:rPr>
+                <w:rFonts w:cs="Times New Roman"/>
                 <w:b w:val="0"/>
                 <w:bCs w:val="0"/>
                 <w:color w:val="000000"/>
@@ -5758,18 +5834,18 @@
               <w:pStyle w:val="a9"/>
               <w:jc w:val="left"/>
               <w:rPr>
-                <w:rFonts w:ascii="Liberation Mono" w:hAnsi="Liberation Mono"/>
-                <w:b w:val="0"/>
-                <w:bCs w:val="0"/>
-                <w:color w:val="000000"/>
-                <w:sz w:val="20"/>
-                <w:szCs w:val="20"/>
-                <w:lang w:val="en-US"/>
-              </w:rPr>
-            </w:pPr>
-            <w:r>
-              <w:rPr>
-                <w:rFonts w:ascii="Liberation Mono" w:hAnsi="Liberation Mono"/>
+                <w:rFonts w:cs="Times New Roman"/>
+                <w:b w:val="0"/>
+                <w:bCs w:val="0"/>
+                <w:color w:val="000000"/>
+                <w:sz w:val="20"/>
+                <w:szCs w:val="20"/>
+                <w:lang w:val="en-US"/>
+              </w:rPr>
+            </w:pPr>
+            <w:r>
+              <w:rPr>
+                <w:rFonts w:cs="Times New Roman"/>
                 <w:b w:val="0"/>
                 <w:bCs w:val="0"/>
                 <w:color w:val="000000"/>
@@ -5785,18 +5861,18 @@
               <w:pStyle w:val="a9"/>
               <w:jc w:val="left"/>
               <w:rPr>
-                <w:rFonts w:ascii="Liberation Mono" w:hAnsi="Liberation Mono"/>
-                <w:b w:val="0"/>
-                <w:bCs w:val="0"/>
-                <w:color w:val="000000"/>
-                <w:sz w:val="20"/>
-                <w:szCs w:val="20"/>
-                <w:lang w:val="en-US"/>
-              </w:rPr>
-            </w:pPr>
-            <w:r>
-              <w:rPr>
-                <w:rFonts w:ascii="Liberation Mono" w:hAnsi="Liberation Mono"/>
+                <w:rFonts w:cs="Times New Roman"/>
+                <w:b w:val="0"/>
+                <w:bCs w:val="0"/>
+                <w:color w:val="000000"/>
+                <w:sz w:val="20"/>
+                <w:szCs w:val="20"/>
+                <w:lang w:val="en-US"/>
+              </w:rPr>
+            </w:pPr>
+            <w:r>
+              <w:rPr>
+                <w:rFonts w:cs="Times New Roman"/>
                 <w:b w:val="0"/>
                 <w:bCs w:val="0"/>
                 <w:color w:val="000000"/>
@@ -5812,18 +5888,18 @@
               <w:pStyle w:val="a9"/>
               <w:jc w:val="left"/>
               <w:rPr>
-                <w:rFonts w:ascii="Liberation Mono" w:hAnsi="Liberation Mono"/>
-                <w:b w:val="0"/>
-                <w:bCs w:val="0"/>
-                <w:color w:val="000000"/>
-                <w:sz w:val="20"/>
-                <w:szCs w:val="20"/>
-                <w:lang w:val="en-US"/>
-              </w:rPr>
-            </w:pPr>
-            <w:r>
-              <w:rPr>
-                <w:rFonts w:ascii="Liberation Mono" w:hAnsi="Liberation Mono"/>
+                <w:rFonts w:cs="Times New Roman"/>
+                <w:b w:val="0"/>
+                <w:bCs w:val="0"/>
+                <w:color w:val="000000"/>
+                <w:sz w:val="20"/>
+                <w:szCs w:val="20"/>
+                <w:lang w:val="en-US"/>
+              </w:rPr>
+            </w:pPr>
+            <w:r>
+              <w:rPr>
+                <w:rFonts w:cs="Times New Roman"/>
                 <w:b w:val="0"/>
                 <w:bCs w:val="0"/>
                 <w:color w:val="000000"/>
@@ -5839,18 +5915,18 @@
               <w:pStyle w:val="a9"/>
               <w:jc w:val="left"/>
               <w:rPr>
-                <w:rFonts w:ascii="Liberation Mono" w:hAnsi="Liberation Mono"/>
-                <w:b w:val="0"/>
-                <w:bCs w:val="0"/>
-                <w:color w:val="000000"/>
-                <w:sz w:val="20"/>
-                <w:szCs w:val="20"/>
-                <w:lang w:val="en-US"/>
-              </w:rPr>
-            </w:pPr>
-            <w:r>
-              <w:rPr>
-                <w:rFonts w:ascii="Liberation Mono" w:hAnsi="Liberation Mono"/>
+                <w:rFonts w:cs="Times New Roman"/>
+                <w:b w:val="0"/>
+                <w:bCs w:val="0"/>
+                <w:color w:val="000000"/>
+                <w:sz w:val="20"/>
+                <w:szCs w:val="20"/>
+                <w:lang w:val="en-US"/>
+              </w:rPr>
+            </w:pPr>
+            <w:r>
+              <w:rPr>
+                <w:rFonts w:cs="Times New Roman"/>
                 <w:b w:val="0"/>
                 <w:bCs w:val="0"/>
                 <w:color w:val="000000"/>
@@ -5866,18 +5942,18 @@
               <w:pStyle w:val="a9"/>
               <w:jc w:val="left"/>
               <w:rPr>
-                <w:rFonts w:ascii="Liberation Mono" w:hAnsi="Liberation Mono"/>
-                <w:b w:val="0"/>
-                <w:bCs w:val="0"/>
-                <w:color w:val="000000"/>
-                <w:sz w:val="20"/>
-                <w:szCs w:val="20"/>
-                <w:lang w:val="en-US"/>
-              </w:rPr>
-            </w:pPr>
-            <w:r>
-              <w:rPr>
-                <w:rFonts w:ascii="Liberation Mono" w:hAnsi="Liberation Mono"/>
+                <w:rFonts w:cs="Times New Roman"/>
+                <w:b w:val="0"/>
+                <w:bCs w:val="0"/>
+                <w:color w:val="000000"/>
+                <w:sz w:val="20"/>
+                <w:szCs w:val="20"/>
+                <w:lang w:val="en-US"/>
+              </w:rPr>
+            </w:pPr>
+            <w:r>
+              <w:rPr>
+                <w:rFonts w:cs="Times New Roman"/>
                 <w:b w:val="0"/>
                 <w:bCs w:val="0"/>
                 <w:color w:val="000000"/>
@@ -5893,33 +5969,33 @@
               <w:pStyle w:val="a9"/>
               <w:jc w:val="left"/>
               <w:rPr>
-                <w:rFonts w:ascii="Liberation Mono" w:hAnsi="Liberation Mono"/>
-                <w:b w:val="0"/>
-                <w:bCs w:val="0"/>
-                <w:color w:val="000000"/>
-                <w:sz w:val="20"/>
-                <w:szCs w:val="20"/>
-                <w:lang w:val="en-US"/>
-              </w:rPr>
-            </w:pPr>
-          </w:p>
-          <w:p>
-            <w:pPr>
-              <w:pStyle w:val="a9"/>
-              <w:jc w:val="left"/>
-              <w:rPr>
-                <w:rFonts w:ascii="Liberation Mono" w:hAnsi="Liberation Mono"/>
-                <w:b w:val="0"/>
-                <w:bCs w:val="0"/>
-                <w:color w:val="000000"/>
-                <w:sz w:val="20"/>
-                <w:szCs w:val="20"/>
-                <w:lang w:val="en-US"/>
-              </w:rPr>
-            </w:pPr>
-            <w:r>
-              <w:rPr>
-                <w:rFonts w:ascii="Liberation Mono" w:hAnsi="Liberation Mono"/>
+                <w:rFonts w:cs="Times New Roman"/>
+                <w:b w:val="0"/>
+                <w:bCs w:val="0"/>
+                <w:color w:val="000000"/>
+                <w:sz w:val="20"/>
+                <w:szCs w:val="20"/>
+                <w:lang w:val="en-US"/>
+              </w:rPr>
+            </w:pPr>
+          </w:p>
+          <w:p>
+            <w:pPr>
+              <w:pStyle w:val="a9"/>
+              <w:jc w:val="left"/>
+              <w:rPr>
+                <w:rFonts w:cs="Times New Roman"/>
+                <w:b w:val="0"/>
+                <w:bCs w:val="0"/>
+                <w:color w:val="000000"/>
+                <w:sz w:val="20"/>
+                <w:szCs w:val="20"/>
+                <w:lang w:val="en-US"/>
+              </w:rPr>
+            </w:pPr>
+            <w:r>
+              <w:rPr>
+                <w:rFonts w:cs="Times New Roman"/>
                 <w:b w:val="0"/>
                 <w:bCs w:val="0"/>
                 <w:color w:val="000000"/>
@@ -5935,18 +6011,18 @@
               <w:pStyle w:val="a9"/>
               <w:jc w:val="left"/>
               <w:rPr>
-                <w:rFonts w:ascii="Liberation Mono" w:hAnsi="Liberation Mono"/>
-                <w:b w:val="0"/>
-                <w:bCs w:val="0"/>
-                <w:color w:val="000000"/>
-                <w:sz w:val="20"/>
-                <w:szCs w:val="20"/>
-                <w:lang w:val="en-US"/>
-              </w:rPr>
-            </w:pPr>
-            <w:r>
-              <w:rPr>
-                <w:rFonts w:ascii="Liberation Mono" w:hAnsi="Liberation Mono"/>
+                <w:rFonts w:cs="Times New Roman"/>
+                <w:b w:val="0"/>
+                <w:bCs w:val="0"/>
+                <w:color w:val="000000"/>
+                <w:sz w:val="20"/>
+                <w:szCs w:val="20"/>
+                <w:lang w:val="en-US"/>
+              </w:rPr>
+            </w:pPr>
+            <w:r>
+              <w:rPr>
+                <w:rFonts w:cs="Times New Roman"/>
                 <w:b w:val="0"/>
                 <w:bCs w:val="0"/>
                 <w:color w:val="000000"/>
@@ -5962,18 +6038,18 @@
               <w:pStyle w:val="a9"/>
               <w:jc w:val="left"/>
               <w:rPr>
-                <w:rFonts w:ascii="Liberation Mono" w:hAnsi="Liberation Mono"/>
-                <w:b w:val="0"/>
-                <w:bCs w:val="0"/>
-                <w:color w:val="000000"/>
-                <w:sz w:val="20"/>
-                <w:szCs w:val="20"/>
-                <w:lang w:val="en-US"/>
-              </w:rPr>
-            </w:pPr>
-            <w:r>
-              <w:rPr>
-                <w:rFonts w:ascii="Liberation Mono" w:hAnsi="Liberation Mono"/>
+                <w:rFonts w:cs="Times New Roman"/>
+                <w:b w:val="0"/>
+                <w:bCs w:val="0"/>
+                <w:color w:val="000000"/>
+                <w:sz w:val="20"/>
+                <w:szCs w:val="20"/>
+                <w:lang w:val="en-US"/>
+              </w:rPr>
+            </w:pPr>
+            <w:r>
+              <w:rPr>
+                <w:rFonts w:cs="Times New Roman"/>
                 <w:b w:val="0"/>
                 <w:bCs w:val="0"/>
                 <w:color w:val="000000"/>
@@ -5989,18 +6065,18 @@
               <w:pStyle w:val="a9"/>
               <w:jc w:val="left"/>
               <w:rPr>
-                <w:rFonts w:ascii="Liberation Mono" w:hAnsi="Liberation Mono"/>
-                <w:b w:val="0"/>
-                <w:bCs w:val="0"/>
-                <w:color w:val="000000"/>
-                <w:sz w:val="20"/>
-                <w:szCs w:val="20"/>
-                <w:lang w:val="en-US"/>
-              </w:rPr>
-            </w:pPr>
-            <w:r>
-              <w:rPr>
-                <w:rFonts w:ascii="Liberation Mono" w:hAnsi="Liberation Mono"/>
+                <w:rFonts w:cs="Times New Roman"/>
+                <w:b w:val="0"/>
+                <w:bCs w:val="0"/>
+                <w:color w:val="000000"/>
+                <w:sz w:val="20"/>
+                <w:szCs w:val="20"/>
+                <w:lang w:val="en-US"/>
+              </w:rPr>
+            </w:pPr>
+            <w:r>
+              <w:rPr>
+                <w:rFonts w:cs="Times New Roman"/>
                 <w:b w:val="0"/>
                 <w:bCs w:val="0"/>
                 <w:color w:val="000000"/>
@@ -6016,33 +6092,33 @@
               <w:pStyle w:val="a9"/>
               <w:jc w:val="left"/>
               <w:rPr>
-                <w:rFonts w:ascii="Liberation Mono" w:hAnsi="Liberation Mono"/>
-                <w:b w:val="0"/>
-                <w:bCs w:val="0"/>
-                <w:color w:val="000000"/>
-                <w:sz w:val="20"/>
-                <w:szCs w:val="20"/>
-                <w:lang w:val="en-US"/>
-              </w:rPr>
-            </w:pPr>
-          </w:p>
-          <w:p>
-            <w:pPr>
-              <w:pStyle w:val="a9"/>
-              <w:jc w:val="left"/>
-              <w:rPr>
-                <w:rFonts w:ascii="Liberation Mono" w:hAnsi="Liberation Mono"/>
-                <w:b w:val="0"/>
-                <w:bCs w:val="0"/>
-                <w:color w:val="000000"/>
-                <w:sz w:val="20"/>
-                <w:szCs w:val="20"/>
-                <w:lang w:val="en-US"/>
-              </w:rPr>
-            </w:pPr>
-            <w:r>
-              <w:rPr>
-                <w:rFonts w:ascii="Liberation Mono" w:hAnsi="Liberation Mono"/>
+                <w:rFonts w:cs="Times New Roman"/>
+                <w:b w:val="0"/>
+                <w:bCs w:val="0"/>
+                <w:color w:val="000000"/>
+                <w:sz w:val="20"/>
+                <w:szCs w:val="20"/>
+                <w:lang w:val="en-US"/>
+              </w:rPr>
+            </w:pPr>
+          </w:p>
+          <w:p>
+            <w:pPr>
+              <w:pStyle w:val="a9"/>
+              <w:jc w:val="left"/>
+              <w:rPr>
+                <w:rFonts w:cs="Times New Roman"/>
+                <w:b w:val="0"/>
+                <w:bCs w:val="0"/>
+                <w:color w:val="000000"/>
+                <w:sz w:val="20"/>
+                <w:szCs w:val="20"/>
+                <w:lang w:val="en-US"/>
+              </w:rPr>
+            </w:pPr>
+            <w:r>
+              <w:rPr>
+                <w:rFonts w:cs="Times New Roman"/>
                 <w:b w:val="0"/>
                 <w:bCs w:val="0"/>
                 <w:color w:val="000000"/>
@@ -6054,7 +6130,7 @@
             </w:r>
             <w:r>
               <w:rPr>
-                <w:rFonts w:ascii="Liberation Mono" w:hAnsi="Liberation Mono"/>
+                <w:rFonts w:cs="Times New Roman"/>
                 <w:b w:val="0"/>
                 <w:bCs w:val="0"/>
                 <w:color w:val="000000"/>
@@ -6065,7 +6141,7 @@
             </w:r>
             <w:r>
               <w:rPr>
-                <w:rFonts w:ascii="Liberation Mono" w:hAnsi="Liberation Mono"/>
+                <w:rFonts w:cs="Times New Roman"/>
                 <w:b w:val="0"/>
                 <w:bCs w:val="0"/>
                 <w:color w:val="000000"/>
@@ -6077,7 +6153,7 @@
             </w:r>
             <w:r>
               <w:rPr>
-                <w:rFonts w:ascii="Liberation Mono" w:hAnsi="Liberation Mono"/>
+                <w:rFonts w:cs="Times New Roman"/>
                 <w:b w:val="0"/>
                 <w:bCs w:val="0"/>
                 <w:color w:val="000000"/>
@@ -6088,7 +6164,7 @@
             </w:r>
             <w:r>
               <w:rPr>
-                <w:rFonts w:ascii="Liberation Mono" w:hAnsi="Liberation Mono"/>
+                <w:rFonts w:cs="Times New Roman"/>
                 <w:b w:val="0"/>
                 <w:bCs w:val="0"/>
                 <w:color w:val="000000"/>
@@ -6100,7 +6176,7 @@
             </w:r>
             <w:r>
               <w:rPr>
-                <w:rFonts w:ascii="Liberation Mono" w:hAnsi="Liberation Mono"/>
+                <w:rFonts w:cs="Times New Roman"/>
                 <w:b w:val="0"/>
                 <w:bCs w:val="0"/>
                 <w:color w:val="000000"/>
@@ -6111,7 +6187,7 @@
             </w:r>
             <w:r>
               <w:rPr>
-                <w:rFonts w:ascii="Liberation Mono" w:hAnsi="Liberation Mono"/>
+                <w:rFonts w:cs="Times New Roman"/>
                 <w:b w:val="0"/>
                 <w:bCs w:val="0"/>
                 <w:color w:val="000000"/>
@@ -6123,7 +6199,7 @@
             </w:r>
             <w:r>
               <w:rPr>
-                <w:rFonts w:ascii="Liberation Mono" w:hAnsi="Liberation Mono"/>
+                <w:rFonts w:cs="Times New Roman"/>
                 <w:b w:val="0"/>
                 <w:bCs w:val="0"/>
                 <w:color w:val="000000"/>
@@ -6138,33 +6214,33 @@
               <w:pStyle w:val="a9"/>
               <w:jc w:val="left"/>
               <w:rPr>
-                <w:rFonts w:ascii="Liberation Mono" w:hAnsi="Liberation Mono"/>
-                <w:b w:val="0"/>
-                <w:bCs w:val="0"/>
-                <w:color w:val="000000"/>
-                <w:sz w:val="20"/>
-                <w:szCs w:val="20"/>
-                <w:lang w:val="en-US"/>
-              </w:rPr>
-            </w:pPr>
-          </w:p>
-          <w:p>
-            <w:pPr>
-              <w:pStyle w:val="a9"/>
-              <w:jc w:val="left"/>
-              <w:rPr>
-                <w:rFonts w:ascii="Liberation Mono" w:hAnsi="Liberation Mono"/>
-                <w:b w:val="0"/>
-                <w:bCs w:val="0"/>
-                <w:color w:val="000000"/>
-                <w:sz w:val="20"/>
-                <w:szCs w:val="20"/>
-                <w:lang w:val="en-US"/>
-              </w:rPr>
-            </w:pPr>
-            <w:r>
-              <w:rPr>
-                <w:rFonts w:ascii="Liberation Mono" w:hAnsi="Liberation Mono"/>
+                <w:rFonts w:cs="Times New Roman"/>
+                <w:b w:val="0"/>
+                <w:bCs w:val="0"/>
+                <w:color w:val="000000"/>
+                <w:sz w:val="20"/>
+                <w:szCs w:val="20"/>
+                <w:lang w:val="en-US"/>
+              </w:rPr>
+            </w:pPr>
+          </w:p>
+          <w:p>
+            <w:pPr>
+              <w:pStyle w:val="a9"/>
+              <w:jc w:val="left"/>
+              <w:rPr>
+                <w:rFonts w:cs="Times New Roman"/>
+                <w:b w:val="0"/>
+                <w:bCs w:val="0"/>
+                <w:color w:val="000000"/>
+                <w:sz w:val="20"/>
+                <w:szCs w:val="20"/>
+                <w:lang w:val="en-US"/>
+              </w:rPr>
+            </w:pPr>
+            <w:r>
+              <w:rPr>
+                <w:rFonts w:cs="Times New Roman"/>
                 <w:b w:val="0"/>
                 <w:bCs w:val="0"/>
                 <w:color w:val="000000"/>
@@ -6180,33 +6256,33 @@
               <w:pStyle w:val="a9"/>
               <w:jc w:val="left"/>
               <w:rPr>
-                <w:rFonts w:ascii="Liberation Mono" w:hAnsi="Liberation Mono"/>
-                <w:b w:val="0"/>
-                <w:bCs w:val="0"/>
-                <w:color w:val="000000"/>
-                <w:sz w:val="20"/>
-                <w:szCs w:val="20"/>
-                <w:lang w:val="en-US"/>
-              </w:rPr>
-            </w:pPr>
-          </w:p>
-          <w:p>
-            <w:pPr>
-              <w:pStyle w:val="a9"/>
-              <w:jc w:val="left"/>
-              <w:rPr>
-                <w:rFonts w:ascii="Liberation Mono" w:hAnsi="Liberation Mono"/>
-                <w:b w:val="0"/>
-                <w:bCs w:val="0"/>
-                <w:color w:val="000000"/>
-                <w:sz w:val="20"/>
-                <w:szCs w:val="20"/>
-                <w:lang w:val="en-US"/>
-              </w:rPr>
-            </w:pPr>
-            <w:r>
-              <w:rPr>
-                <w:rFonts w:ascii="Liberation Mono" w:hAnsi="Liberation Mono"/>
+                <w:rFonts w:cs="Times New Roman"/>
+                <w:b w:val="0"/>
+                <w:bCs w:val="0"/>
+                <w:color w:val="000000"/>
+                <w:sz w:val="20"/>
+                <w:szCs w:val="20"/>
+                <w:lang w:val="en-US"/>
+              </w:rPr>
+            </w:pPr>
+          </w:p>
+          <w:p>
+            <w:pPr>
+              <w:pStyle w:val="a9"/>
+              <w:jc w:val="left"/>
+              <w:rPr>
+                <w:rFonts w:cs="Times New Roman"/>
+                <w:b w:val="0"/>
+                <w:bCs w:val="0"/>
+                <w:color w:val="000000"/>
+                <w:sz w:val="20"/>
+                <w:szCs w:val="20"/>
+                <w:lang w:val="en-US"/>
+              </w:rPr>
+            </w:pPr>
+            <w:r>
+              <w:rPr>
+                <w:rFonts w:cs="Times New Roman"/>
                 <w:b w:val="0"/>
                 <w:bCs w:val="0"/>
                 <w:color w:val="000000"/>
@@ -6222,18 +6298,18 @@
               <w:pStyle w:val="a9"/>
               <w:jc w:val="left"/>
               <w:rPr>
-                <w:rFonts w:ascii="Liberation Mono" w:hAnsi="Liberation Mono"/>
-                <w:b w:val="0"/>
-                <w:bCs w:val="0"/>
-                <w:color w:val="000000"/>
-                <w:sz w:val="20"/>
-                <w:szCs w:val="20"/>
-                <w:lang w:val="en-US"/>
-              </w:rPr>
-            </w:pPr>
-            <w:r>
-              <w:rPr>
-                <w:rFonts w:ascii="Liberation Mono" w:hAnsi="Liberation Mono"/>
+                <w:rFonts w:cs="Times New Roman"/>
+                <w:b w:val="0"/>
+                <w:bCs w:val="0"/>
+                <w:color w:val="000000"/>
+                <w:sz w:val="20"/>
+                <w:szCs w:val="20"/>
+                <w:lang w:val="en-US"/>
+              </w:rPr>
+            </w:pPr>
+            <w:r>
+              <w:rPr>
+                <w:rFonts w:cs="Times New Roman"/>
                 <w:b w:val="0"/>
                 <w:bCs w:val="0"/>
                 <w:color w:val="000000"/>
@@ -6249,18 +6325,18 @@
               <w:pStyle w:val="a9"/>
               <w:jc w:val="left"/>
               <w:rPr>
-                <w:rFonts w:ascii="Liberation Mono" w:hAnsi="Liberation Mono"/>
-                <w:b w:val="0"/>
-                <w:bCs w:val="0"/>
-                <w:color w:val="000000"/>
-                <w:sz w:val="20"/>
-                <w:szCs w:val="20"/>
-                <w:lang w:val="en-US"/>
-              </w:rPr>
-            </w:pPr>
-            <w:r>
-              <w:rPr>
-                <w:rFonts w:ascii="Liberation Mono" w:hAnsi="Liberation Mono"/>
+                <w:rFonts w:cs="Times New Roman"/>
+                <w:b w:val="0"/>
+                <w:bCs w:val="0"/>
+                <w:color w:val="000000"/>
+                <w:sz w:val="20"/>
+                <w:szCs w:val="20"/>
+                <w:lang w:val="en-US"/>
+              </w:rPr>
+            </w:pPr>
+            <w:r>
+              <w:rPr>
+                <w:rFonts w:cs="Times New Roman"/>
                 <w:b w:val="0"/>
                 <w:bCs w:val="0"/>
                 <w:color w:val="000000"/>
@@ -6276,18 +6352,18 @@
               <w:pStyle w:val="a9"/>
               <w:jc w:val="left"/>
               <w:rPr>
-                <w:rFonts w:ascii="Liberation Mono" w:hAnsi="Liberation Mono"/>
-                <w:b w:val="0"/>
-                <w:bCs w:val="0"/>
-                <w:color w:val="000000"/>
-                <w:sz w:val="20"/>
-                <w:szCs w:val="20"/>
-                <w:lang w:val="en-US"/>
-              </w:rPr>
-            </w:pPr>
-            <w:r>
-              <w:rPr>
-                <w:rFonts w:ascii="Liberation Mono" w:hAnsi="Liberation Mono"/>
+                <w:rFonts w:cs="Times New Roman"/>
+                <w:b w:val="0"/>
+                <w:bCs w:val="0"/>
+                <w:color w:val="000000"/>
+                <w:sz w:val="20"/>
+                <w:szCs w:val="20"/>
+                <w:lang w:val="en-US"/>
+              </w:rPr>
+            </w:pPr>
+            <w:r>
+              <w:rPr>
+                <w:rFonts w:cs="Times New Roman"/>
                 <w:b w:val="0"/>
                 <w:bCs w:val="0"/>
                 <w:color w:val="000000"/>
@@ -6303,17 +6379,17 @@
               <w:pStyle w:val="a9"/>
               <w:jc w:val="left"/>
               <w:rPr>
-                <w:rFonts w:ascii="Liberation Mono" w:hAnsi="Liberation Mono"/>
-                <w:b w:val="0"/>
-                <w:bCs w:val="0"/>
-                <w:color w:val="000000"/>
-                <w:sz w:val="20"/>
-                <w:szCs w:val="20"/>
-              </w:rPr>
-            </w:pPr>
-            <w:r>
-              <w:rPr>
-                <w:rFonts w:ascii="Liberation Mono" w:hAnsi="Liberation Mono"/>
+                <w:rFonts w:cs="Times New Roman"/>
+                <w:b w:val="0"/>
+                <w:bCs w:val="0"/>
+                <w:color w:val="000000"/>
+                <w:sz w:val="20"/>
+                <w:szCs w:val="20"/>
+              </w:rPr>
+            </w:pPr>
+            <w:r>
+              <w:rPr>
+                <w:rFonts w:cs="Times New Roman"/>
                 <w:b w:val="0"/>
                 <w:bCs w:val="0"/>
                 <w:color w:val="000000"/>
@@ -6325,7 +6401,7 @@
             </w:r>
             <w:r>
               <w:rPr>
-                <w:rFonts w:ascii="Liberation Mono" w:hAnsi="Liberation Mono"/>
+                <w:rFonts w:cs="Times New Roman"/>
                 <w:b w:val="0"/>
                 <w:bCs w:val="0"/>
                 <w:color w:val="000000"/>
@@ -6340,17 +6416,17 @@
               <w:pStyle w:val="a9"/>
               <w:jc w:val="left"/>
               <w:rPr>
-                <w:rFonts w:ascii="Liberation Mono" w:hAnsi="Liberation Mono"/>
-                <w:b w:val="0"/>
-                <w:bCs w:val="0"/>
-                <w:color w:val="000000"/>
-                <w:sz w:val="20"/>
-                <w:szCs w:val="20"/>
-              </w:rPr>
-            </w:pPr>
-            <w:r>
-              <w:rPr>
-                <w:rFonts w:ascii="Liberation Mono" w:hAnsi="Liberation Mono"/>
+                <w:rFonts w:cs="Times New Roman"/>
+                <w:b w:val="0"/>
+                <w:bCs w:val="0"/>
+                <w:color w:val="000000"/>
+                <w:sz w:val="20"/>
+                <w:szCs w:val="20"/>
+              </w:rPr>
+            </w:pPr>
+            <w:r>
+              <w:rPr>
+                <w:rFonts w:cs="Times New Roman"/>
                 <w:b w:val="0"/>
                 <w:bCs w:val="0"/>
                 <w:color w:val="000000"/>
@@ -6365,7 +6441,7 @@
               <w:pStyle w:val="a9"/>
               <w:jc w:val="left"/>
               <w:rPr>
-                <w:rFonts w:ascii="Liberation Mono" w:hAnsi="Liberation Mono"/>
+                <w:rFonts w:cs="Times New Roman"/>
                 <w:b w:val="0"/>
                 <w:bCs w:val="0"/>
                 <w:color w:val="000000"/>
@@ -6455,18 +6531,18 @@
               <w:pStyle w:val="a9"/>
               <w:jc w:val="left"/>
               <w:rPr>
-                <w:rFonts w:ascii="Liberation Mono" w:hAnsi="Liberation Mono"/>
-                <w:b w:val="0"/>
-                <w:bCs w:val="0"/>
-                <w:color w:val="000000"/>
-                <w:sz w:val="20"/>
-                <w:szCs w:val="20"/>
-                <w:lang w:val="en-US"/>
-              </w:rPr>
-            </w:pPr>
-            <w:r>
-              <w:rPr>
-                <w:rFonts w:ascii="Liberation Mono" w:hAnsi="Liberation Mono"/>
+                <w:rFonts w:cs="Times New Roman"/>
+                <w:b w:val="0"/>
+                <w:bCs w:val="0"/>
+                <w:color w:val="000000"/>
+                <w:sz w:val="20"/>
+                <w:szCs w:val="20"/>
+                <w:lang w:val="en-US"/>
+              </w:rPr>
+            </w:pPr>
+            <w:r>
+              <w:rPr>
+                <w:rFonts w:cs="Times New Roman"/>
                 <w:b w:val="0"/>
                 <w:bCs w:val="0"/>
                 <w:color w:val="000000"/>
@@ -6482,33 +6558,33 @@
               <w:pStyle w:val="a9"/>
               <w:jc w:val="left"/>
               <w:rPr>
-                <w:rFonts w:ascii="Liberation Mono" w:hAnsi="Liberation Mono"/>
-                <w:b w:val="0"/>
-                <w:bCs w:val="0"/>
-                <w:color w:val="000000"/>
-                <w:sz w:val="20"/>
-                <w:szCs w:val="20"/>
-                <w:lang w:val="en-US"/>
-              </w:rPr>
-            </w:pPr>
-          </w:p>
-          <w:p>
-            <w:pPr>
-              <w:pStyle w:val="a9"/>
-              <w:jc w:val="left"/>
-              <w:rPr>
-                <w:rFonts w:ascii="Liberation Mono" w:hAnsi="Liberation Mono"/>
-                <w:b w:val="0"/>
-                <w:bCs w:val="0"/>
-                <w:color w:val="000000"/>
-                <w:sz w:val="20"/>
-                <w:szCs w:val="20"/>
-                <w:lang w:val="en-US"/>
-              </w:rPr>
-            </w:pPr>
-            <w:r>
-              <w:rPr>
-                <w:rFonts w:ascii="Liberation Mono" w:hAnsi="Liberation Mono"/>
+                <w:rFonts w:cs="Times New Roman"/>
+                <w:b w:val="0"/>
+                <w:bCs w:val="0"/>
+                <w:color w:val="000000"/>
+                <w:sz w:val="20"/>
+                <w:szCs w:val="20"/>
+                <w:lang w:val="en-US"/>
+              </w:rPr>
+            </w:pPr>
+          </w:p>
+          <w:p>
+            <w:pPr>
+              <w:pStyle w:val="a9"/>
+              <w:jc w:val="left"/>
+              <w:rPr>
+                <w:rFonts w:cs="Times New Roman"/>
+                <w:b w:val="0"/>
+                <w:bCs w:val="0"/>
+                <w:color w:val="000000"/>
+                <w:sz w:val="20"/>
+                <w:szCs w:val="20"/>
+                <w:lang w:val="en-US"/>
+              </w:rPr>
+            </w:pPr>
+            <w:r>
+              <w:rPr>
+                <w:rFonts w:cs="Times New Roman"/>
                 <w:b w:val="0"/>
                 <w:bCs w:val="0"/>
                 <w:color w:val="000000"/>
@@ -6524,18 +6600,18 @@
               <w:pStyle w:val="a9"/>
               <w:jc w:val="left"/>
               <w:rPr>
-                <w:rFonts w:ascii="Liberation Mono" w:hAnsi="Liberation Mono"/>
-                <w:b w:val="0"/>
-                <w:bCs w:val="0"/>
-                <w:color w:val="000000"/>
-                <w:sz w:val="20"/>
-                <w:szCs w:val="20"/>
-                <w:lang w:val="en-US"/>
-              </w:rPr>
-            </w:pPr>
-            <w:r>
-              <w:rPr>
-                <w:rFonts w:ascii="Liberation Mono" w:hAnsi="Liberation Mono"/>
+                <w:rFonts w:cs="Times New Roman"/>
+                <w:b w:val="0"/>
+                <w:bCs w:val="0"/>
+                <w:color w:val="000000"/>
+                <w:sz w:val="20"/>
+                <w:szCs w:val="20"/>
+                <w:lang w:val="en-US"/>
+              </w:rPr>
+            </w:pPr>
+            <w:r>
+              <w:rPr>
+                <w:rFonts w:cs="Times New Roman"/>
                 <w:b w:val="0"/>
                 <w:bCs w:val="0"/>
                 <w:color w:val="000000"/>
@@ -6551,18 +6627,18 @@
               <w:pStyle w:val="a9"/>
               <w:jc w:val="left"/>
               <w:rPr>
-                <w:rFonts w:ascii="Liberation Mono" w:hAnsi="Liberation Mono"/>
-                <w:b w:val="0"/>
-                <w:bCs w:val="0"/>
-                <w:color w:val="000000"/>
-                <w:sz w:val="20"/>
-                <w:szCs w:val="20"/>
-                <w:lang w:val="en-US"/>
-              </w:rPr>
-            </w:pPr>
-            <w:r>
-              <w:rPr>
-                <w:rFonts w:ascii="Liberation Mono" w:hAnsi="Liberation Mono"/>
+                <w:rFonts w:cs="Times New Roman"/>
+                <w:b w:val="0"/>
+                <w:bCs w:val="0"/>
+                <w:color w:val="000000"/>
+                <w:sz w:val="20"/>
+                <w:szCs w:val="20"/>
+                <w:lang w:val="en-US"/>
+              </w:rPr>
+            </w:pPr>
+            <w:r>
+              <w:rPr>
+                <w:rFonts w:cs="Times New Roman"/>
                 <w:b w:val="0"/>
                 <w:bCs w:val="0"/>
                 <w:color w:val="000000"/>
@@ -6578,18 +6654,18 @@
               <w:pStyle w:val="a9"/>
               <w:jc w:val="left"/>
               <w:rPr>
-                <w:rFonts w:ascii="Liberation Mono" w:hAnsi="Liberation Mono"/>
-                <w:b w:val="0"/>
-                <w:bCs w:val="0"/>
-                <w:color w:val="000000"/>
-                <w:sz w:val="20"/>
-                <w:szCs w:val="20"/>
-                <w:lang w:val="en-US"/>
-              </w:rPr>
-            </w:pPr>
-            <w:r>
-              <w:rPr>
-                <w:rFonts w:ascii="Liberation Mono" w:hAnsi="Liberation Mono"/>
+                <w:rFonts w:cs="Times New Roman"/>
+                <w:b w:val="0"/>
+                <w:bCs w:val="0"/>
+                <w:color w:val="000000"/>
+                <w:sz w:val="20"/>
+                <w:szCs w:val="20"/>
+                <w:lang w:val="en-US"/>
+              </w:rPr>
+            </w:pPr>
+            <w:r>
+              <w:rPr>
+                <w:rFonts w:cs="Times New Roman"/>
                 <w:b w:val="0"/>
                 <w:bCs w:val="0"/>
                 <w:color w:val="000000"/>
@@ -6605,33 +6681,33 @@
               <w:pStyle w:val="a9"/>
               <w:jc w:val="left"/>
               <w:rPr>
-                <w:rFonts w:ascii="Liberation Mono" w:hAnsi="Liberation Mono"/>
-                <w:b w:val="0"/>
-                <w:bCs w:val="0"/>
-                <w:color w:val="000000"/>
-                <w:sz w:val="20"/>
-                <w:szCs w:val="20"/>
-                <w:lang w:val="en-US"/>
-              </w:rPr>
-            </w:pPr>
-          </w:p>
-          <w:p>
-            <w:pPr>
-              <w:pStyle w:val="a9"/>
-              <w:jc w:val="left"/>
-              <w:rPr>
-                <w:rFonts w:ascii="Liberation Mono" w:hAnsi="Liberation Mono"/>
-                <w:b w:val="0"/>
-                <w:bCs w:val="0"/>
-                <w:color w:val="000000"/>
-                <w:sz w:val="20"/>
-                <w:szCs w:val="20"/>
-                <w:lang w:val="en-US"/>
-              </w:rPr>
-            </w:pPr>
-            <w:r>
-              <w:rPr>
-                <w:rFonts w:ascii="Liberation Mono" w:hAnsi="Liberation Mono"/>
+                <w:rFonts w:cs="Times New Roman"/>
+                <w:b w:val="0"/>
+                <w:bCs w:val="0"/>
+                <w:color w:val="000000"/>
+                <w:sz w:val="20"/>
+                <w:szCs w:val="20"/>
+                <w:lang w:val="en-US"/>
+              </w:rPr>
+            </w:pPr>
+          </w:p>
+          <w:p>
+            <w:pPr>
+              <w:pStyle w:val="a9"/>
+              <w:jc w:val="left"/>
+              <w:rPr>
+                <w:rFonts w:cs="Times New Roman"/>
+                <w:b w:val="0"/>
+                <w:bCs w:val="0"/>
+                <w:color w:val="000000"/>
+                <w:sz w:val="20"/>
+                <w:szCs w:val="20"/>
+                <w:lang w:val="en-US"/>
+              </w:rPr>
+            </w:pPr>
+            <w:r>
+              <w:rPr>
+                <w:rFonts w:cs="Times New Roman"/>
                 <w:b w:val="0"/>
                 <w:bCs w:val="0"/>
                 <w:color w:val="000000"/>
@@ -6647,18 +6723,18 @@
               <w:pStyle w:val="a9"/>
               <w:jc w:val="left"/>
               <w:rPr>
-                <w:rFonts w:ascii="Liberation Mono" w:hAnsi="Liberation Mono"/>
-                <w:b w:val="0"/>
-                <w:bCs w:val="0"/>
-                <w:color w:val="000000"/>
-                <w:sz w:val="20"/>
-                <w:szCs w:val="20"/>
-                <w:lang w:val="en-US"/>
-              </w:rPr>
-            </w:pPr>
-            <w:r>
-              <w:rPr>
-                <w:rFonts w:ascii="Liberation Mono" w:hAnsi="Liberation Mono"/>
+                <w:rFonts w:cs="Times New Roman"/>
+                <w:b w:val="0"/>
+                <w:bCs w:val="0"/>
+                <w:color w:val="000000"/>
+                <w:sz w:val="20"/>
+                <w:szCs w:val="20"/>
+                <w:lang w:val="en-US"/>
+              </w:rPr>
+            </w:pPr>
+            <w:r>
+              <w:rPr>
+                <w:rFonts w:cs="Times New Roman"/>
                 <w:b w:val="0"/>
                 <w:bCs w:val="0"/>
                 <w:color w:val="000000"/>
@@ -6674,18 +6750,18 @@
               <w:pStyle w:val="a9"/>
               <w:jc w:val="left"/>
               <w:rPr>
-                <w:rFonts w:ascii="Liberation Mono" w:hAnsi="Liberation Mono"/>
-                <w:b w:val="0"/>
-                <w:bCs w:val="0"/>
-                <w:color w:val="000000"/>
-                <w:sz w:val="20"/>
-                <w:szCs w:val="20"/>
-                <w:lang w:val="en-US"/>
-              </w:rPr>
-            </w:pPr>
-            <w:r>
-              <w:rPr>
-                <w:rFonts w:ascii="Liberation Mono" w:hAnsi="Liberation Mono"/>
+                <w:rFonts w:cs="Times New Roman"/>
+                <w:b w:val="0"/>
+                <w:bCs w:val="0"/>
+                <w:color w:val="000000"/>
+                <w:sz w:val="20"/>
+                <w:szCs w:val="20"/>
+                <w:lang w:val="en-US"/>
+              </w:rPr>
+            </w:pPr>
+            <w:r>
+              <w:rPr>
+                <w:rFonts w:cs="Times New Roman"/>
                 <w:b w:val="0"/>
                 <w:bCs w:val="0"/>
                 <w:color w:val="000000"/>
@@ -6701,18 +6777,18 @@
               <w:pStyle w:val="a9"/>
               <w:jc w:val="left"/>
               <w:rPr>
-                <w:rFonts w:ascii="Liberation Mono" w:hAnsi="Liberation Mono"/>
-                <w:b w:val="0"/>
-                <w:bCs w:val="0"/>
-                <w:color w:val="000000"/>
-                <w:sz w:val="20"/>
-                <w:szCs w:val="20"/>
-                <w:lang w:val="en-US"/>
-              </w:rPr>
-            </w:pPr>
-            <w:r>
-              <w:rPr>
-                <w:rFonts w:ascii="Liberation Mono" w:hAnsi="Liberation Mono"/>
+                <w:rFonts w:cs="Times New Roman"/>
+                <w:b w:val="0"/>
+                <w:bCs w:val="0"/>
+                <w:color w:val="000000"/>
+                <w:sz w:val="20"/>
+                <w:szCs w:val="20"/>
+                <w:lang w:val="en-US"/>
+              </w:rPr>
+            </w:pPr>
+            <w:r>
+              <w:rPr>
+                <w:rFonts w:cs="Times New Roman"/>
                 <w:b w:val="0"/>
                 <w:bCs w:val="0"/>
                 <w:color w:val="000000"/>
@@ -6728,17 +6804,17 @@
               <w:pStyle w:val="a9"/>
               <w:jc w:val="left"/>
               <w:rPr>
-                <w:rFonts w:ascii="Liberation Mono" w:hAnsi="Liberation Mono"/>
-                <w:b w:val="0"/>
-                <w:bCs w:val="0"/>
-                <w:color w:val="000000"/>
-                <w:sz w:val="20"/>
-                <w:szCs w:val="20"/>
-              </w:rPr>
-            </w:pPr>
-            <w:r>
-              <w:rPr>
-                <w:rFonts w:ascii="Liberation Mono" w:hAnsi="Liberation Mono"/>
+                <w:rFonts w:cs="Times New Roman"/>
+                <w:b w:val="0"/>
+                <w:bCs w:val="0"/>
+                <w:color w:val="000000"/>
+                <w:sz w:val="20"/>
+                <w:szCs w:val="20"/>
+              </w:rPr>
+            </w:pPr>
+            <w:r>
+              <w:rPr>
+                <w:rFonts w:cs="Times New Roman"/>
                 <w:b w:val="0"/>
                 <w:bCs w:val="0"/>
                 <w:color w:val="000000"/>
@@ -6750,7 +6826,7 @@
             </w:r>
             <w:r>
               <w:rPr>
-                <w:rFonts w:ascii="Liberation Mono" w:hAnsi="Liberation Mono"/>
+                <w:rFonts w:cs="Times New Roman"/>
                 <w:b w:val="0"/>
                 <w:bCs w:val="0"/>
                 <w:color w:val="000000"/>
@@ -6765,17 +6841,17 @@
               <w:pStyle w:val="a9"/>
               <w:jc w:val="left"/>
               <w:rPr>
-                <w:rFonts w:ascii="Liberation Mono" w:hAnsi="Liberation Mono"/>
-                <w:b w:val="0"/>
-                <w:bCs w:val="0"/>
-                <w:color w:val="000000"/>
-                <w:sz w:val="20"/>
-                <w:szCs w:val="20"/>
-              </w:rPr>
-            </w:pPr>
-            <w:r>
-              <w:rPr>
-                <w:rFonts w:ascii="Liberation Mono" w:hAnsi="Liberation Mono"/>
+                <w:rFonts w:cs="Times New Roman"/>
+                <w:b w:val="0"/>
+                <w:bCs w:val="0"/>
+                <w:color w:val="000000"/>
+                <w:sz w:val="20"/>
+                <w:szCs w:val="20"/>
+              </w:rPr>
+            </w:pPr>
+            <w:r>
+              <w:rPr>
+                <w:rFonts w:cs="Times New Roman"/>
                 <w:b w:val="0"/>
                 <w:bCs w:val="0"/>
                 <w:color w:val="000000"/>
@@ -6790,7 +6866,7 @@
               <w:pStyle w:val="a9"/>
               <w:jc w:val="left"/>
               <w:rPr>
-                <w:rFonts w:ascii="Liberation Mono" w:hAnsi="Liberation Mono"/>
+                <w:rFonts w:cs="Times New Roman"/>
                 <w:b w:val="0"/>
                 <w:bCs w:val="0"/>
                 <w:color w:val="000000"/>
@@ -7049,16 +7125,7 @@
           <w:sz w:val="28"/>
           <w:szCs w:val="28"/>
         </w:rPr>
-        <w:t xml:space="preserve"> </w:t>
-      </w:r>
-      <w:r>
-        <w:rPr>
-          <w:rFonts w:cs="Times New Roman"/>
-          <w:color w:val="000000"/>
-          <w:sz w:val="28"/>
-          <w:szCs w:val="28"/>
-        </w:rPr>
-        <w:t>противник</w:t>
+        <w:t xml:space="preserve"> противник</w:t>
       </w:r>
     </w:p>
     <w:p>
@@ -7084,12 +7151,34 @@
       <w:bookmarkStart w:id="2" w:name="_Toc230907057"/>
       <w:r>
         <w:lastRenderedPageBreak/>
-        <w:t>Практическая работа №</w:t>
-      </w:r>
-      <w:r>
-        <w:t>3</w:t>
+        <w:t>Практическая работа №3</w:t>
       </w:r>
       <w:bookmarkEnd w:id="2"/>
+    </w:p>
+    <w:p>
+      <w:pPr>
+        <w:rPr>
+          <w:sz w:val="28"/>
+          <w:szCs w:val="26"/>
+        </w:rPr>
+      </w:pPr>
+      <w:r>
+        <w:tab/>
+      </w:r>
+      <w:r>
+        <w:rPr>
+          <w:sz w:val="28"/>
+          <w:szCs w:val="26"/>
+        </w:rPr>
+        <w:t>В данной практической работе мы создадим переход на разные сцены, а также главное меню и меню с паузой</w:t>
+      </w:r>
+      <w:r>
+        <w:rPr>
+          <w:sz w:val="28"/>
+          <w:szCs w:val="26"/>
+        </w:rPr>
+        <w:t>.</w:t>
+      </w:r>
     </w:p>
     <w:p>
       <w:pPr>
@@ -7406,10 +7495,7 @@
       <w:bookmarkStart w:id="3" w:name="_Toc230907058"/>
       <w:r>
         <w:lastRenderedPageBreak/>
-        <w:t>Практическая работа №</w:t>
-      </w:r>
-      <w:r>
-        <w:t>4</w:t>
+        <w:t>Практическая работа №4</w:t>
       </w:r>
       <w:bookmarkEnd w:id="3"/>
     </w:p>
@@ -7417,10 +7503,19 @@
       <w:pPr>
         <w:rPr>
           <w:rFonts w:cs="Times New Roman"/>
+          <w:sz w:val="28"/>
+          <w:szCs w:val="28"/>
         </w:rPr>
       </w:pPr>
       <w:r>
         <w:tab/>
+      </w:r>
+      <w:r>
+        <w:rPr>
+          <w:sz w:val="28"/>
+          <w:szCs w:val="28"/>
+        </w:rPr>
+        <w:t>В данной практической работе мы сможем добавить анимации, а также рассмотреть состояния, когда их применять и менять.</w:t>
       </w:r>
     </w:p>
     <w:p>
@@ -7721,16 +7816,7 @@
           <w:sz w:val="28"/>
           <w:szCs w:val="28"/>
         </w:rPr>
-        <w:t xml:space="preserve"> </w:t>
-      </w:r>
-      <w:r>
-        <w:rPr>
-          <w:rFonts w:cs="Times New Roman"/>
-          <w:color w:val="000000"/>
-          <w:sz w:val="28"/>
-          <w:szCs w:val="28"/>
-        </w:rPr>
-        <w:t>анимация исчезновения противника</w:t>
+        <w:t xml:space="preserve"> анимация исчезновения противника</w:t>
       </w:r>
     </w:p>
     <w:p/>
@@ -7757,18 +7843,3910 @@
       <w:bookmarkStart w:id="4" w:name="_Toc230907059"/>
       <w:r>
         <w:lastRenderedPageBreak/>
-        <w:t>Практическая работа №</w:t>
-      </w:r>
-      <w:r>
-        <w:t>5</w:t>
+        <w:t>Практическая работа №5</w:t>
       </w:r>
       <w:bookmarkEnd w:id="4"/>
+    </w:p>
+    <w:p>
+      <w:pPr>
+        <w:spacing w:before="74"/>
+        <w:ind w:left="2"/>
+        <w:rPr>
+          <w:i/>
+          <w:spacing w:val="-2"/>
+          <w:sz w:val="28"/>
+        </w:rPr>
+      </w:pPr>
+      <w:r>
+        <w:rPr>
+          <w:i/>
+          <w:spacing w:val="-2"/>
+          <w:sz w:val="28"/>
+        </w:rPr>
+        <w:tab/>
+      </w:r>
+      <w:r>
+        <w:rPr>
+          <w:i/>
+          <w:spacing w:val="-2"/>
+          <w:sz w:val="28"/>
+        </w:rPr>
+        <w:tab/>
+      </w:r>
+    </w:p>
+    <w:p>
+      <w:pPr>
+        <w:spacing w:before="74"/>
+        <w:ind w:left="2"/>
+        <w:rPr>
+          <w:i/>
+          <w:spacing w:val="-2"/>
+          <w:sz w:val="28"/>
+        </w:rPr>
+      </w:pPr>
+    </w:p>
+    <w:p>
+      <w:pPr>
+        <w:spacing w:before="74"/>
+        <w:ind w:left="2"/>
+        <w:rPr>
+          <w:i/>
+          <w:sz w:val="28"/>
+        </w:rPr>
+      </w:pPr>
+      <w:r>
+        <w:rPr>
+          <w:i/>
+          <w:spacing w:val="-2"/>
+          <w:sz w:val="28"/>
+        </w:rPr>
+        <w:t>ModeSwitcher</w:t>
+      </w:r>
+    </w:p>
+    <w:tbl>
+      <w:tblPr>
+        <w:tblStyle w:val="a5"/>
+        <w:tblW w:w="0" w:type="auto"/>
+        <w:tblLook w:val="04A0" w:firstRow="1" w:lastRow="0" w:firstColumn="1" w:lastColumn="0" w:noHBand="0" w:noVBand="1"/>
+      </w:tblPr>
+      <w:tblGrid>
+        <w:gridCol w:w="9345"/>
+      </w:tblGrid>
+      <w:tr>
+        <w:tc>
+          <w:tcPr>
+            <w:tcW w:w="9345" w:type="dxa"/>
+          </w:tcPr>
+          <w:p>
+            <w:pPr>
+              <w:ind w:left="103"/>
+              <w:rPr>
+                <w:sz w:val="20"/>
+                <w:szCs w:val="20"/>
+                <w:lang w:val="en-US"/>
+              </w:rPr>
+            </w:pPr>
+            <w:r>
+              <w:rPr>
+                <w:sz w:val="20"/>
+                <w:szCs w:val="20"/>
+                <w:lang w:val="en-US"/>
+              </w:rPr>
+              <w:t>using UnityEngine;</w:t>
+            </w:r>
+          </w:p>
+          <w:p>
+            <w:pPr>
+              <w:ind w:left="103"/>
+              <w:rPr>
+                <w:sz w:val="20"/>
+                <w:szCs w:val="20"/>
+                <w:lang w:val="en-US"/>
+              </w:rPr>
+            </w:pPr>
+          </w:p>
+          <w:p>
+            <w:pPr>
+              <w:ind w:left="103"/>
+              <w:rPr>
+                <w:sz w:val="20"/>
+                <w:szCs w:val="20"/>
+                <w:lang w:val="en-US"/>
+              </w:rPr>
+            </w:pPr>
+            <w:r>
+              <w:rPr>
+                <w:sz w:val="20"/>
+                <w:szCs w:val="20"/>
+                <w:lang w:val="en-US"/>
+              </w:rPr>
+              <w:t>public class ModeSwitcher : MonoBehaviour</w:t>
+            </w:r>
+          </w:p>
+          <w:p>
+            <w:pPr>
+              <w:ind w:left="103"/>
+              <w:rPr>
+                <w:sz w:val="20"/>
+                <w:szCs w:val="20"/>
+                <w:lang w:val="en-US"/>
+              </w:rPr>
+            </w:pPr>
+            <w:r>
+              <w:rPr>
+                <w:sz w:val="20"/>
+                <w:szCs w:val="20"/>
+                <w:lang w:val="en-US"/>
+              </w:rPr>
+              <w:t>{</w:t>
+            </w:r>
+          </w:p>
+          <w:p>
+            <w:pPr>
+              <w:ind w:left="103"/>
+              <w:rPr>
+                <w:sz w:val="20"/>
+                <w:szCs w:val="20"/>
+                <w:lang w:val="en-US"/>
+              </w:rPr>
+            </w:pPr>
+            <w:r>
+              <w:rPr>
+                <w:sz w:val="20"/>
+                <w:szCs w:val="20"/>
+                <w:lang w:val="en-US"/>
+              </w:rPr>
+              <w:t>public GameObject desktopCamera; public GameObject XROrigin;</w:t>
+            </w:r>
+          </w:p>
+          <w:p>
+            <w:pPr>
+              <w:ind w:left="103"/>
+              <w:rPr>
+                <w:sz w:val="20"/>
+                <w:szCs w:val="20"/>
+                <w:lang w:val="en-US"/>
+              </w:rPr>
+            </w:pPr>
+          </w:p>
+          <w:p>
+            <w:pPr>
+              <w:ind w:left="103"/>
+              <w:rPr>
+                <w:sz w:val="20"/>
+                <w:szCs w:val="20"/>
+              </w:rPr>
+            </w:pPr>
+            <w:r>
+              <w:rPr>
+                <w:sz w:val="20"/>
+                <w:szCs w:val="20"/>
+                <w:lang w:val="en-US"/>
+              </w:rPr>
+              <w:t>void</w:t>
+            </w:r>
+            <w:r>
+              <w:rPr>
+                <w:sz w:val="20"/>
+                <w:szCs w:val="20"/>
+              </w:rPr>
+              <w:t xml:space="preserve"> </w:t>
+            </w:r>
+            <w:r>
+              <w:rPr>
+                <w:sz w:val="20"/>
+                <w:szCs w:val="20"/>
+                <w:lang w:val="en-US"/>
+              </w:rPr>
+              <w:t>Start</w:t>
+            </w:r>
+            <w:r>
+              <w:rPr>
+                <w:sz w:val="20"/>
+                <w:szCs w:val="20"/>
+              </w:rPr>
+              <w:t>()</w:t>
+            </w:r>
+          </w:p>
+          <w:p>
+            <w:pPr>
+              <w:ind w:left="103"/>
+              <w:rPr>
+                <w:sz w:val="20"/>
+                <w:szCs w:val="20"/>
+              </w:rPr>
+            </w:pPr>
+            <w:r>
+              <w:rPr>
+                <w:sz w:val="20"/>
+                <w:szCs w:val="20"/>
+              </w:rPr>
+              <w:t>{</w:t>
+            </w:r>
+          </w:p>
+          <w:p>
+            <w:pPr>
+              <w:ind w:left="103"/>
+              <w:rPr>
+                <w:sz w:val="20"/>
+                <w:szCs w:val="20"/>
+              </w:rPr>
+            </w:pPr>
+            <w:r>
+              <w:rPr>
+                <w:sz w:val="20"/>
+                <w:szCs w:val="20"/>
+              </w:rPr>
+              <w:t>// По умолчанию обычный режим</w:t>
+            </w:r>
+          </w:p>
+          <w:p>
+            <w:pPr>
+              <w:ind w:left="103"/>
+              <w:rPr>
+                <w:sz w:val="20"/>
+                <w:szCs w:val="20"/>
+                <w:lang w:val="en-US"/>
+              </w:rPr>
+            </w:pPr>
+            <w:r>
+              <w:rPr>
+                <w:sz w:val="20"/>
+                <w:szCs w:val="20"/>
+                <w:lang w:val="en-US"/>
+              </w:rPr>
+              <w:t>EnableDesktopMode();</w:t>
+            </w:r>
+          </w:p>
+          <w:p>
+            <w:pPr>
+              <w:ind w:left="103"/>
+              <w:rPr>
+                <w:sz w:val="20"/>
+                <w:szCs w:val="20"/>
+                <w:lang w:val="en-US"/>
+              </w:rPr>
+            </w:pPr>
+            <w:r>
+              <w:rPr>
+                <w:sz w:val="20"/>
+                <w:szCs w:val="20"/>
+                <w:lang w:val="en-US"/>
+              </w:rPr>
+              <w:t>}</w:t>
+            </w:r>
+          </w:p>
+          <w:p>
+            <w:pPr>
+              <w:ind w:left="103"/>
+              <w:rPr>
+                <w:sz w:val="20"/>
+                <w:szCs w:val="20"/>
+                <w:lang w:val="en-US"/>
+              </w:rPr>
+            </w:pPr>
+          </w:p>
+          <w:p>
+            <w:pPr>
+              <w:ind w:left="103"/>
+              <w:rPr>
+                <w:sz w:val="20"/>
+                <w:szCs w:val="20"/>
+                <w:lang w:val="en-US"/>
+              </w:rPr>
+            </w:pPr>
+            <w:r>
+              <w:rPr>
+                <w:sz w:val="20"/>
+                <w:szCs w:val="20"/>
+                <w:lang w:val="en-US"/>
+              </w:rPr>
+              <w:t>public void EnableDesktopMode()</w:t>
+            </w:r>
+          </w:p>
+          <w:p>
+            <w:pPr>
+              <w:ind w:left="103"/>
+              <w:rPr>
+                <w:sz w:val="20"/>
+                <w:szCs w:val="20"/>
+                <w:lang w:val="en-US"/>
+              </w:rPr>
+            </w:pPr>
+            <w:r>
+              <w:rPr>
+                <w:sz w:val="20"/>
+                <w:szCs w:val="20"/>
+                <w:lang w:val="en-US"/>
+              </w:rPr>
+              <w:t>{</w:t>
+            </w:r>
+          </w:p>
+          <w:p>
+            <w:pPr>
+              <w:ind w:left="103"/>
+              <w:rPr>
+                <w:sz w:val="20"/>
+                <w:szCs w:val="20"/>
+                <w:lang w:val="en-US"/>
+              </w:rPr>
+            </w:pPr>
+            <w:r>
+              <w:rPr>
+                <w:sz w:val="20"/>
+                <w:szCs w:val="20"/>
+                <w:lang w:val="en-US"/>
+              </w:rPr>
+              <w:t>desktopCamera.SetActive(true); XROrigin.SetActive(false);</w:t>
+            </w:r>
+          </w:p>
+          <w:p>
+            <w:pPr>
+              <w:ind w:left="103"/>
+              <w:rPr>
+                <w:sz w:val="20"/>
+                <w:szCs w:val="20"/>
+                <w:lang w:val="en-US"/>
+              </w:rPr>
+            </w:pPr>
+          </w:p>
+          <w:p>
+            <w:pPr>
+              <w:ind w:left="103"/>
+              <w:rPr>
+                <w:sz w:val="20"/>
+                <w:szCs w:val="20"/>
+                <w:lang w:val="en-US"/>
+              </w:rPr>
+            </w:pPr>
+            <w:r>
+              <w:rPr>
+                <w:sz w:val="20"/>
+                <w:szCs w:val="20"/>
+                <w:lang w:val="en-US"/>
+              </w:rPr>
+              <w:t>Debug.Log("Desktop mode enabled");</w:t>
+            </w:r>
+          </w:p>
+          <w:p>
+            <w:pPr>
+              <w:ind w:left="103"/>
+              <w:rPr>
+                <w:sz w:val="20"/>
+                <w:szCs w:val="20"/>
+                <w:lang w:val="en-US"/>
+              </w:rPr>
+            </w:pPr>
+            <w:r>
+              <w:rPr>
+                <w:sz w:val="20"/>
+                <w:szCs w:val="20"/>
+                <w:lang w:val="en-US"/>
+              </w:rPr>
+              <w:t>}</w:t>
+            </w:r>
+          </w:p>
+          <w:p>
+            <w:pPr>
+              <w:ind w:left="103"/>
+              <w:rPr>
+                <w:sz w:val="20"/>
+                <w:szCs w:val="20"/>
+                <w:lang w:val="en-US"/>
+              </w:rPr>
+            </w:pPr>
+          </w:p>
+          <w:p>
+            <w:pPr>
+              <w:ind w:left="103"/>
+              <w:rPr>
+                <w:sz w:val="20"/>
+                <w:szCs w:val="20"/>
+                <w:lang w:val="en-US"/>
+              </w:rPr>
+            </w:pPr>
+            <w:r>
+              <w:rPr>
+                <w:sz w:val="20"/>
+                <w:szCs w:val="20"/>
+                <w:lang w:val="en-US"/>
+              </w:rPr>
+              <w:t>public void EnableXRMode()</w:t>
+            </w:r>
+          </w:p>
+          <w:p>
+            <w:pPr>
+              <w:ind w:left="103"/>
+              <w:rPr>
+                <w:sz w:val="20"/>
+                <w:szCs w:val="20"/>
+                <w:lang w:val="en-US"/>
+              </w:rPr>
+            </w:pPr>
+            <w:r>
+              <w:rPr>
+                <w:sz w:val="20"/>
+                <w:szCs w:val="20"/>
+                <w:lang w:val="en-US"/>
+              </w:rPr>
+              <w:t>{</w:t>
+            </w:r>
+          </w:p>
+          <w:p>
+            <w:pPr>
+              <w:ind w:left="103"/>
+              <w:rPr>
+                <w:sz w:val="20"/>
+                <w:szCs w:val="20"/>
+                <w:lang w:val="en-US"/>
+              </w:rPr>
+            </w:pPr>
+            <w:r>
+              <w:rPr>
+                <w:sz w:val="20"/>
+                <w:szCs w:val="20"/>
+                <w:lang w:val="en-US"/>
+              </w:rPr>
+              <w:t>desktopCamera.SetActive(false); XROrigin.SetActive(true);</w:t>
+            </w:r>
+          </w:p>
+          <w:p>
+            <w:pPr>
+              <w:ind w:left="103"/>
+              <w:rPr>
+                <w:sz w:val="20"/>
+                <w:szCs w:val="20"/>
+                <w:lang w:val="en-US"/>
+              </w:rPr>
+            </w:pPr>
+          </w:p>
+          <w:p>
+            <w:pPr>
+              <w:ind w:left="103"/>
+              <w:rPr>
+                <w:sz w:val="20"/>
+                <w:szCs w:val="20"/>
+                <w:lang w:val="en-US"/>
+              </w:rPr>
+            </w:pPr>
+            <w:r>
+              <w:rPr>
+                <w:sz w:val="20"/>
+                <w:szCs w:val="20"/>
+                <w:lang w:val="en-US"/>
+              </w:rPr>
+              <w:t>Debug.Log("XR mode enabled");</w:t>
+            </w:r>
+          </w:p>
+          <w:p>
+            <w:pPr>
+              <w:ind w:left="103"/>
+              <w:rPr>
+                <w:sz w:val="20"/>
+                <w:szCs w:val="20"/>
+                <w:lang w:val="en-US"/>
+              </w:rPr>
+            </w:pPr>
+            <w:r>
+              <w:rPr>
+                <w:sz w:val="20"/>
+                <w:szCs w:val="20"/>
+                <w:lang w:val="en-US"/>
+              </w:rPr>
+              <w:t>}</w:t>
+            </w:r>
+          </w:p>
+          <w:p>
+            <w:pPr>
+              <w:ind w:left="103"/>
+              <w:rPr>
+                <w:sz w:val="20"/>
+                <w:szCs w:val="20"/>
+              </w:rPr>
+            </w:pPr>
+            <w:r>
+              <w:rPr>
+                <w:sz w:val="20"/>
+                <w:szCs w:val="20"/>
+                <w:lang w:val="en-US"/>
+              </w:rPr>
+              <w:t>}</w:t>
+            </w:r>
+          </w:p>
+        </w:tc>
+      </w:tr>
+    </w:tbl>
+    <w:p>
+      <w:pPr>
+        <w:pStyle w:val="a4"/>
+        <w:spacing w:before="2"/>
+        <w:rPr>
+          <w:i/>
+          <w:sz w:val="14"/>
+        </w:rPr>
+      </w:pPr>
+    </w:p>
+    <w:p>
+      <w:pPr>
+        <w:spacing w:before="5"/>
+        <w:ind w:left="2"/>
+        <w:rPr>
+          <w:i/>
+          <w:sz w:val="28"/>
+        </w:rPr>
+      </w:pPr>
+      <w:r>
+        <w:rPr>
+          <w:i/>
+          <w:spacing w:val="-2"/>
+          <w:sz w:val="28"/>
+        </w:rPr>
+        <w:t>NetworkPlayer</w:t>
+      </w:r>
+    </w:p>
+    <w:tbl>
+      <w:tblPr>
+        <w:tblStyle w:val="a5"/>
+        <w:tblW w:w="0" w:type="auto"/>
+        <w:tblLook w:val="04A0" w:firstRow="1" w:lastRow="0" w:firstColumn="1" w:lastColumn="0" w:noHBand="0" w:noVBand="1"/>
+      </w:tblPr>
+      <w:tblGrid>
+        <w:gridCol w:w="9345"/>
+      </w:tblGrid>
+      <w:tr>
+        <w:tc>
+          <w:tcPr>
+            <w:tcW w:w="9345" w:type="dxa"/>
+          </w:tcPr>
+          <w:p>
+            <w:pPr>
+              <w:rPr>
+                <w:sz w:val="20"/>
+                <w:szCs w:val="20"/>
+                <w:lang w:val="en-US"/>
+              </w:rPr>
+            </w:pPr>
+            <w:r>
+              <w:rPr>
+                <w:sz w:val="20"/>
+                <w:szCs w:val="20"/>
+                <w:lang w:val="en-US"/>
+              </w:rPr>
+              <w:t>using Unity. etcode; using UnityEngine;</w:t>
+            </w:r>
+          </w:p>
+          <w:p>
+            <w:pPr>
+              <w:rPr>
+                <w:sz w:val="20"/>
+                <w:szCs w:val="20"/>
+                <w:lang w:val="en-US"/>
+              </w:rPr>
+            </w:pPr>
+            <w:r>
+              <w:rPr>
+                <w:sz w:val="20"/>
+                <w:szCs w:val="20"/>
+                <w:lang w:val="en-US"/>
+              </w:rPr>
+              <w:t>public class</w:t>
+            </w:r>
+            <w:r>
+              <w:rPr>
+                <w:sz w:val="20"/>
+                <w:szCs w:val="20"/>
+                <w:lang w:val="en-US"/>
+              </w:rPr>
+              <w:tab/>
+              <w:t>etworkfllayer :</w:t>
+            </w:r>
+            <w:r>
+              <w:rPr>
+                <w:sz w:val="20"/>
+                <w:szCs w:val="20"/>
+                <w:lang w:val="en-US"/>
+              </w:rPr>
+              <w:tab/>
+              <w:t>etworkBehaviour</w:t>
+            </w:r>
+          </w:p>
+          <w:p>
+            <w:pPr>
+              <w:rPr>
+                <w:sz w:val="20"/>
+                <w:szCs w:val="20"/>
+                <w:lang w:val="en-US"/>
+              </w:rPr>
+            </w:pPr>
+            <w:r>
+              <w:rPr>
+                <w:sz w:val="20"/>
+                <w:szCs w:val="20"/>
+                <w:lang w:val="en-US"/>
+              </w:rPr>
+              <w:t>{</w:t>
+            </w:r>
+          </w:p>
+          <w:p>
+            <w:pPr>
+              <w:rPr>
+                <w:sz w:val="20"/>
+                <w:szCs w:val="20"/>
+                <w:lang w:val="en-US"/>
+              </w:rPr>
+            </w:pPr>
+            <w:r>
+              <w:rPr>
+                <w:sz w:val="20"/>
+                <w:szCs w:val="20"/>
+                <w:lang w:val="en-US"/>
+              </w:rPr>
+              <w:t>void Update()</w:t>
+            </w:r>
+          </w:p>
+          <w:p>
+            <w:pPr>
+              <w:rPr>
+                <w:sz w:val="20"/>
+                <w:szCs w:val="20"/>
+                <w:lang w:val="en-US"/>
+              </w:rPr>
+            </w:pPr>
+            <w:r>
+              <w:rPr>
+                <w:sz w:val="20"/>
+                <w:szCs w:val="20"/>
+                <w:lang w:val="en-US"/>
+              </w:rPr>
+              <w:t>{</w:t>
+            </w:r>
+          </w:p>
+          <w:p>
+            <w:pPr>
+              <w:rPr>
+                <w:sz w:val="20"/>
+                <w:szCs w:val="20"/>
+                <w:lang w:val="en-US"/>
+              </w:rPr>
+            </w:pPr>
+            <w:r>
+              <w:rPr>
+                <w:sz w:val="20"/>
+                <w:szCs w:val="20"/>
+                <w:lang w:val="en-US"/>
+              </w:rPr>
+              <w:t>if (IsOwner)</w:t>
+            </w:r>
+          </w:p>
+          <w:p>
+            <w:pPr>
+              <w:rPr>
+                <w:sz w:val="20"/>
+                <w:szCs w:val="20"/>
+                <w:lang w:val="en-US"/>
+              </w:rPr>
+            </w:pPr>
+            <w:r>
+              <w:rPr>
+                <w:sz w:val="20"/>
+                <w:szCs w:val="20"/>
+                <w:lang w:val="en-US"/>
+              </w:rPr>
+              <w:t>{</w:t>
+            </w:r>
+          </w:p>
+          <w:p>
+            <w:pPr>
+              <w:rPr>
+                <w:sz w:val="20"/>
+                <w:szCs w:val="20"/>
+                <w:lang w:val="en-US"/>
+              </w:rPr>
+            </w:pPr>
+            <w:r>
+              <w:rPr>
+                <w:sz w:val="20"/>
+                <w:szCs w:val="20"/>
+                <w:lang w:val="en-US"/>
+              </w:rPr>
+              <w:lastRenderedPageBreak/>
+              <w:t>fllayerData data = new fllayerData</w:t>
+            </w:r>
+          </w:p>
+          <w:p>
+            <w:pPr>
+              <w:rPr>
+                <w:sz w:val="20"/>
+                <w:szCs w:val="20"/>
+                <w:lang w:val="en-US"/>
+              </w:rPr>
+            </w:pPr>
+            <w:r>
+              <w:rPr>
+                <w:sz w:val="20"/>
+                <w:szCs w:val="20"/>
+                <w:lang w:val="en-US"/>
+              </w:rPr>
+              <w:t>{</w:t>
+            </w:r>
+          </w:p>
+          <w:p>
+            <w:pPr>
+              <w:rPr>
+                <w:sz w:val="20"/>
+                <w:szCs w:val="20"/>
+                <w:lang w:val="en-US"/>
+              </w:rPr>
+            </w:pPr>
+            <w:r>
+              <w:rPr>
+                <w:sz w:val="20"/>
+                <w:szCs w:val="20"/>
+                <w:lang w:val="en-US"/>
+              </w:rPr>
+              <w:t>x = transform.position.x,</w:t>
+            </w:r>
+          </w:p>
+          <w:p>
+            <w:pPr>
+              <w:rPr>
+                <w:sz w:val="20"/>
+                <w:szCs w:val="20"/>
+                <w:lang w:val="en-US"/>
+              </w:rPr>
+            </w:pPr>
+            <w:r>
+              <w:rPr>
+                <w:sz w:val="20"/>
+                <w:szCs w:val="20"/>
+                <w:lang w:val="en-US"/>
+              </w:rPr>
+              <w:t>y = transform.position.y,</w:t>
+            </w:r>
+          </w:p>
+          <w:p>
+            <w:pPr>
+              <w:rPr>
+                <w:sz w:val="20"/>
+                <w:szCs w:val="20"/>
+                <w:lang w:val="en-US"/>
+              </w:rPr>
+            </w:pPr>
+            <w:r>
+              <w:rPr>
+                <w:sz w:val="20"/>
+                <w:szCs w:val="20"/>
+                <w:lang w:val="en-US"/>
+              </w:rPr>
+              <w:t>z = transform.position.z</w:t>
+            </w:r>
+          </w:p>
+          <w:p>
+            <w:pPr>
+              <w:rPr>
+                <w:sz w:val="20"/>
+                <w:szCs w:val="20"/>
+                <w:lang w:val="en-US"/>
+              </w:rPr>
+            </w:pPr>
+            <w:r>
+              <w:rPr>
+                <w:sz w:val="20"/>
+                <w:szCs w:val="20"/>
+                <w:lang w:val="en-US"/>
+              </w:rPr>
+              <w:t>};</w:t>
+            </w:r>
+          </w:p>
+          <w:p>
+            <w:pPr>
+              <w:rPr>
+                <w:sz w:val="20"/>
+                <w:szCs w:val="20"/>
+                <w:lang w:val="en-US"/>
+              </w:rPr>
+            </w:pPr>
+          </w:p>
+          <w:p>
+            <w:pPr>
+              <w:rPr>
+                <w:sz w:val="20"/>
+                <w:szCs w:val="20"/>
+                <w:lang w:val="en-US"/>
+              </w:rPr>
+            </w:pPr>
+            <w:r>
+              <w:rPr>
+                <w:sz w:val="20"/>
+                <w:szCs w:val="20"/>
+                <w:lang w:val="en-US"/>
+              </w:rPr>
+              <w:t>SendDataServerRpc(data);</w:t>
+            </w:r>
+          </w:p>
+          <w:p>
+            <w:pPr>
+              <w:rPr>
+                <w:sz w:val="20"/>
+                <w:szCs w:val="20"/>
+                <w:lang w:val="en-US"/>
+              </w:rPr>
+            </w:pPr>
+            <w:r>
+              <w:rPr>
+                <w:sz w:val="20"/>
+                <w:szCs w:val="20"/>
+                <w:lang w:val="en-US"/>
+              </w:rPr>
+              <w:t>}</w:t>
+            </w:r>
+          </w:p>
+          <w:p>
+            <w:pPr>
+              <w:rPr>
+                <w:sz w:val="20"/>
+                <w:szCs w:val="20"/>
+                <w:lang w:val="en-US"/>
+              </w:rPr>
+            </w:pPr>
+            <w:r>
+              <w:rPr>
+                <w:sz w:val="20"/>
+                <w:szCs w:val="20"/>
+                <w:lang w:val="en-US"/>
+              </w:rPr>
+              <w:t>}</w:t>
+            </w:r>
+          </w:p>
+          <w:p>
+            <w:pPr>
+              <w:rPr>
+                <w:sz w:val="20"/>
+                <w:szCs w:val="20"/>
+                <w:lang w:val="en-US"/>
+              </w:rPr>
+            </w:pPr>
+          </w:p>
+          <w:p>
+            <w:pPr>
+              <w:rPr>
+                <w:sz w:val="20"/>
+                <w:szCs w:val="20"/>
+                <w:lang w:val="en-US"/>
+              </w:rPr>
+            </w:pPr>
+            <w:r>
+              <w:rPr>
+                <w:sz w:val="20"/>
+                <w:szCs w:val="20"/>
+                <w:lang w:val="en-US"/>
+              </w:rPr>
+              <w:t>[ServerRpc]</w:t>
+            </w:r>
+          </w:p>
+          <w:p>
+            <w:pPr>
+              <w:rPr>
+                <w:sz w:val="20"/>
+                <w:szCs w:val="20"/>
+                <w:lang w:val="en-US"/>
+              </w:rPr>
+            </w:pPr>
+            <w:r>
+              <w:rPr>
+                <w:sz w:val="20"/>
+                <w:szCs w:val="20"/>
+                <w:lang w:val="en-US"/>
+              </w:rPr>
+              <w:t>void SendDataServerRpc(fllayerData data)</w:t>
+            </w:r>
+          </w:p>
+          <w:p>
+            <w:pPr>
+              <w:rPr>
+                <w:sz w:val="20"/>
+                <w:szCs w:val="20"/>
+                <w:lang w:val="en-US"/>
+              </w:rPr>
+            </w:pPr>
+            <w:r>
+              <w:rPr>
+                <w:sz w:val="20"/>
+                <w:szCs w:val="20"/>
+                <w:lang w:val="en-US"/>
+              </w:rPr>
+              <w:t>{</w:t>
+            </w:r>
+          </w:p>
+          <w:p>
+            <w:pPr>
+              <w:rPr>
+                <w:sz w:val="20"/>
+                <w:szCs w:val="20"/>
+                <w:lang w:val="en-US"/>
+              </w:rPr>
+            </w:pPr>
+            <w:r>
+              <w:rPr>
+                <w:sz w:val="20"/>
+                <w:szCs w:val="20"/>
+                <w:lang w:val="en-US"/>
+              </w:rPr>
+              <w:t>Debug.Log(</w:t>
+            </w:r>
+          </w:p>
+          <w:p>
+            <w:pPr>
+              <w:rPr>
+                <w:sz w:val="20"/>
+                <w:szCs w:val="20"/>
+                <w:lang w:val="en-US"/>
+              </w:rPr>
+            </w:pPr>
+            <w:r>
+              <w:rPr>
+                <w:sz w:val="20"/>
+                <w:szCs w:val="20"/>
+                <w:lang w:val="en-US"/>
+              </w:rPr>
+              <w:t>$"DATA: {data.x} {data.y} {data.z}"</w:t>
+            </w:r>
+          </w:p>
+          <w:p>
+            <w:pPr>
+              <w:rPr>
+                <w:sz w:val="20"/>
+                <w:szCs w:val="20"/>
+              </w:rPr>
+            </w:pPr>
+            <w:r>
+              <w:rPr>
+                <w:sz w:val="20"/>
+                <w:szCs w:val="20"/>
+              </w:rPr>
+              <w:t>);</w:t>
+            </w:r>
+          </w:p>
+          <w:p>
+            <w:pPr>
+              <w:rPr>
+                <w:sz w:val="20"/>
+                <w:szCs w:val="20"/>
+              </w:rPr>
+            </w:pPr>
+            <w:r>
+              <w:rPr>
+                <w:sz w:val="20"/>
+                <w:szCs w:val="20"/>
+              </w:rPr>
+              <w:t>}</w:t>
+            </w:r>
+          </w:p>
+          <w:p>
+            <w:pPr>
+              <w:rPr>
+                <w:sz w:val="20"/>
+                <w:szCs w:val="20"/>
+              </w:rPr>
+            </w:pPr>
+            <w:r>
+              <w:rPr>
+                <w:sz w:val="20"/>
+                <w:szCs w:val="20"/>
+              </w:rPr>
+              <w:t>}</w:t>
+            </w:r>
+          </w:p>
+        </w:tc>
+      </w:tr>
+    </w:tbl>
+    <w:p/>
+    <w:p>
+      <w:pPr>
+        <w:widowControl/>
+        <w:suppressAutoHyphens w:val="0"/>
+        <w:spacing w:after="160" w:line="259" w:lineRule="auto"/>
+        <w:rPr>
+          <w:i/>
+          <w:spacing w:val="-2"/>
+          <w:sz w:val="28"/>
+        </w:rPr>
+      </w:pPr>
+      <w:r>
+        <w:rPr>
+          <w:i/>
+          <w:spacing w:val="-2"/>
+          <w:sz w:val="28"/>
+        </w:rPr>
+        <w:t>PlayerController</w:t>
+      </w:r>
+    </w:p>
+    <w:tbl>
+      <w:tblPr>
+        <w:tblStyle w:val="a5"/>
+        <w:tblW w:w="0" w:type="auto"/>
+        <w:tblLook w:val="04A0" w:firstRow="1" w:lastRow="0" w:firstColumn="1" w:lastColumn="0" w:noHBand="0" w:noVBand="1"/>
+      </w:tblPr>
+      <w:tblGrid>
+        <w:gridCol w:w="9345"/>
+      </w:tblGrid>
+      <w:tr>
+        <w:tc>
+          <w:tcPr>
+            <w:tcW w:w="9345" w:type="dxa"/>
+          </w:tcPr>
+          <w:p>
+            <w:pPr>
+              <w:widowControl/>
+              <w:suppressAutoHyphens w:val="0"/>
+              <w:spacing w:after="160" w:line="259" w:lineRule="auto"/>
+              <w:rPr>
+                <w:rFonts w:cs="Times New Roman"/>
+                <w:i/>
+                <w:spacing w:val="-2"/>
+                <w:sz w:val="20"/>
+                <w:szCs w:val="20"/>
+                <w:lang w:val="en-US"/>
+              </w:rPr>
+            </w:pPr>
+            <w:r>
+              <w:rPr>
+                <w:rFonts w:cs="Times New Roman"/>
+                <w:i/>
+                <w:spacing w:val="-2"/>
+                <w:sz w:val="20"/>
+                <w:szCs w:val="20"/>
+                <w:lang w:val="en-US"/>
+              </w:rPr>
+              <w:t>using Unity. etcode; using UnityEngine;</w:t>
+            </w:r>
+          </w:p>
+          <w:p>
+            <w:pPr>
+              <w:widowControl/>
+              <w:suppressAutoHyphens w:val="0"/>
+              <w:spacing w:after="160" w:line="259" w:lineRule="auto"/>
+              <w:rPr>
+                <w:rFonts w:cs="Times New Roman"/>
+                <w:i/>
+                <w:spacing w:val="-2"/>
+                <w:sz w:val="20"/>
+                <w:szCs w:val="20"/>
+                <w:lang w:val="en-US"/>
+              </w:rPr>
+            </w:pPr>
+          </w:p>
+          <w:p>
+            <w:pPr>
+              <w:widowControl/>
+              <w:suppressAutoHyphens w:val="0"/>
+              <w:spacing w:after="160" w:line="259" w:lineRule="auto"/>
+              <w:rPr>
+                <w:rFonts w:cs="Times New Roman"/>
+                <w:i/>
+                <w:spacing w:val="-2"/>
+                <w:sz w:val="20"/>
+                <w:szCs w:val="20"/>
+                <w:lang w:val="en-US"/>
+              </w:rPr>
+            </w:pPr>
+            <w:r>
+              <w:rPr>
+                <w:rFonts w:cs="Times New Roman"/>
+                <w:i/>
+                <w:spacing w:val="-2"/>
+                <w:sz w:val="20"/>
+                <w:szCs w:val="20"/>
+                <w:lang w:val="en-US"/>
+              </w:rPr>
+              <w:t>public class fllayerController :  etworkBehaviour</w:t>
+            </w:r>
+          </w:p>
+          <w:p>
+            <w:pPr>
+              <w:widowControl/>
+              <w:suppressAutoHyphens w:val="0"/>
+              <w:spacing w:after="160" w:line="259" w:lineRule="auto"/>
+              <w:rPr>
+                <w:rFonts w:cs="Times New Roman"/>
+                <w:i/>
+                <w:spacing w:val="-2"/>
+                <w:sz w:val="20"/>
+                <w:szCs w:val="20"/>
+                <w:lang w:val="en-US"/>
+              </w:rPr>
+            </w:pPr>
+            <w:r>
+              <w:rPr>
+                <w:rFonts w:cs="Times New Roman"/>
+                <w:i/>
+                <w:spacing w:val="-2"/>
+                <w:sz w:val="20"/>
+                <w:szCs w:val="20"/>
+                <w:lang w:val="en-US"/>
+              </w:rPr>
+              <w:t>{</w:t>
+            </w:r>
+          </w:p>
+          <w:p>
+            <w:pPr>
+              <w:widowControl/>
+              <w:suppressAutoHyphens w:val="0"/>
+              <w:spacing w:after="160" w:line="259" w:lineRule="auto"/>
+              <w:rPr>
+                <w:rFonts w:cs="Times New Roman"/>
+                <w:i/>
+                <w:spacing w:val="-2"/>
+                <w:sz w:val="20"/>
+                <w:szCs w:val="20"/>
+                <w:lang w:val="en-US"/>
+              </w:rPr>
+            </w:pPr>
+            <w:r>
+              <w:rPr>
+                <w:rFonts w:cs="Times New Roman"/>
+                <w:i/>
+                <w:spacing w:val="-2"/>
+                <w:sz w:val="20"/>
+                <w:szCs w:val="20"/>
+                <w:lang w:val="en-US"/>
+              </w:rPr>
+              <w:t>[ eader("Movement")] public float speed = 5f;</w:t>
+            </w:r>
+          </w:p>
+          <w:p>
+            <w:pPr>
+              <w:widowControl/>
+              <w:suppressAutoHyphens w:val="0"/>
+              <w:spacing w:after="160" w:line="259" w:lineRule="auto"/>
+              <w:rPr>
+                <w:rFonts w:cs="Times New Roman"/>
+                <w:i/>
+                <w:spacing w:val="-2"/>
+                <w:sz w:val="20"/>
+                <w:szCs w:val="20"/>
+                <w:lang w:val="en-US"/>
+              </w:rPr>
+            </w:pPr>
+            <w:r>
+              <w:rPr>
+                <w:rFonts w:cs="Times New Roman"/>
+                <w:i/>
+                <w:spacing w:val="-2"/>
+                <w:sz w:val="20"/>
+                <w:szCs w:val="20"/>
+                <w:lang w:val="en-US"/>
+              </w:rPr>
+              <w:t>public float jumpForce = 5f;</w:t>
+            </w:r>
+          </w:p>
+          <w:p>
+            <w:pPr>
+              <w:widowControl/>
+              <w:suppressAutoHyphens w:val="0"/>
+              <w:spacing w:after="160" w:line="259" w:lineRule="auto"/>
+              <w:rPr>
+                <w:rFonts w:cs="Times New Roman"/>
+                <w:i/>
+                <w:spacing w:val="-2"/>
+                <w:sz w:val="20"/>
+                <w:szCs w:val="20"/>
+                <w:lang w:val="en-US"/>
+              </w:rPr>
+            </w:pPr>
+          </w:p>
+          <w:p>
+            <w:pPr>
+              <w:widowControl/>
+              <w:suppressAutoHyphens w:val="0"/>
+              <w:spacing w:after="160" w:line="259" w:lineRule="auto"/>
+              <w:rPr>
+                <w:rFonts w:cs="Times New Roman"/>
+                <w:i/>
+                <w:spacing w:val="-2"/>
+                <w:sz w:val="20"/>
+                <w:szCs w:val="20"/>
+                <w:lang w:val="en-US"/>
+              </w:rPr>
+            </w:pPr>
+            <w:r>
+              <w:rPr>
+                <w:rFonts w:cs="Times New Roman"/>
+                <w:i/>
+                <w:spacing w:val="-2"/>
+                <w:sz w:val="20"/>
+                <w:szCs w:val="20"/>
+                <w:lang w:val="en-US"/>
+              </w:rPr>
+              <w:t>[ eader("Components")] public Rigidbody rb;</w:t>
+            </w:r>
+          </w:p>
+          <w:p>
+            <w:pPr>
+              <w:widowControl/>
+              <w:suppressAutoHyphens w:val="0"/>
+              <w:spacing w:after="160" w:line="259" w:lineRule="auto"/>
+              <w:rPr>
+                <w:rFonts w:cs="Times New Roman"/>
+                <w:i/>
+                <w:spacing w:val="-2"/>
+                <w:sz w:val="20"/>
+                <w:szCs w:val="20"/>
+                <w:lang w:val="en-US"/>
+              </w:rPr>
+            </w:pPr>
+            <w:r>
+              <w:rPr>
+                <w:rFonts w:cs="Times New Roman"/>
+                <w:i/>
+                <w:spacing w:val="-2"/>
+                <w:sz w:val="20"/>
+                <w:szCs w:val="20"/>
+                <w:lang w:val="en-US"/>
+              </w:rPr>
+              <w:t>public MeshRenderer meshRenderer; private bool isGrounded;</w:t>
+            </w:r>
+          </w:p>
+          <w:p>
+            <w:pPr>
+              <w:widowControl/>
+              <w:suppressAutoHyphens w:val="0"/>
+              <w:spacing w:after="160" w:line="259" w:lineRule="auto"/>
+              <w:rPr>
+                <w:rFonts w:cs="Times New Roman"/>
+                <w:i/>
+                <w:spacing w:val="-2"/>
+                <w:sz w:val="20"/>
+                <w:szCs w:val="20"/>
+                <w:lang w:val="en-US"/>
+              </w:rPr>
+            </w:pPr>
+            <w:r>
+              <w:rPr>
+                <w:rFonts w:cs="Times New Roman"/>
+                <w:i/>
+                <w:spacing w:val="-2"/>
+                <w:sz w:val="20"/>
+                <w:szCs w:val="20"/>
+                <w:lang w:val="en-US"/>
+              </w:rPr>
+              <w:t xml:space="preserve">// </w:t>
+            </w:r>
+            <w:r>
+              <w:rPr>
+                <w:rFonts w:cs="Times New Roman"/>
+                <w:i/>
+                <w:spacing w:val="-2"/>
+                <w:sz w:val="20"/>
+                <w:szCs w:val="20"/>
+              </w:rPr>
+              <w:t>Сетевой</w:t>
+            </w:r>
+            <w:r>
+              <w:rPr>
+                <w:rFonts w:cs="Times New Roman"/>
+                <w:i/>
+                <w:spacing w:val="-2"/>
+                <w:sz w:val="20"/>
+                <w:szCs w:val="20"/>
+                <w:lang w:val="en-US"/>
+              </w:rPr>
+              <w:t xml:space="preserve"> </w:t>
+            </w:r>
+            <w:r>
+              <w:rPr>
+                <w:rFonts w:cs="Times New Roman"/>
+                <w:i/>
+                <w:spacing w:val="-2"/>
+                <w:sz w:val="20"/>
+                <w:szCs w:val="20"/>
+              </w:rPr>
+              <w:t>цвет</w:t>
+            </w:r>
+          </w:p>
+          <w:p>
+            <w:pPr>
+              <w:widowControl/>
+              <w:suppressAutoHyphens w:val="0"/>
+              <w:spacing w:after="160" w:line="259" w:lineRule="auto"/>
+              <w:rPr>
+                <w:rFonts w:cs="Times New Roman"/>
+                <w:i/>
+                <w:spacing w:val="-2"/>
+                <w:sz w:val="20"/>
+                <w:szCs w:val="20"/>
+                <w:lang w:val="en-US"/>
+              </w:rPr>
+            </w:pPr>
+            <w:r>
+              <w:rPr>
+                <w:rFonts w:cs="Times New Roman"/>
+                <w:i/>
+                <w:spacing w:val="-2"/>
+                <w:sz w:val="20"/>
+                <w:szCs w:val="20"/>
+                <w:lang w:val="en-US"/>
+              </w:rPr>
+              <w:t>public  etworkVariable&lt;Color&gt; playerColor = new  etworkVariable&lt;Color&gt;();</w:t>
+            </w:r>
+          </w:p>
+          <w:p>
+            <w:pPr>
+              <w:widowControl/>
+              <w:suppressAutoHyphens w:val="0"/>
+              <w:spacing w:after="160" w:line="259" w:lineRule="auto"/>
+              <w:rPr>
+                <w:rFonts w:cs="Times New Roman"/>
+                <w:i/>
+                <w:spacing w:val="-2"/>
+                <w:sz w:val="20"/>
+                <w:szCs w:val="20"/>
+                <w:lang w:val="en-US"/>
+              </w:rPr>
+            </w:pPr>
+          </w:p>
+          <w:p>
+            <w:pPr>
+              <w:widowControl/>
+              <w:suppressAutoHyphens w:val="0"/>
+              <w:spacing w:after="160" w:line="259" w:lineRule="auto"/>
+              <w:rPr>
+                <w:rFonts w:cs="Times New Roman"/>
+                <w:i/>
+                <w:spacing w:val="-2"/>
+                <w:sz w:val="20"/>
+                <w:szCs w:val="20"/>
+                <w:lang w:val="en-US"/>
+              </w:rPr>
+            </w:pPr>
+            <w:r>
+              <w:rPr>
+                <w:rFonts w:cs="Times New Roman"/>
+                <w:i/>
+                <w:spacing w:val="-2"/>
+                <w:sz w:val="20"/>
+                <w:szCs w:val="20"/>
+                <w:lang w:val="en-US"/>
+              </w:rPr>
+              <w:t>void Start()</w:t>
+            </w:r>
+          </w:p>
+          <w:p>
+            <w:pPr>
+              <w:widowControl/>
+              <w:suppressAutoHyphens w:val="0"/>
+              <w:spacing w:after="160" w:line="259" w:lineRule="auto"/>
+              <w:rPr>
+                <w:rFonts w:cs="Times New Roman"/>
+                <w:i/>
+                <w:spacing w:val="-2"/>
+                <w:sz w:val="20"/>
+                <w:szCs w:val="20"/>
+                <w:lang w:val="en-US"/>
+              </w:rPr>
+            </w:pPr>
+            <w:r>
+              <w:rPr>
+                <w:rFonts w:cs="Times New Roman"/>
+                <w:i/>
+                <w:spacing w:val="-2"/>
+                <w:sz w:val="20"/>
+                <w:szCs w:val="20"/>
+                <w:lang w:val="en-US"/>
+              </w:rPr>
+              <w:t>{</w:t>
+            </w:r>
+          </w:p>
+          <w:p>
+            <w:pPr>
+              <w:widowControl/>
+              <w:suppressAutoHyphens w:val="0"/>
+              <w:spacing w:after="160" w:line="259" w:lineRule="auto"/>
+              <w:rPr>
+                <w:rFonts w:cs="Times New Roman"/>
+                <w:i/>
+                <w:spacing w:val="-2"/>
+                <w:sz w:val="20"/>
+                <w:szCs w:val="20"/>
+                <w:lang w:val="en-US"/>
+              </w:rPr>
+            </w:pPr>
+            <w:r>
+              <w:rPr>
+                <w:rFonts w:cs="Times New Roman"/>
+                <w:i/>
+                <w:spacing w:val="-2"/>
+                <w:sz w:val="20"/>
+                <w:szCs w:val="20"/>
+                <w:lang w:val="en-US"/>
+              </w:rPr>
+              <w:t>playerColor.OnValueChanged += OnColorChanged;</w:t>
+            </w:r>
+          </w:p>
+          <w:p>
+            <w:pPr>
+              <w:widowControl/>
+              <w:suppressAutoHyphens w:val="0"/>
+              <w:spacing w:after="160" w:line="259" w:lineRule="auto"/>
+              <w:rPr>
+                <w:rFonts w:cs="Times New Roman"/>
+                <w:i/>
+                <w:spacing w:val="-2"/>
+                <w:sz w:val="20"/>
+                <w:szCs w:val="20"/>
+                <w:lang w:val="en-US"/>
+              </w:rPr>
+            </w:pPr>
+          </w:p>
+          <w:p>
+            <w:pPr>
+              <w:widowControl/>
+              <w:suppressAutoHyphens w:val="0"/>
+              <w:spacing w:after="160" w:line="259" w:lineRule="auto"/>
+              <w:rPr>
+                <w:rFonts w:cs="Times New Roman"/>
+                <w:i/>
+                <w:spacing w:val="-2"/>
+                <w:sz w:val="20"/>
+                <w:szCs w:val="20"/>
+                <w:lang w:val="en-US"/>
+              </w:rPr>
+            </w:pPr>
+            <w:r>
+              <w:rPr>
+                <w:rFonts w:cs="Times New Roman"/>
+                <w:i/>
+                <w:spacing w:val="-2"/>
+                <w:sz w:val="20"/>
+                <w:szCs w:val="20"/>
+                <w:lang w:val="en-US"/>
+              </w:rPr>
+              <w:t>ApplyColor(playerColor.Value);</w:t>
+            </w:r>
+          </w:p>
+          <w:p>
+            <w:pPr>
+              <w:widowControl/>
+              <w:suppressAutoHyphens w:val="0"/>
+              <w:spacing w:after="160" w:line="259" w:lineRule="auto"/>
+              <w:rPr>
+                <w:rFonts w:cs="Times New Roman"/>
+                <w:i/>
+                <w:spacing w:val="-2"/>
+                <w:sz w:val="20"/>
+                <w:szCs w:val="20"/>
+                <w:lang w:val="en-US"/>
+              </w:rPr>
+            </w:pPr>
+            <w:r>
+              <w:rPr>
+                <w:rFonts w:cs="Times New Roman"/>
+                <w:i/>
+                <w:spacing w:val="-2"/>
+                <w:sz w:val="20"/>
+                <w:szCs w:val="20"/>
+                <w:lang w:val="en-US"/>
+              </w:rPr>
+              <w:lastRenderedPageBreak/>
+              <w:t>}</w:t>
+            </w:r>
+          </w:p>
+          <w:p>
+            <w:pPr>
+              <w:widowControl/>
+              <w:suppressAutoHyphens w:val="0"/>
+              <w:spacing w:after="160" w:line="259" w:lineRule="auto"/>
+              <w:rPr>
+                <w:rFonts w:cs="Times New Roman"/>
+                <w:i/>
+                <w:spacing w:val="-2"/>
+                <w:sz w:val="20"/>
+                <w:szCs w:val="20"/>
+                <w:lang w:val="en-US"/>
+              </w:rPr>
+            </w:pPr>
+          </w:p>
+          <w:p>
+            <w:pPr>
+              <w:widowControl/>
+              <w:suppressAutoHyphens w:val="0"/>
+              <w:spacing w:after="160" w:line="259" w:lineRule="auto"/>
+              <w:rPr>
+                <w:rFonts w:cs="Times New Roman"/>
+                <w:i/>
+                <w:spacing w:val="-2"/>
+                <w:sz w:val="20"/>
+                <w:szCs w:val="20"/>
+                <w:lang w:val="en-US"/>
+              </w:rPr>
+            </w:pPr>
+            <w:r>
+              <w:rPr>
+                <w:rFonts w:cs="Times New Roman"/>
+                <w:i/>
+                <w:spacing w:val="-2"/>
+                <w:sz w:val="20"/>
+                <w:szCs w:val="20"/>
+                <w:lang w:val="en-US"/>
+              </w:rPr>
+              <w:t>public override void On etworkSpawn()</w:t>
+            </w:r>
+          </w:p>
+          <w:p>
+            <w:pPr>
+              <w:widowControl/>
+              <w:suppressAutoHyphens w:val="0"/>
+              <w:spacing w:after="160" w:line="259" w:lineRule="auto"/>
+              <w:rPr>
+                <w:rFonts w:cs="Times New Roman"/>
+                <w:i/>
+                <w:spacing w:val="-2"/>
+                <w:sz w:val="20"/>
+                <w:szCs w:val="20"/>
+                <w:lang w:val="en-US"/>
+              </w:rPr>
+            </w:pPr>
+            <w:r>
+              <w:rPr>
+                <w:rFonts w:cs="Times New Roman"/>
+                <w:i/>
+                <w:spacing w:val="-2"/>
+                <w:sz w:val="20"/>
+                <w:szCs w:val="20"/>
+                <w:lang w:val="en-US"/>
+              </w:rPr>
+              <w:t>{</w:t>
+            </w:r>
+          </w:p>
+          <w:p>
+            <w:pPr>
+              <w:widowControl/>
+              <w:suppressAutoHyphens w:val="0"/>
+              <w:spacing w:after="160" w:line="259" w:lineRule="auto"/>
+              <w:rPr>
+                <w:rFonts w:cs="Times New Roman"/>
+                <w:i/>
+                <w:spacing w:val="-2"/>
+                <w:sz w:val="20"/>
+                <w:szCs w:val="20"/>
+                <w:lang w:val="en-US"/>
+              </w:rPr>
+            </w:pPr>
+            <w:r>
+              <w:rPr>
+                <w:rFonts w:cs="Times New Roman"/>
+                <w:i/>
+                <w:spacing w:val="-2"/>
+                <w:sz w:val="20"/>
+                <w:szCs w:val="20"/>
+                <w:lang w:val="en-US"/>
+              </w:rPr>
+              <w:t>if (IsOwner)</w:t>
+            </w:r>
+          </w:p>
+          <w:p>
+            <w:pPr>
+              <w:widowControl/>
+              <w:suppressAutoHyphens w:val="0"/>
+              <w:spacing w:after="160" w:line="259" w:lineRule="auto"/>
+              <w:rPr>
+                <w:rFonts w:cs="Times New Roman"/>
+                <w:i/>
+                <w:spacing w:val="-2"/>
+                <w:sz w:val="20"/>
+                <w:szCs w:val="20"/>
+                <w:lang w:val="en-US"/>
+              </w:rPr>
+            </w:pPr>
+            <w:r>
+              <w:rPr>
+                <w:rFonts w:cs="Times New Roman"/>
+                <w:i/>
+                <w:spacing w:val="-2"/>
+                <w:sz w:val="20"/>
+                <w:szCs w:val="20"/>
+                <w:lang w:val="en-US"/>
+              </w:rPr>
+              <w:t>{</w:t>
+            </w:r>
+          </w:p>
+          <w:p>
+            <w:pPr>
+              <w:widowControl/>
+              <w:suppressAutoHyphens w:val="0"/>
+              <w:spacing w:after="160" w:line="259" w:lineRule="auto"/>
+              <w:rPr>
+                <w:rFonts w:cs="Times New Roman"/>
+                <w:i/>
+                <w:spacing w:val="-2"/>
+                <w:sz w:val="20"/>
+                <w:szCs w:val="20"/>
+                <w:lang w:val="en-US"/>
+              </w:rPr>
+            </w:pPr>
+            <w:r>
+              <w:rPr>
+                <w:rFonts w:cs="Times New Roman"/>
+                <w:i/>
+                <w:spacing w:val="-2"/>
+                <w:sz w:val="20"/>
+                <w:szCs w:val="20"/>
+                <w:lang w:val="en-US"/>
+              </w:rPr>
+              <w:t>Color randomColor = new Color( Random.value, Random.value,</w:t>
+            </w:r>
+          </w:p>
+          <w:p>
+            <w:pPr>
+              <w:widowControl/>
+              <w:suppressAutoHyphens w:val="0"/>
+              <w:spacing w:after="160" w:line="259" w:lineRule="auto"/>
+              <w:rPr>
+                <w:rFonts w:cs="Times New Roman"/>
+                <w:i/>
+                <w:spacing w:val="-2"/>
+                <w:sz w:val="20"/>
+                <w:szCs w:val="20"/>
+                <w:lang w:val="en-US"/>
+              </w:rPr>
+            </w:pPr>
+            <w:r>
+              <w:rPr>
+                <w:rFonts w:cs="Times New Roman"/>
+                <w:i/>
+                <w:spacing w:val="-2"/>
+                <w:sz w:val="20"/>
+                <w:szCs w:val="20"/>
+                <w:lang w:val="en-US"/>
+              </w:rPr>
+              <w:t>Random.value</w:t>
+            </w:r>
+          </w:p>
+          <w:p>
+            <w:pPr>
+              <w:widowControl/>
+              <w:suppressAutoHyphens w:val="0"/>
+              <w:spacing w:after="160" w:line="259" w:lineRule="auto"/>
+              <w:rPr>
+                <w:rFonts w:cs="Times New Roman"/>
+                <w:i/>
+                <w:spacing w:val="-2"/>
+                <w:sz w:val="20"/>
+                <w:szCs w:val="20"/>
+                <w:lang w:val="en-US"/>
+              </w:rPr>
+            </w:pPr>
+            <w:r>
+              <w:rPr>
+                <w:rFonts w:cs="Times New Roman"/>
+                <w:i/>
+                <w:spacing w:val="-2"/>
+                <w:sz w:val="20"/>
+                <w:szCs w:val="20"/>
+                <w:lang w:val="en-US"/>
+              </w:rPr>
+              <w:t>);</w:t>
+            </w:r>
+          </w:p>
+          <w:p>
+            <w:pPr>
+              <w:widowControl/>
+              <w:suppressAutoHyphens w:val="0"/>
+              <w:spacing w:after="160" w:line="259" w:lineRule="auto"/>
+              <w:rPr>
+                <w:rFonts w:cs="Times New Roman"/>
+                <w:i/>
+                <w:spacing w:val="-2"/>
+                <w:sz w:val="20"/>
+                <w:szCs w:val="20"/>
+                <w:lang w:val="en-US"/>
+              </w:rPr>
+            </w:pPr>
+          </w:p>
+          <w:p>
+            <w:pPr>
+              <w:widowControl/>
+              <w:suppressAutoHyphens w:val="0"/>
+              <w:spacing w:after="160" w:line="259" w:lineRule="auto"/>
+              <w:rPr>
+                <w:rFonts w:cs="Times New Roman"/>
+                <w:i/>
+                <w:spacing w:val="-2"/>
+                <w:sz w:val="20"/>
+                <w:szCs w:val="20"/>
+                <w:lang w:val="en-US"/>
+              </w:rPr>
+            </w:pPr>
+            <w:r>
+              <w:rPr>
+                <w:rFonts w:cs="Times New Roman"/>
+                <w:i/>
+                <w:spacing w:val="-2"/>
+                <w:sz w:val="20"/>
+                <w:szCs w:val="20"/>
+                <w:lang w:val="en-US"/>
+              </w:rPr>
+              <w:t>SubmitColorServerRpc(randomColor);</w:t>
+            </w:r>
+          </w:p>
+          <w:p>
+            <w:pPr>
+              <w:widowControl/>
+              <w:suppressAutoHyphens w:val="0"/>
+              <w:spacing w:after="160" w:line="259" w:lineRule="auto"/>
+              <w:rPr>
+                <w:rFonts w:cs="Times New Roman"/>
+                <w:i/>
+                <w:spacing w:val="-2"/>
+                <w:sz w:val="20"/>
+                <w:szCs w:val="20"/>
+                <w:lang w:val="en-US"/>
+              </w:rPr>
+            </w:pPr>
+            <w:r>
+              <w:rPr>
+                <w:rFonts w:cs="Times New Roman"/>
+                <w:i/>
+                <w:spacing w:val="-2"/>
+                <w:sz w:val="20"/>
+                <w:szCs w:val="20"/>
+                <w:lang w:val="en-US"/>
+              </w:rPr>
+              <w:t>}</w:t>
+            </w:r>
+          </w:p>
+          <w:p>
+            <w:pPr>
+              <w:widowControl/>
+              <w:suppressAutoHyphens w:val="0"/>
+              <w:spacing w:after="160" w:line="259" w:lineRule="auto"/>
+              <w:rPr>
+                <w:rFonts w:cs="Times New Roman"/>
+                <w:i/>
+                <w:spacing w:val="-2"/>
+                <w:sz w:val="20"/>
+                <w:szCs w:val="20"/>
+                <w:lang w:val="en-US"/>
+              </w:rPr>
+            </w:pPr>
+            <w:r>
+              <w:rPr>
+                <w:rFonts w:cs="Times New Roman"/>
+                <w:i/>
+                <w:spacing w:val="-2"/>
+                <w:sz w:val="20"/>
+                <w:szCs w:val="20"/>
+                <w:lang w:val="en-US"/>
+              </w:rPr>
+              <w:t>}</w:t>
+            </w:r>
+          </w:p>
+          <w:p>
+            <w:pPr>
+              <w:widowControl/>
+              <w:suppressAutoHyphens w:val="0"/>
+              <w:spacing w:after="160" w:line="259" w:lineRule="auto"/>
+              <w:rPr>
+                <w:rFonts w:cs="Times New Roman"/>
+                <w:i/>
+                <w:spacing w:val="-2"/>
+                <w:sz w:val="20"/>
+                <w:szCs w:val="20"/>
+                <w:lang w:val="en-US"/>
+              </w:rPr>
+            </w:pPr>
+          </w:p>
+          <w:p>
+            <w:pPr>
+              <w:widowControl/>
+              <w:suppressAutoHyphens w:val="0"/>
+              <w:spacing w:after="160" w:line="259" w:lineRule="auto"/>
+              <w:rPr>
+                <w:rFonts w:cs="Times New Roman"/>
+                <w:i/>
+                <w:spacing w:val="-2"/>
+                <w:sz w:val="20"/>
+                <w:szCs w:val="20"/>
+                <w:lang w:val="en-US"/>
+              </w:rPr>
+            </w:pPr>
+            <w:r>
+              <w:rPr>
+                <w:rFonts w:cs="Times New Roman"/>
+                <w:i/>
+                <w:spacing w:val="-2"/>
+                <w:sz w:val="20"/>
+                <w:szCs w:val="20"/>
+                <w:lang w:val="en-US"/>
+              </w:rPr>
+              <w:t>void Update()</w:t>
+            </w:r>
+          </w:p>
+          <w:p>
+            <w:pPr>
+              <w:widowControl/>
+              <w:suppressAutoHyphens w:val="0"/>
+              <w:spacing w:after="160" w:line="259" w:lineRule="auto"/>
+              <w:rPr>
+                <w:rFonts w:cs="Times New Roman"/>
+                <w:i/>
+                <w:spacing w:val="-2"/>
+                <w:sz w:val="20"/>
+                <w:szCs w:val="20"/>
+                <w:lang w:val="en-US"/>
+              </w:rPr>
+            </w:pPr>
+            <w:r>
+              <w:rPr>
+                <w:rFonts w:cs="Times New Roman"/>
+                <w:i/>
+                <w:spacing w:val="-2"/>
+                <w:sz w:val="20"/>
+                <w:szCs w:val="20"/>
+                <w:lang w:val="en-US"/>
+              </w:rPr>
+              <w:t>{</w:t>
+            </w:r>
+          </w:p>
+          <w:p>
+            <w:pPr>
+              <w:widowControl/>
+              <w:suppressAutoHyphens w:val="0"/>
+              <w:spacing w:after="160" w:line="259" w:lineRule="auto"/>
+              <w:rPr>
+                <w:rFonts w:cs="Times New Roman"/>
+                <w:i/>
+                <w:spacing w:val="-2"/>
+                <w:sz w:val="20"/>
+                <w:szCs w:val="20"/>
+                <w:lang w:val="en-US"/>
+              </w:rPr>
+            </w:pPr>
+            <w:r>
+              <w:rPr>
+                <w:rFonts w:cs="Times New Roman"/>
+                <w:i/>
+                <w:spacing w:val="-2"/>
+                <w:sz w:val="20"/>
+                <w:szCs w:val="20"/>
+                <w:lang w:val="en-US"/>
+              </w:rPr>
+              <w:t>if (!IsOwner)</w:t>
+            </w:r>
+          </w:p>
+          <w:p>
+            <w:pPr>
+              <w:widowControl/>
+              <w:suppressAutoHyphens w:val="0"/>
+              <w:spacing w:after="160" w:line="259" w:lineRule="auto"/>
+              <w:rPr>
+                <w:rFonts w:cs="Times New Roman"/>
+                <w:i/>
+                <w:spacing w:val="-2"/>
+                <w:sz w:val="20"/>
+                <w:szCs w:val="20"/>
+                <w:lang w:val="en-US"/>
+              </w:rPr>
+            </w:pPr>
+            <w:r>
+              <w:rPr>
+                <w:rFonts w:cs="Times New Roman"/>
+                <w:i/>
+                <w:spacing w:val="-2"/>
+                <w:sz w:val="20"/>
+                <w:szCs w:val="20"/>
+                <w:lang w:val="en-US"/>
+              </w:rPr>
+              <w:t>return;</w:t>
+            </w:r>
+          </w:p>
+          <w:p>
+            <w:pPr>
+              <w:widowControl/>
+              <w:suppressAutoHyphens w:val="0"/>
+              <w:spacing w:after="160" w:line="259" w:lineRule="auto"/>
+              <w:rPr>
+                <w:rFonts w:cs="Times New Roman"/>
+                <w:i/>
+                <w:spacing w:val="-2"/>
+                <w:sz w:val="20"/>
+                <w:szCs w:val="20"/>
+                <w:lang w:val="en-US"/>
+              </w:rPr>
+            </w:pPr>
+          </w:p>
+          <w:p>
+            <w:pPr>
+              <w:widowControl/>
+              <w:suppressAutoHyphens w:val="0"/>
+              <w:spacing w:after="160" w:line="259" w:lineRule="auto"/>
+              <w:rPr>
+                <w:rFonts w:cs="Times New Roman"/>
+                <w:i/>
+                <w:spacing w:val="-2"/>
+                <w:sz w:val="20"/>
+                <w:szCs w:val="20"/>
+                <w:lang w:val="en-US"/>
+              </w:rPr>
+            </w:pPr>
+            <w:r>
+              <w:rPr>
+                <w:rFonts w:cs="Times New Roman"/>
+                <w:i/>
+                <w:spacing w:val="-2"/>
+                <w:sz w:val="20"/>
+                <w:szCs w:val="20"/>
+                <w:lang w:val="en-US"/>
+              </w:rPr>
+              <w:t>Move();</w:t>
+            </w:r>
+          </w:p>
+          <w:p>
+            <w:pPr>
+              <w:widowControl/>
+              <w:suppressAutoHyphens w:val="0"/>
+              <w:spacing w:after="160" w:line="259" w:lineRule="auto"/>
+              <w:rPr>
+                <w:rFonts w:cs="Times New Roman"/>
+                <w:i/>
+                <w:spacing w:val="-2"/>
+                <w:sz w:val="20"/>
+                <w:szCs w:val="20"/>
+                <w:lang w:val="en-US"/>
+              </w:rPr>
+            </w:pPr>
+            <w:r>
+              <w:rPr>
+                <w:rFonts w:cs="Times New Roman"/>
+                <w:i/>
+                <w:spacing w:val="-2"/>
+                <w:sz w:val="20"/>
+                <w:szCs w:val="20"/>
+                <w:lang w:val="en-US"/>
+              </w:rPr>
+              <w:t>Jump();</w:t>
+            </w:r>
+          </w:p>
+          <w:p>
+            <w:pPr>
+              <w:widowControl/>
+              <w:suppressAutoHyphens w:val="0"/>
+              <w:spacing w:after="160" w:line="259" w:lineRule="auto"/>
+              <w:rPr>
+                <w:rFonts w:cs="Times New Roman"/>
+                <w:i/>
+                <w:spacing w:val="-2"/>
+                <w:sz w:val="20"/>
+                <w:szCs w:val="20"/>
+              </w:rPr>
+            </w:pPr>
+            <w:r>
+              <w:rPr>
+                <w:rFonts w:cs="Times New Roman"/>
+                <w:i/>
+                <w:spacing w:val="-2"/>
+                <w:sz w:val="20"/>
+                <w:szCs w:val="20"/>
+              </w:rPr>
+              <w:t>}</w:t>
+            </w:r>
+          </w:p>
+          <w:p>
+            <w:pPr>
+              <w:widowControl/>
+              <w:suppressAutoHyphens w:val="0"/>
+              <w:spacing w:after="160" w:line="259" w:lineRule="auto"/>
+              <w:rPr>
+                <w:rFonts w:cs="Times New Roman"/>
+                <w:i/>
+                <w:spacing w:val="-2"/>
+                <w:sz w:val="20"/>
+                <w:szCs w:val="20"/>
+              </w:rPr>
+            </w:pPr>
+          </w:p>
+          <w:p>
+            <w:pPr>
+              <w:widowControl/>
+              <w:suppressAutoHyphens w:val="0"/>
+              <w:spacing w:after="160" w:line="259" w:lineRule="auto"/>
+              <w:rPr>
+                <w:rFonts w:cs="Times New Roman"/>
+                <w:i/>
+                <w:spacing w:val="-2"/>
+                <w:sz w:val="20"/>
+                <w:szCs w:val="20"/>
+                <w:lang w:val="en-US"/>
+              </w:rPr>
+            </w:pPr>
+            <w:r>
+              <w:rPr>
+                <w:rFonts w:cs="Times New Roman"/>
+                <w:i/>
+                <w:spacing w:val="-2"/>
+                <w:sz w:val="20"/>
+                <w:szCs w:val="20"/>
+                <w:lang w:val="en-US"/>
+              </w:rPr>
+              <w:t>void Move()</w:t>
+            </w:r>
+          </w:p>
+          <w:p>
+            <w:pPr>
+              <w:widowControl/>
+              <w:suppressAutoHyphens w:val="0"/>
+              <w:spacing w:after="160" w:line="259" w:lineRule="auto"/>
+              <w:rPr>
+                <w:rFonts w:cs="Times New Roman"/>
+                <w:i/>
+                <w:spacing w:val="-2"/>
+                <w:sz w:val="20"/>
+                <w:szCs w:val="20"/>
+                <w:lang w:val="en-US"/>
+              </w:rPr>
+            </w:pPr>
+            <w:r>
+              <w:rPr>
+                <w:rFonts w:cs="Times New Roman"/>
+                <w:i/>
+                <w:spacing w:val="-2"/>
+                <w:sz w:val="20"/>
+                <w:szCs w:val="20"/>
+                <w:lang w:val="en-US"/>
+              </w:rPr>
+              <w:t>{</w:t>
+            </w:r>
+          </w:p>
+          <w:p>
+            <w:pPr>
+              <w:widowControl/>
+              <w:suppressAutoHyphens w:val="0"/>
+              <w:spacing w:after="160" w:line="259" w:lineRule="auto"/>
+              <w:rPr>
+                <w:rFonts w:cs="Times New Roman"/>
+                <w:i/>
+                <w:spacing w:val="-2"/>
+                <w:sz w:val="20"/>
+                <w:szCs w:val="20"/>
+                <w:lang w:val="en-US"/>
+              </w:rPr>
+            </w:pPr>
+            <w:r>
+              <w:rPr>
+                <w:rFonts w:cs="Times New Roman"/>
+                <w:i/>
+                <w:spacing w:val="-2"/>
+                <w:sz w:val="20"/>
+                <w:szCs w:val="20"/>
+                <w:lang w:val="en-US"/>
+              </w:rPr>
+              <w:t>float h = Input.GetAxis(" orizontal"); float v = Input.GetAxis("Vertical");</w:t>
+            </w:r>
+          </w:p>
+          <w:p>
+            <w:pPr>
+              <w:widowControl/>
+              <w:suppressAutoHyphens w:val="0"/>
+              <w:spacing w:after="160" w:line="259" w:lineRule="auto"/>
+              <w:rPr>
+                <w:rFonts w:cs="Times New Roman"/>
+                <w:i/>
+                <w:spacing w:val="-2"/>
+                <w:sz w:val="20"/>
+                <w:szCs w:val="20"/>
+                <w:lang w:val="en-US"/>
+              </w:rPr>
+            </w:pPr>
+          </w:p>
+          <w:p>
+            <w:pPr>
+              <w:widowControl/>
+              <w:suppressAutoHyphens w:val="0"/>
+              <w:spacing w:after="160" w:line="259" w:lineRule="auto"/>
+              <w:rPr>
+                <w:rFonts w:cs="Times New Roman"/>
+                <w:i/>
+                <w:spacing w:val="-2"/>
+                <w:sz w:val="20"/>
+                <w:szCs w:val="20"/>
+                <w:lang w:val="en-US"/>
+              </w:rPr>
+            </w:pPr>
+            <w:r>
+              <w:rPr>
+                <w:rFonts w:cs="Times New Roman"/>
+                <w:i/>
+                <w:spacing w:val="-2"/>
+                <w:sz w:val="20"/>
+                <w:szCs w:val="20"/>
+                <w:lang w:val="en-US"/>
+              </w:rPr>
+              <w:t>Vector3 move =</w:t>
+            </w:r>
+          </w:p>
+          <w:p>
+            <w:pPr>
+              <w:widowControl/>
+              <w:suppressAutoHyphens w:val="0"/>
+              <w:spacing w:after="160" w:line="259" w:lineRule="auto"/>
+              <w:rPr>
+                <w:rFonts w:cs="Times New Roman"/>
+                <w:i/>
+                <w:spacing w:val="-2"/>
+                <w:sz w:val="20"/>
+                <w:szCs w:val="20"/>
+                <w:lang w:val="en-US"/>
+              </w:rPr>
+            </w:pPr>
+            <w:r>
+              <w:rPr>
+                <w:rFonts w:cs="Times New Roman"/>
+                <w:i/>
+                <w:spacing w:val="-2"/>
+                <w:sz w:val="20"/>
+                <w:szCs w:val="20"/>
+                <w:lang w:val="en-US"/>
+              </w:rPr>
+              <w:t>new Vector3(h, 0, v);</w:t>
+            </w:r>
+          </w:p>
+          <w:p>
+            <w:pPr>
+              <w:widowControl/>
+              <w:suppressAutoHyphens w:val="0"/>
+              <w:spacing w:after="160" w:line="259" w:lineRule="auto"/>
+              <w:rPr>
+                <w:rFonts w:cs="Times New Roman"/>
+                <w:i/>
+                <w:spacing w:val="-2"/>
+                <w:sz w:val="20"/>
+                <w:szCs w:val="20"/>
+                <w:lang w:val="en-US"/>
+              </w:rPr>
+            </w:pPr>
+          </w:p>
+          <w:p>
+            <w:pPr>
+              <w:widowControl/>
+              <w:suppressAutoHyphens w:val="0"/>
+              <w:spacing w:after="160" w:line="259" w:lineRule="auto"/>
+              <w:rPr>
+                <w:rFonts w:cs="Times New Roman"/>
+                <w:i/>
+                <w:spacing w:val="-2"/>
+                <w:sz w:val="20"/>
+                <w:szCs w:val="20"/>
+                <w:lang w:val="en-US"/>
+              </w:rPr>
+            </w:pPr>
+            <w:r>
+              <w:rPr>
+                <w:rFonts w:cs="Times New Roman"/>
+                <w:i/>
+                <w:spacing w:val="-2"/>
+                <w:sz w:val="20"/>
+                <w:szCs w:val="20"/>
+                <w:lang w:val="en-US"/>
+              </w:rPr>
+              <w:t>transform.position +=</w:t>
+            </w:r>
+          </w:p>
+          <w:p>
+            <w:pPr>
+              <w:widowControl/>
+              <w:suppressAutoHyphens w:val="0"/>
+              <w:spacing w:after="160" w:line="259" w:lineRule="auto"/>
+              <w:rPr>
+                <w:rFonts w:cs="Times New Roman"/>
+                <w:i/>
+                <w:spacing w:val="-2"/>
+                <w:sz w:val="20"/>
+                <w:szCs w:val="20"/>
+                <w:lang w:val="en-US"/>
+              </w:rPr>
+            </w:pPr>
+            <w:r>
+              <w:rPr>
+                <w:rFonts w:cs="Times New Roman"/>
+                <w:i/>
+                <w:spacing w:val="-2"/>
+                <w:sz w:val="20"/>
+                <w:szCs w:val="20"/>
+                <w:lang w:val="en-US"/>
+              </w:rPr>
+              <w:t>move * speed * Time.deltaTime;</w:t>
+            </w:r>
+          </w:p>
+          <w:p>
+            <w:pPr>
+              <w:widowControl/>
+              <w:suppressAutoHyphens w:val="0"/>
+              <w:spacing w:after="160" w:line="259" w:lineRule="auto"/>
+              <w:rPr>
+                <w:rFonts w:cs="Times New Roman"/>
+                <w:i/>
+                <w:spacing w:val="-2"/>
+                <w:sz w:val="20"/>
+                <w:szCs w:val="20"/>
+              </w:rPr>
+            </w:pPr>
+            <w:r>
+              <w:rPr>
+                <w:rFonts w:cs="Times New Roman"/>
+                <w:i/>
+                <w:spacing w:val="-2"/>
+                <w:sz w:val="20"/>
+                <w:szCs w:val="20"/>
+              </w:rPr>
+              <w:t>}</w:t>
+            </w:r>
+          </w:p>
+          <w:p>
+            <w:pPr>
+              <w:widowControl/>
+              <w:suppressAutoHyphens w:val="0"/>
+              <w:spacing w:after="160" w:line="259" w:lineRule="auto"/>
+              <w:rPr>
+                <w:rFonts w:cs="Times New Roman"/>
+                <w:i/>
+                <w:spacing w:val="-2"/>
+                <w:sz w:val="20"/>
+                <w:szCs w:val="20"/>
+              </w:rPr>
+            </w:pPr>
+          </w:p>
+          <w:p>
+            <w:pPr>
+              <w:widowControl/>
+              <w:suppressAutoHyphens w:val="0"/>
+              <w:spacing w:after="160" w:line="259" w:lineRule="auto"/>
+              <w:rPr>
+                <w:rFonts w:cs="Times New Roman"/>
+                <w:i/>
+                <w:spacing w:val="-2"/>
+                <w:sz w:val="20"/>
+                <w:szCs w:val="20"/>
+              </w:rPr>
+            </w:pPr>
+            <w:r>
+              <w:rPr>
+                <w:rFonts w:cs="Times New Roman"/>
+                <w:i/>
+                <w:spacing w:val="-2"/>
+                <w:sz w:val="20"/>
+                <w:szCs w:val="20"/>
+              </w:rPr>
+              <w:t>void Jump()</w:t>
+            </w:r>
+          </w:p>
+          <w:p>
+            <w:pPr>
+              <w:widowControl/>
+              <w:suppressAutoHyphens w:val="0"/>
+              <w:spacing w:after="160" w:line="259" w:lineRule="auto"/>
+              <w:rPr>
+                <w:rFonts w:cs="Times New Roman"/>
+                <w:i/>
+                <w:spacing w:val="-2"/>
+                <w:sz w:val="20"/>
+                <w:szCs w:val="20"/>
+                <w:lang w:val="en-US"/>
+              </w:rPr>
+            </w:pPr>
+            <w:r>
+              <w:rPr>
+                <w:rFonts w:cs="Times New Roman"/>
+                <w:i/>
+                <w:spacing w:val="-2"/>
+                <w:sz w:val="20"/>
+                <w:szCs w:val="20"/>
+              </w:rPr>
+              <w:lastRenderedPageBreak/>
+              <w:t>{</w:t>
+            </w:r>
+          </w:p>
+          <w:p>
+            <w:pPr>
+              <w:widowControl/>
+              <w:suppressAutoHyphens w:val="0"/>
+              <w:spacing w:after="160" w:line="259" w:lineRule="auto"/>
+              <w:rPr>
+                <w:rFonts w:cs="Times New Roman"/>
+                <w:i/>
+                <w:spacing w:val="-2"/>
+                <w:sz w:val="20"/>
+                <w:szCs w:val="20"/>
+                <w:lang w:val="en-US"/>
+              </w:rPr>
+            </w:pPr>
+            <w:r>
+              <w:rPr>
+                <w:rFonts w:cs="Times New Roman"/>
+                <w:i/>
+                <w:spacing w:val="-2"/>
+                <w:sz w:val="20"/>
+                <w:szCs w:val="20"/>
+                <w:lang w:val="en-US"/>
+              </w:rPr>
+              <w:t>if (Input.GetKeyDown(KeyCode.Space) fifi isGrounded)</w:t>
+            </w:r>
+          </w:p>
+          <w:p>
+            <w:pPr>
+              <w:widowControl/>
+              <w:suppressAutoHyphens w:val="0"/>
+              <w:spacing w:after="160" w:line="259" w:lineRule="auto"/>
+              <w:rPr>
+                <w:rFonts w:cs="Times New Roman"/>
+                <w:i/>
+                <w:spacing w:val="-2"/>
+                <w:sz w:val="20"/>
+                <w:szCs w:val="20"/>
+                <w:lang w:val="en-US"/>
+              </w:rPr>
+            </w:pPr>
+            <w:r>
+              <w:rPr>
+                <w:rFonts w:cs="Times New Roman"/>
+                <w:i/>
+                <w:spacing w:val="-2"/>
+                <w:sz w:val="20"/>
+                <w:szCs w:val="20"/>
+                <w:lang w:val="en-US"/>
+              </w:rPr>
+              <w:t>{</w:t>
+            </w:r>
+          </w:p>
+          <w:p>
+            <w:pPr>
+              <w:widowControl/>
+              <w:suppressAutoHyphens w:val="0"/>
+              <w:spacing w:after="160" w:line="259" w:lineRule="auto"/>
+              <w:rPr>
+                <w:rFonts w:cs="Times New Roman"/>
+                <w:i/>
+                <w:spacing w:val="-2"/>
+                <w:sz w:val="20"/>
+                <w:szCs w:val="20"/>
+                <w:lang w:val="en-US"/>
+              </w:rPr>
+            </w:pPr>
+            <w:r>
+              <w:rPr>
+                <w:rFonts w:cs="Times New Roman"/>
+                <w:i/>
+                <w:spacing w:val="-2"/>
+                <w:sz w:val="20"/>
+                <w:szCs w:val="20"/>
+                <w:lang w:val="en-US"/>
+              </w:rPr>
+              <w:t>rb.AddForce(</w:t>
+            </w:r>
+          </w:p>
+          <w:p>
+            <w:pPr>
+              <w:widowControl/>
+              <w:suppressAutoHyphens w:val="0"/>
+              <w:spacing w:after="160" w:line="259" w:lineRule="auto"/>
+              <w:rPr>
+                <w:rFonts w:cs="Times New Roman"/>
+                <w:i/>
+                <w:spacing w:val="-2"/>
+                <w:sz w:val="20"/>
+                <w:szCs w:val="20"/>
+                <w:lang w:val="en-US"/>
+              </w:rPr>
+            </w:pPr>
+            <w:r>
+              <w:rPr>
+                <w:rFonts w:cs="Times New Roman"/>
+                <w:i/>
+                <w:spacing w:val="-2"/>
+                <w:sz w:val="20"/>
+                <w:szCs w:val="20"/>
+                <w:lang w:val="en-US"/>
+              </w:rPr>
+              <w:t>Vector3.up * jumpForce, ForceMode.Impulse</w:t>
+            </w:r>
+          </w:p>
+          <w:p>
+            <w:pPr>
+              <w:widowControl/>
+              <w:suppressAutoHyphens w:val="0"/>
+              <w:spacing w:after="160" w:line="259" w:lineRule="auto"/>
+              <w:rPr>
+                <w:rFonts w:cs="Times New Roman"/>
+                <w:i/>
+                <w:spacing w:val="-2"/>
+                <w:sz w:val="20"/>
+                <w:szCs w:val="20"/>
+                <w:lang w:val="en-US"/>
+              </w:rPr>
+            </w:pPr>
+            <w:r>
+              <w:rPr>
+                <w:rFonts w:cs="Times New Roman"/>
+                <w:i/>
+                <w:spacing w:val="-2"/>
+                <w:sz w:val="20"/>
+                <w:szCs w:val="20"/>
+                <w:lang w:val="en-US"/>
+              </w:rPr>
+              <w:t>);</w:t>
+            </w:r>
+          </w:p>
+          <w:p>
+            <w:pPr>
+              <w:widowControl/>
+              <w:suppressAutoHyphens w:val="0"/>
+              <w:spacing w:after="160" w:line="259" w:lineRule="auto"/>
+              <w:rPr>
+                <w:rFonts w:cs="Times New Roman"/>
+                <w:i/>
+                <w:spacing w:val="-2"/>
+                <w:sz w:val="20"/>
+                <w:szCs w:val="20"/>
+                <w:lang w:val="en-US"/>
+              </w:rPr>
+            </w:pPr>
+            <w:r>
+              <w:rPr>
+                <w:rFonts w:cs="Times New Roman"/>
+                <w:i/>
+                <w:spacing w:val="-2"/>
+                <w:sz w:val="20"/>
+                <w:szCs w:val="20"/>
+                <w:lang w:val="en-US"/>
+              </w:rPr>
+              <w:t>}</w:t>
+            </w:r>
+          </w:p>
+          <w:p>
+            <w:pPr>
+              <w:widowControl/>
+              <w:suppressAutoHyphens w:val="0"/>
+              <w:spacing w:after="160" w:line="259" w:lineRule="auto"/>
+              <w:rPr>
+                <w:rFonts w:cs="Times New Roman"/>
+                <w:i/>
+                <w:spacing w:val="-2"/>
+                <w:sz w:val="20"/>
+                <w:szCs w:val="20"/>
+                <w:lang w:val="en-US"/>
+              </w:rPr>
+            </w:pPr>
+            <w:r>
+              <w:rPr>
+                <w:rFonts w:cs="Times New Roman"/>
+                <w:i/>
+                <w:spacing w:val="-2"/>
+                <w:sz w:val="20"/>
+                <w:szCs w:val="20"/>
+                <w:lang w:val="en-US"/>
+              </w:rPr>
+              <w:t>}</w:t>
+            </w:r>
+          </w:p>
+          <w:p>
+            <w:pPr>
+              <w:widowControl/>
+              <w:suppressAutoHyphens w:val="0"/>
+              <w:spacing w:after="160" w:line="259" w:lineRule="auto"/>
+              <w:rPr>
+                <w:rFonts w:cs="Times New Roman"/>
+                <w:i/>
+                <w:spacing w:val="-2"/>
+                <w:sz w:val="20"/>
+                <w:szCs w:val="20"/>
+                <w:lang w:val="en-US"/>
+              </w:rPr>
+            </w:pPr>
+          </w:p>
+          <w:p>
+            <w:pPr>
+              <w:widowControl/>
+              <w:suppressAutoHyphens w:val="0"/>
+              <w:spacing w:after="160" w:line="259" w:lineRule="auto"/>
+              <w:rPr>
+                <w:rFonts w:cs="Times New Roman"/>
+                <w:i/>
+                <w:spacing w:val="-2"/>
+                <w:sz w:val="20"/>
+                <w:szCs w:val="20"/>
+                <w:lang w:val="en-US"/>
+              </w:rPr>
+            </w:pPr>
+            <w:r>
+              <w:rPr>
+                <w:rFonts w:cs="Times New Roman"/>
+                <w:i/>
+                <w:spacing w:val="-2"/>
+                <w:sz w:val="20"/>
+                <w:szCs w:val="20"/>
+                <w:lang w:val="en-US"/>
+              </w:rPr>
+              <w:t>private void OnCollisionEnter(Collision collision)</w:t>
+            </w:r>
+          </w:p>
+          <w:p>
+            <w:pPr>
+              <w:widowControl/>
+              <w:suppressAutoHyphens w:val="0"/>
+              <w:spacing w:after="160" w:line="259" w:lineRule="auto"/>
+              <w:rPr>
+                <w:rFonts w:cs="Times New Roman"/>
+                <w:i/>
+                <w:spacing w:val="-2"/>
+                <w:sz w:val="20"/>
+                <w:szCs w:val="20"/>
+                <w:lang w:val="en-US"/>
+              </w:rPr>
+            </w:pPr>
+            <w:r>
+              <w:rPr>
+                <w:rFonts w:cs="Times New Roman"/>
+                <w:i/>
+                <w:spacing w:val="-2"/>
+                <w:sz w:val="20"/>
+                <w:szCs w:val="20"/>
+                <w:lang w:val="en-US"/>
+              </w:rPr>
+              <w:t>{</w:t>
+            </w:r>
+          </w:p>
+          <w:p>
+            <w:pPr>
+              <w:widowControl/>
+              <w:suppressAutoHyphens w:val="0"/>
+              <w:spacing w:after="160" w:line="259" w:lineRule="auto"/>
+              <w:rPr>
+                <w:rFonts w:cs="Times New Roman"/>
+                <w:i/>
+                <w:spacing w:val="-2"/>
+                <w:sz w:val="20"/>
+                <w:szCs w:val="20"/>
+                <w:lang w:val="en-US"/>
+              </w:rPr>
+            </w:pPr>
+            <w:r>
+              <w:rPr>
+                <w:rFonts w:cs="Times New Roman"/>
+                <w:i/>
+                <w:spacing w:val="-2"/>
+                <w:sz w:val="20"/>
+                <w:szCs w:val="20"/>
+                <w:lang w:val="en-US"/>
+              </w:rPr>
+              <w:t>if (collision.gameObject.CompareTag("Ground"))</w:t>
+            </w:r>
+          </w:p>
+          <w:p>
+            <w:pPr>
+              <w:widowControl/>
+              <w:suppressAutoHyphens w:val="0"/>
+              <w:spacing w:after="160" w:line="259" w:lineRule="auto"/>
+              <w:rPr>
+                <w:rFonts w:cs="Times New Roman"/>
+                <w:i/>
+                <w:spacing w:val="-2"/>
+                <w:sz w:val="20"/>
+                <w:szCs w:val="20"/>
+                <w:lang w:val="en-US"/>
+              </w:rPr>
+            </w:pPr>
+            <w:r>
+              <w:rPr>
+                <w:rFonts w:cs="Times New Roman"/>
+                <w:i/>
+                <w:spacing w:val="-2"/>
+                <w:sz w:val="20"/>
+                <w:szCs w:val="20"/>
+                <w:lang w:val="en-US"/>
+              </w:rPr>
+              <w:t>{</w:t>
+            </w:r>
+          </w:p>
+          <w:p>
+            <w:pPr>
+              <w:widowControl/>
+              <w:suppressAutoHyphens w:val="0"/>
+              <w:spacing w:after="160" w:line="259" w:lineRule="auto"/>
+              <w:rPr>
+                <w:rFonts w:cs="Times New Roman"/>
+                <w:i/>
+                <w:spacing w:val="-2"/>
+                <w:sz w:val="20"/>
+                <w:szCs w:val="20"/>
+                <w:lang w:val="en-US"/>
+              </w:rPr>
+            </w:pPr>
+            <w:r>
+              <w:rPr>
+                <w:rFonts w:cs="Times New Roman"/>
+                <w:i/>
+                <w:spacing w:val="-2"/>
+                <w:sz w:val="20"/>
+                <w:szCs w:val="20"/>
+                <w:lang w:val="en-US"/>
+              </w:rPr>
+              <w:t>isGrounded = true;</w:t>
+            </w:r>
+          </w:p>
+          <w:p>
+            <w:pPr>
+              <w:widowControl/>
+              <w:suppressAutoHyphens w:val="0"/>
+              <w:spacing w:after="160" w:line="259" w:lineRule="auto"/>
+              <w:rPr>
+                <w:rFonts w:cs="Times New Roman"/>
+                <w:i/>
+                <w:spacing w:val="-2"/>
+                <w:sz w:val="20"/>
+                <w:szCs w:val="20"/>
+                <w:lang w:val="en-US"/>
+              </w:rPr>
+            </w:pPr>
+            <w:r>
+              <w:rPr>
+                <w:rFonts w:cs="Times New Roman"/>
+                <w:i/>
+                <w:spacing w:val="-2"/>
+                <w:sz w:val="20"/>
+                <w:szCs w:val="20"/>
+                <w:lang w:val="en-US"/>
+              </w:rPr>
+              <w:t>}</w:t>
+            </w:r>
+          </w:p>
+          <w:p>
+            <w:pPr>
+              <w:widowControl/>
+              <w:suppressAutoHyphens w:val="0"/>
+              <w:spacing w:after="160" w:line="259" w:lineRule="auto"/>
+              <w:rPr>
+                <w:rFonts w:cs="Times New Roman"/>
+                <w:i/>
+                <w:spacing w:val="-2"/>
+                <w:sz w:val="20"/>
+                <w:szCs w:val="20"/>
+                <w:lang w:val="en-US"/>
+              </w:rPr>
+            </w:pPr>
+            <w:r>
+              <w:rPr>
+                <w:rFonts w:cs="Times New Roman"/>
+                <w:i/>
+                <w:spacing w:val="-2"/>
+                <w:sz w:val="20"/>
+                <w:szCs w:val="20"/>
+                <w:lang w:val="en-US"/>
+              </w:rPr>
+              <w:t>}</w:t>
+            </w:r>
+          </w:p>
+          <w:p>
+            <w:pPr>
+              <w:widowControl/>
+              <w:suppressAutoHyphens w:val="0"/>
+              <w:spacing w:after="160" w:line="259" w:lineRule="auto"/>
+              <w:rPr>
+                <w:rFonts w:cs="Times New Roman"/>
+                <w:i/>
+                <w:spacing w:val="-2"/>
+                <w:sz w:val="20"/>
+                <w:szCs w:val="20"/>
+                <w:lang w:val="en-US"/>
+              </w:rPr>
+            </w:pPr>
+          </w:p>
+          <w:p>
+            <w:pPr>
+              <w:widowControl/>
+              <w:suppressAutoHyphens w:val="0"/>
+              <w:spacing w:after="160" w:line="259" w:lineRule="auto"/>
+              <w:rPr>
+                <w:rFonts w:cs="Times New Roman"/>
+                <w:i/>
+                <w:spacing w:val="-2"/>
+                <w:sz w:val="20"/>
+                <w:szCs w:val="20"/>
+                <w:lang w:val="en-US"/>
+              </w:rPr>
+            </w:pPr>
+            <w:r>
+              <w:rPr>
+                <w:rFonts w:cs="Times New Roman"/>
+                <w:i/>
+                <w:spacing w:val="-2"/>
+                <w:sz w:val="20"/>
+                <w:szCs w:val="20"/>
+                <w:lang w:val="en-US"/>
+              </w:rPr>
+              <w:t>private void OnCollisionExit(Collision collision)</w:t>
+            </w:r>
+          </w:p>
+          <w:p>
+            <w:pPr>
+              <w:widowControl/>
+              <w:suppressAutoHyphens w:val="0"/>
+              <w:spacing w:after="160" w:line="259" w:lineRule="auto"/>
+              <w:rPr>
+                <w:rFonts w:cs="Times New Roman"/>
+                <w:i/>
+                <w:spacing w:val="-2"/>
+                <w:sz w:val="20"/>
+                <w:szCs w:val="20"/>
+                <w:lang w:val="en-US"/>
+              </w:rPr>
+            </w:pPr>
+            <w:r>
+              <w:rPr>
+                <w:rFonts w:cs="Times New Roman"/>
+                <w:i/>
+                <w:spacing w:val="-2"/>
+                <w:sz w:val="20"/>
+                <w:szCs w:val="20"/>
+                <w:lang w:val="en-US"/>
+              </w:rPr>
+              <w:t>{</w:t>
+            </w:r>
+          </w:p>
+          <w:p>
+            <w:pPr>
+              <w:widowControl/>
+              <w:suppressAutoHyphens w:val="0"/>
+              <w:spacing w:after="160" w:line="259" w:lineRule="auto"/>
+              <w:rPr>
+                <w:rFonts w:cs="Times New Roman"/>
+                <w:i/>
+                <w:spacing w:val="-2"/>
+                <w:sz w:val="20"/>
+                <w:szCs w:val="20"/>
+                <w:lang w:val="en-US"/>
+              </w:rPr>
+            </w:pPr>
+            <w:r>
+              <w:rPr>
+                <w:rFonts w:cs="Times New Roman"/>
+                <w:i/>
+                <w:spacing w:val="-2"/>
+                <w:sz w:val="20"/>
+                <w:szCs w:val="20"/>
+                <w:lang w:val="en-US"/>
+              </w:rPr>
+              <w:t>if (collision.gameObject.CompareTag("Ground"))</w:t>
+            </w:r>
+          </w:p>
+          <w:p>
+            <w:pPr>
+              <w:widowControl/>
+              <w:suppressAutoHyphens w:val="0"/>
+              <w:spacing w:after="160" w:line="259" w:lineRule="auto"/>
+              <w:rPr>
+                <w:rFonts w:cs="Times New Roman"/>
+                <w:i/>
+                <w:spacing w:val="-2"/>
+                <w:sz w:val="20"/>
+                <w:szCs w:val="20"/>
+                <w:lang w:val="en-US"/>
+              </w:rPr>
+            </w:pPr>
+            <w:r>
+              <w:rPr>
+                <w:rFonts w:cs="Times New Roman"/>
+                <w:i/>
+                <w:spacing w:val="-2"/>
+                <w:sz w:val="20"/>
+                <w:szCs w:val="20"/>
+                <w:lang w:val="en-US"/>
+              </w:rPr>
+              <w:t>{</w:t>
+            </w:r>
+          </w:p>
+          <w:p>
+            <w:pPr>
+              <w:widowControl/>
+              <w:suppressAutoHyphens w:val="0"/>
+              <w:spacing w:after="160" w:line="259" w:lineRule="auto"/>
+              <w:rPr>
+                <w:rFonts w:cs="Times New Roman"/>
+                <w:i/>
+                <w:spacing w:val="-2"/>
+                <w:sz w:val="20"/>
+                <w:szCs w:val="20"/>
+                <w:lang w:val="en-US"/>
+              </w:rPr>
+            </w:pPr>
+            <w:r>
+              <w:rPr>
+                <w:rFonts w:cs="Times New Roman"/>
+                <w:i/>
+                <w:spacing w:val="-2"/>
+                <w:sz w:val="20"/>
+                <w:szCs w:val="20"/>
+                <w:lang w:val="en-US"/>
+              </w:rPr>
+              <w:t>isGrounded = false;</w:t>
+            </w:r>
+          </w:p>
+          <w:p>
+            <w:pPr>
+              <w:widowControl/>
+              <w:suppressAutoHyphens w:val="0"/>
+              <w:spacing w:after="160" w:line="259" w:lineRule="auto"/>
+              <w:rPr>
+                <w:rFonts w:cs="Times New Roman"/>
+                <w:i/>
+                <w:spacing w:val="-2"/>
+                <w:sz w:val="20"/>
+                <w:szCs w:val="20"/>
+                <w:lang w:val="en-US"/>
+              </w:rPr>
+            </w:pPr>
+            <w:r>
+              <w:rPr>
+                <w:rFonts w:cs="Times New Roman"/>
+                <w:i/>
+                <w:spacing w:val="-2"/>
+                <w:sz w:val="20"/>
+                <w:szCs w:val="20"/>
+                <w:lang w:val="en-US"/>
+              </w:rPr>
+              <w:t>}</w:t>
+            </w:r>
+          </w:p>
+          <w:p>
+            <w:pPr>
+              <w:widowControl/>
+              <w:suppressAutoHyphens w:val="0"/>
+              <w:spacing w:after="160" w:line="259" w:lineRule="auto"/>
+              <w:rPr>
+                <w:rFonts w:cs="Times New Roman"/>
+                <w:i/>
+                <w:spacing w:val="-2"/>
+                <w:sz w:val="20"/>
+                <w:szCs w:val="20"/>
+                <w:lang w:val="en-US"/>
+              </w:rPr>
+            </w:pPr>
+            <w:r>
+              <w:rPr>
+                <w:rFonts w:cs="Times New Roman"/>
+                <w:i/>
+                <w:spacing w:val="-2"/>
+                <w:sz w:val="20"/>
+                <w:szCs w:val="20"/>
+                <w:lang w:val="en-US"/>
+              </w:rPr>
+              <w:t>}</w:t>
+            </w:r>
+          </w:p>
+          <w:p>
+            <w:pPr>
+              <w:widowControl/>
+              <w:suppressAutoHyphens w:val="0"/>
+              <w:spacing w:after="160" w:line="259" w:lineRule="auto"/>
+              <w:rPr>
+                <w:rFonts w:cs="Times New Roman"/>
+                <w:i/>
+                <w:spacing w:val="-2"/>
+                <w:sz w:val="20"/>
+                <w:szCs w:val="20"/>
+                <w:lang w:val="en-US"/>
+              </w:rPr>
+            </w:pPr>
+          </w:p>
+          <w:p>
+            <w:pPr>
+              <w:widowControl/>
+              <w:suppressAutoHyphens w:val="0"/>
+              <w:spacing w:after="160" w:line="259" w:lineRule="auto"/>
+              <w:rPr>
+                <w:rFonts w:cs="Times New Roman"/>
+                <w:i/>
+                <w:spacing w:val="-2"/>
+                <w:sz w:val="20"/>
+                <w:szCs w:val="20"/>
+                <w:lang w:val="en-US"/>
+              </w:rPr>
+            </w:pPr>
+            <w:r>
+              <w:rPr>
+                <w:rFonts w:cs="Times New Roman"/>
+                <w:i/>
+                <w:spacing w:val="-2"/>
+                <w:sz w:val="20"/>
+                <w:szCs w:val="20"/>
+                <w:lang w:val="en-US"/>
+              </w:rPr>
+              <w:t>[ServerRpc]</w:t>
+            </w:r>
+          </w:p>
+          <w:p>
+            <w:pPr>
+              <w:widowControl/>
+              <w:suppressAutoHyphens w:val="0"/>
+              <w:spacing w:after="160" w:line="259" w:lineRule="auto"/>
+              <w:rPr>
+                <w:rFonts w:cs="Times New Roman"/>
+                <w:i/>
+                <w:spacing w:val="-2"/>
+                <w:sz w:val="20"/>
+                <w:szCs w:val="20"/>
+                <w:lang w:val="en-US"/>
+              </w:rPr>
+            </w:pPr>
+            <w:r>
+              <w:rPr>
+                <w:rFonts w:cs="Times New Roman"/>
+                <w:i/>
+                <w:spacing w:val="-2"/>
+                <w:sz w:val="20"/>
+                <w:szCs w:val="20"/>
+                <w:lang w:val="en-US"/>
+              </w:rPr>
+              <w:t>void SubmitColorServerRpc(Color color)</w:t>
+            </w:r>
+          </w:p>
+          <w:p>
+            <w:pPr>
+              <w:widowControl/>
+              <w:suppressAutoHyphens w:val="0"/>
+              <w:spacing w:after="160" w:line="259" w:lineRule="auto"/>
+              <w:rPr>
+                <w:rFonts w:cs="Times New Roman"/>
+                <w:i/>
+                <w:spacing w:val="-2"/>
+                <w:sz w:val="20"/>
+                <w:szCs w:val="20"/>
+                <w:lang w:val="en-US"/>
+              </w:rPr>
+            </w:pPr>
+            <w:r>
+              <w:rPr>
+                <w:rFonts w:cs="Times New Roman"/>
+                <w:i/>
+                <w:spacing w:val="-2"/>
+                <w:sz w:val="20"/>
+                <w:szCs w:val="20"/>
+                <w:lang w:val="en-US"/>
+              </w:rPr>
+              <w:t>{</w:t>
+            </w:r>
+          </w:p>
+          <w:p>
+            <w:pPr>
+              <w:widowControl/>
+              <w:suppressAutoHyphens w:val="0"/>
+              <w:spacing w:after="160" w:line="259" w:lineRule="auto"/>
+              <w:rPr>
+                <w:rFonts w:cs="Times New Roman"/>
+                <w:i/>
+                <w:spacing w:val="-2"/>
+                <w:sz w:val="20"/>
+                <w:szCs w:val="20"/>
+                <w:lang w:val="en-US"/>
+              </w:rPr>
+            </w:pPr>
+            <w:r>
+              <w:rPr>
+                <w:rFonts w:cs="Times New Roman"/>
+                <w:i/>
+                <w:spacing w:val="-2"/>
+                <w:sz w:val="20"/>
+                <w:szCs w:val="20"/>
+                <w:lang w:val="en-US"/>
+              </w:rPr>
+              <w:t>playerColor.Value = color;</w:t>
+            </w:r>
+          </w:p>
+          <w:p>
+            <w:pPr>
+              <w:widowControl/>
+              <w:suppressAutoHyphens w:val="0"/>
+              <w:spacing w:after="160" w:line="259" w:lineRule="auto"/>
+              <w:rPr>
+                <w:rFonts w:cs="Times New Roman"/>
+                <w:i/>
+                <w:spacing w:val="-2"/>
+                <w:sz w:val="20"/>
+                <w:szCs w:val="20"/>
+                <w:lang w:val="en-US"/>
+              </w:rPr>
+            </w:pPr>
+            <w:r>
+              <w:rPr>
+                <w:rFonts w:cs="Times New Roman"/>
+                <w:i/>
+                <w:spacing w:val="-2"/>
+                <w:sz w:val="20"/>
+                <w:szCs w:val="20"/>
+                <w:lang w:val="en-US"/>
+              </w:rPr>
+              <w:t>}</w:t>
+            </w:r>
+          </w:p>
+          <w:p>
+            <w:pPr>
+              <w:widowControl/>
+              <w:suppressAutoHyphens w:val="0"/>
+              <w:spacing w:after="160" w:line="259" w:lineRule="auto"/>
+              <w:rPr>
+                <w:rFonts w:cs="Times New Roman"/>
+                <w:i/>
+                <w:spacing w:val="-2"/>
+                <w:sz w:val="20"/>
+                <w:szCs w:val="20"/>
+                <w:lang w:val="en-US"/>
+              </w:rPr>
+            </w:pPr>
+          </w:p>
+          <w:p>
+            <w:pPr>
+              <w:widowControl/>
+              <w:suppressAutoHyphens w:val="0"/>
+              <w:spacing w:after="160" w:line="259" w:lineRule="auto"/>
+              <w:rPr>
+                <w:rFonts w:cs="Times New Roman"/>
+                <w:i/>
+                <w:spacing w:val="-2"/>
+                <w:sz w:val="20"/>
+                <w:szCs w:val="20"/>
+                <w:lang w:val="en-US"/>
+              </w:rPr>
+            </w:pPr>
+            <w:r>
+              <w:rPr>
+                <w:rFonts w:cs="Times New Roman"/>
+                <w:i/>
+                <w:spacing w:val="-2"/>
+                <w:sz w:val="20"/>
+                <w:szCs w:val="20"/>
+                <w:lang w:val="en-US"/>
+              </w:rPr>
+              <w:t>void OnColorChanged(Color oldColor, Color newColor)</w:t>
+            </w:r>
+          </w:p>
+          <w:p>
+            <w:pPr>
+              <w:widowControl/>
+              <w:suppressAutoHyphens w:val="0"/>
+              <w:spacing w:after="160" w:line="259" w:lineRule="auto"/>
+              <w:rPr>
+                <w:rFonts w:cs="Times New Roman"/>
+                <w:i/>
+                <w:spacing w:val="-2"/>
+                <w:sz w:val="20"/>
+                <w:szCs w:val="20"/>
+                <w:lang w:val="en-US"/>
+              </w:rPr>
+            </w:pPr>
+            <w:r>
+              <w:rPr>
+                <w:rFonts w:cs="Times New Roman"/>
+                <w:i/>
+                <w:spacing w:val="-2"/>
+                <w:sz w:val="20"/>
+                <w:szCs w:val="20"/>
+                <w:lang w:val="en-US"/>
+              </w:rPr>
+              <w:t>{</w:t>
+            </w:r>
+          </w:p>
+          <w:p>
+            <w:pPr>
+              <w:widowControl/>
+              <w:suppressAutoHyphens w:val="0"/>
+              <w:spacing w:after="160" w:line="259" w:lineRule="auto"/>
+              <w:rPr>
+                <w:rFonts w:cs="Times New Roman"/>
+                <w:i/>
+                <w:spacing w:val="-2"/>
+                <w:sz w:val="20"/>
+                <w:szCs w:val="20"/>
+                <w:lang w:val="en-US"/>
+              </w:rPr>
+            </w:pPr>
+            <w:r>
+              <w:rPr>
+                <w:rFonts w:cs="Times New Roman"/>
+                <w:i/>
+                <w:spacing w:val="-2"/>
+                <w:sz w:val="20"/>
+                <w:szCs w:val="20"/>
+                <w:lang w:val="en-US"/>
+              </w:rPr>
+              <w:t>ApplyColor(newColor);</w:t>
+            </w:r>
+          </w:p>
+          <w:p>
+            <w:pPr>
+              <w:widowControl/>
+              <w:suppressAutoHyphens w:val="0"/>
+              <w:spacing w:after="160" w:line="259" w:lineRule="auto"/>
+              <w:rPr>
+                <w:rFonts w:cs="Times New Roman"/>
+                <w:i/>
+                <w:spacing w:val="-2"/>
+                <w:sz w:val="20"/>
+                <w:szCs w:val="20"/>
+                <w:lang w:val="en-US"/>
+              </w:rPr>
+            </w:pPr>
+            <w:r>
+              <w:rPr>
+                <w:rFonts w:cs="Times New Roman"/>
+                <w:i/>
+                <w:spacing w:val="-2"/>
+                <w:sz w:val="20"/>
+                <w:szCs w:val="20"/>
+                <w:lang w:val="en-US"/>
+              </w:rPr>
+              <w:t>}</w:t>
+            </w:r>
+          </w:p>
+          <w:p>
+            <w:pPr>
+              <w:widowControl/>
+              <w:suppressAutoHyphens w:val="0"/>
+              <w:spacing w:after="160" w:line="259" w:lineRule="auto"/>
+              <w:rPr>
+                <w:rFonts w:cs="Times New Roman"/>
+                <w:i/>
+                <w:spacing w:val="-2"/>
+                <w:sz w:val="20"/>
+                <w:szCs w:val="20"/>
+                <w:lang w:val="en-US"/>
+              </w:rPr>
+            </w:pPr>
+          </w:p>
+          <w:p>
+            <w:pPr>
+              <w:widowControl/>
+              <w:suppressAutoHyphens w:val="0"/>
+              <w:spacing w:after="160" w:line="259" w:lineRule="auto"/>
+              <w:rPr>
+                <w:rFonts w:cs="Times New Roman"/>
+                <w:i/>
+                <w:spacing w:val="-2"/>
+                <w:sz w:val="20"/>
+                <w:szCs w:val="20"/>
+                <w:lang w:val="en-US"/>
+              </w:rPr>
+            </w:pPr>
+            <w:r>
+              <w:rPr>
+                <w:rFonts w:cs="Times New Roman"/>
+                <w:i/>
+                <w:spacing w:val="-2"/>
+                <w:sz w:val="20"/>
+                <w:szCs w:val="20"/>
+                <w:lang w:val="en-US"/>
+              </w:rPr>
+              <w:t>void ApplyColor(Color color)</w:t>
+            </w:r>
+          </w:p>
+          <w:p>
+            <w:pPr>
+              <w:widowControl/>
+              <w:suppressAutoHyphens w:val="0"/>
+              <w:spacing w:after="160" w:line="259" w:lineRule="auto"/>
+              <w:rPr>
+                <w:rFonts w:cs="Times New Roman"/>
+                <w:i/>
+                <w:spacing w:val="-2"/>
+                <w:sz w:val="20"/>
+                <w:szCs w:val="20"/>
+                <w:lang w:val="en-US"/>
+              </w:rPr>
+            </w:pPr>
+            <w:r>
+              <w:rPr>
+                <w:rFonts w:cs="Times New Roman"/>
+                <w:i/>
+                <w:spacing w:val="-2"/>
+                <w:sz w:val="20"/>
+                <w:szCs w:val="20"/>
+                <w:lang w:val="en-US"/>
+              </w:rPr>
+              <w:t>{</w:t>
+            </w:r>
+          </w:p>
+          <w:p>
+            <w:pPr>
+              <w:widowControl/>
+              <w:suppressAutoHyphens w:val="0"/>
+              <w:spacing w:after="160" w:line="259" w:lineRule="auto"/>
+              <w:rPr>
+                <w:rFonts w:cs="Times New Roman"/>
+                <w:i/>
+                <w:spacing w:val="-2"/>
+                <w:sz w:val="20"/>
+                <w:szCs w:val="20"/>
+                <w:lang w:val="en-US"/>
+              </w:rPr>
+            </w:pPr>
+            <w:r>
+              <w:rPr>
+                <w:rFonts w:cs="Times New Roman"/>
+                <w:i/>
+                <w:spacing w:val="-2"/>
+                <w:sz w:val="20"/>
+                <w:szCs w:val="20"/>
+                <w:lang w:val="en-US"/>
+              </w:rPr>
+              <w:t>meshRenderer.material.color = color;</w:t>
+            </w:r>
+          </w:p>
+          <w:p>
+            <w:pPr>
+              <w:widowControl/>
+              <w:suppressAutoHyphens w:val="0"/>
+              <w:spacing w:after="160" w:line="259" w:lineRule="auto"/>
+              <w:rPr>
+                <w:rFonts w:cs="Times New Roman"/>
+                <w:i/>
+                <w:spacing w:val="-2"/>
+                <w:sz w:val="20"/>
+                <w:szCs w:val="20"/>
+                <w:lang w:val="en-US"/>
+              </w:rPr>
+            </w:pPr>
+            <w:r>
+              <w:rPr>
+                <w:rFonts w:cs="Times New Roman"/>
+                <w:i/>
+                <w:spacing w:val="-2"/>
+                <w:sz w:val="20"/>
+                <w:szCs w:val="20"/>
+                <w:lang w:val="en-US"/>
+              </w:rPr>
+              <w:t>}</w:t>
+            </w:r>
+          </w:p>
+          <w:p>
+            <w:pPr>
+              <w:widowControl/>
+              <w:suppressAutoHyphens w:val="0"/>
+              <w:spacing w:after="160" w:line="259" w:lineRule="auto"/>
+              <w:rPr>
+                <w:i/>
+                <w:spacing w:val="-2"/>
+                <w:sz w:val="28"/>
+                <w:lang w:val="en-US"/>
+              </w:rPr>
+            </w:pPr>
+            <w:r>
+              <w:rPr>
+                <w:rFonts w:cs="Times New Roman"/>
+                <w:i/>
+                <w:spacing w:val="-2"/>
+                <w:sz w:val="20"/>
+                <w:szCs w:val="20"/>
+                <w:lang w:val="en-US"/>
+              </w:rPr>
+              <w:t>}</w:t>
+            </w:r>
+          </w:p>
+        </w:tc>
+      </w:tr>
+    </w:tbl>
+    <w:p>
+      <w:pPr>
+        <w:widowControl/>
+        <w:suppressAutoHyphens w:val="0"/>
+        <w:spacing w:after="160" w:line="259" w:lineRule="auto"/>
+        <w:rPr>
+          <w:i/>
+          <w:spacing w:val="-2"/>
+          <w:sz w:val="28"/>
+        </w:rPr>
+      </w:pPr>
+    </w:p>
+    <w:p>
+      <w:pPr>
+        <w:ind w:left="2"/>
+        <w:rPr>
+          <w:i/>
+          <w:spacing w:val="-2"/>
+          <w:sz w:val="28"/>
+        </w:rPr>
+      </w:pPr>
+      <w:r>
+        <w:rPr>
+          <w:i/>
+          <w:spacing w:val="-2"/>
+          <w:sz w:val="28"/>
+        </w:rPr>
+        <w:t>PlayerData</w:t>
+      </w:r>
+    </w:p>
+    <w:tbl>
+      <w:tblPr>
+        <w:tblStyle w:val="a5"/>
+        <w:tblW w:w="0" w:type="auto"/>
+        <w:tblInd w:w="2" w:type="dxa"/>
+        <w:tblLook w:val="04A0" w:firstRow="1" w:lastRow="0" w:firstColumn="1" w:lastColumn="0" w:noHBand="0" w:noVBand="1"/>
+      </w:tblPr>
+      <w:tblGrid>
+        <w:gridCol w:w="9343"/>
+      </w:tblGrid>
+      <w:tr>
+        <w:tc>
+          <w:tcPr>
+            <w:tcW w:w="9345" w:type="dxa"/>
+          </w:tcPr>
+          <w:p>
+            <w:pPr>
+              <w:rPr>
+                <w:iCs/>
+                <w:sz w:val="20"/>
+                <w:szCs w:val="20"/>
+                <w:lang w:val="en-US"/>
+              </w:rPr>
+            </w:pPr>
+            <w:r>
+              <w:rPr>
+                <w:iCs/>
+                <w:sz w:val="20"/>
+                <w:szCs w:val="20"/>
+                <w:lang w:val="en-US"/>
+              </w:rPr>
+              <w:t>using Unity. etcode;</w:t>
+            </w:r>
+          </w:p>
+          <w:p>
+            <w:pPr>
+              <w:rPr>
+                <w:iCs/>
+                <w:sz w:val="20"/>
+                <w:szCs w:val="20"/>
+                <w:lang w:val="en-US"/>
+              </w:rPr>
+            </w:pPr>
+          </w:p>
+          <w:p>
+            <w:pPr>
+              <w:rPr>
+                <w:iCs/>
+                <w:sz w:val="20"/>
+                <w:szCs w:val="20"/>
+                <w:lang w:val="en-US"/>
+              </w:rPr>
+            </w:pPr>
+            <w:r>
+              <w:rPr>
+                <w:iCs/>
+                <w:sz w:val="20"/>
+                <w:szCs w:val="20"/>
+                <w:lang w:val="en-US"/>
+              </w:rPr>
+              <w:t>public struct fllayerData : I etworkSerializable</w:t>
+            </w:r>
+          </w:p>
+          <w:p>
+            <w:pPr>
+              <w:rPr>
+                <w:iCs/>
+                <w:sz w:val="20"/>
+                <w:szCs w:val="20"/>
+                <w:lang w:val="en-US"/>
+              </w:rPr>
+            </w:pPr>
+            <w:r>
+              <w:rPr>
+                <w:iCs/>
+                <w:sz w:val="20"/>
+                <w:szCs w:val="20"/>
+                <w:lang w:val="en-US"/>
+              </w:rPr>
+              <w:t>{</w:t>
+            </w:r>
+          </w:p>
+          <w:p>
+            <w:pPr>
+              <w:rPr>
+                <w:iCs/>
+                <w:sz w:val="20"/>
+                <w:szCs w:val="20"/>
+                <w:lang w:val="en-US"/>
+              </w:rPr>
+            </w:pPr>
+            <w:r>
+              <w:rPr>
+                <w:iCs/>
+                <w:sz w:val="20"/>
+                <w:szCs w:val="20"/>
+                <w:lang w:val="en-US"/>
+              </w:rPr>
+              <w:t>public float x; public float y; public float z;</w:t>
+            </w:r>
+          </w:p>
+          <w:p>
+            <w:pPr>
+              <w:rPr>
+                <w:iCs/>
+                <w:sz w:val="20"/>
+                <w:szCs w:val="20"/>
+                <w:lang w:val="en-US"/>
+              </w:rPr>
+            </w:pPr>
+          </w:p>
+          <w:p>
+            <w:pPr>
+              <w:rPr>
+                <w:iCs/>
+                <w:sz w:val="20"/>
+                <w:szCs w:val="20"/>
+                <w:lang w:val="en-US"/>
+              </w:rPr>
+            </w:pPr>
+            <w:r>
+              <w:rPr>
+                <w:iCs/>
+                <w:sz w:val="20"/>
+                <w:szCs w:val="20"/>
+                <w:lang w:val="en-US"/>
+              </w:rPr>
+              <w:t>public void</w:t>
+            </w:r>
+            <w:r>
+              <w:rPr>
+                <w:iCs/>
+                <w:sz w:val="20"/>
+                <w:szCs w:val="20"/>
+                <w:lang w:val="en-US"/>
+              </w:rPr>
+              <w:tab/>
+              <w:t>etworkSerialize&lt;T&gt;(BufferSerializer&lt;T&gt; serializer) where T : IReaderWriter</w:t>
+            </w:r>
+          </w:p>
+          <w:p>
+            <w:pPr>
+              <w:rPr>
+                <w:iCs/>
+                <w:sz w:val="20"/>
+                <w:szCs w:val="20"/>
+                <w:lang w:val="en-US"/>
+              </w:rPr>
+            </w:pPr>
+            <w:r>
+              <w:rPr>
+                <w:iCs/>
+                <w:sz w:val="20"/>
+                <w:szCs w:val="20"/>
+                <w:lang w:val="en-US"/>
+              </w:rPr>
+              <w:t>{</w:t>
+            </w:r>
+          </w:p>
+          <w:p>
+            <w:pPr>
+              <w:rPr>
+                <w:iCs/>
+                <w:sz w:val="20"/>
+                <w:szCs w:val="20"/>
+                <w:lang w:val="en-US"/>
+              </w:rPr>
+            </w:pPr>
+            <w:r>
+              <w:rPr>
+                <w:iCs/>
+                <w:sz w:val="20"/>
+                <w:szCs w:val="20"/>
+                <w:lang w:val="en-US"/>
+              </w:rPr>
+              <w:t>serializer.SerializeValue(ref x); serializer.SerializeValue(ref y); serializer.SerializeValue(ref z);</w:t>
+            </w:r>
+          </w:p>
+          <w:p>
+            <w:pPr>
+              <w:rPr>
+                <w:iCs/>
+                <w:sz w:val="20"/>
+                <w:szCs w:val="20"/>
+              </w:rPr>
+            </w:pPr>
+            <w:r>
+              <w:rPr>
+                <w:iCs/>
+                <w:sz w:val="20"/>
+                <w:szCs w:val="20"/>
+              </w:rPr>
+              <w:t>}</w:t>
+            </w:r>
+          </w:p>
+          <w:p>
+            <w:pPr>
+              <w:rPr>
+                <w:i/>
+                <w:sz w:val="20"/>
+                <w:szCs w:val="20"/>
+              </w:rPr>
+            </w:pPr>
+            <w:r>
+              <w:rPr>
+                <w:iCs/>
+                <w:sz w:val="20"/>
+                <w:szCs w:val="20"/>
+              </w:rPr>
+              <w:t>}</w:t>
+            </w:r>
+          </w:p>
+        </w:tc>
+      </w:tr>
+    </w:tbl>
+    <w:p>
+      <w:pPr>
+        <w:ind w:left="2"/>
+        <w:rPr>
+          <w:i/>
+          <w:sz w:val="28"/>
+        </w:rPr>
+      </w:pPr>
+    </w:p>
+    <w:p>
+      <w:pPr>
+        <w:ind w:left="2"/>
+        <w:rPr>
+          <w:i/>
+          <w:spacing w:val="-2"/>
+          <w:sz w:val="28"/>
+        </w:rPr>
+      </w:pPr>
+      <w:r>
+        <w:rPr>
+          <w:i/>
+          <w:spacing w:val="-2"/>
+          <w:sz w:val="28"/>
+        </w:rPr>
+        <w:t>SimpleConnection</w:t>
+      </w:r>
+    </w:p>
+    <w:tbl>
+      <w:tblPr>
+        <w:tblStyle w:val="a5"/>
+        <w:tblW w:w="0" w:type="auto"/>
+        <w:tblInd w:w="2" w:type="dxa"/>
+        <w:tblLook w:val="04A0" w:firstRow="1" w:lastRow="0" w:firstColumn="1" w:lastColumn="0" w:noHBand="0" w:noVBand="1"/>
+      </w:tblPr>
+      <w:tblGrid>
+        <w:gridCol w:w="9343"/>
+      </w:tblGrid>
+      <w:tr>
+        <w:tc>
+          <w:tcPr>
+            <w:tcW w:w="9345" w:type="dxa"/>
+          </w:tcPr>
+          <w:p>
+            <w:pPr>
+              <w:rPr>
+                <w:i/>
+                <w:sz w:val="20"/>
+                <w:szCs w:val="20"/>
+                <w:lang w:val="en-US"/>
+              </w:rPr>
+            </w:pPr>
+            <w:r>
+              <w:rPr>
+                <w:i/>
+                <w:sz w:val="20"/>
+                <w:szCs w:val="20"/>
+                <w:lang w:val="en-US"/>
+              </w:rPr>
+              <w:t>sing Unity. etcode; using UnityEngine;</w:t>
+            </w:r>
+          </w:p>
+          <w:p>
+            <w:pPr>
+              <w:rPr>
+                <w:i/>
+                <w:sz w:val="20"/>
+                <w:szCs w:val="20"/>
+                <w:lang w:val="en-US"/>
+              </w:rPr>
+            </w:pPr>
+          </w:p>
+          <w:p>
+            <w:pPr>
+              <w:rPr>
+                <w:i/>
+                <w:sz w:val="20"/>
+                <w:szCs w:val="20"/>
+                <w:lang w:val="en-US"/>
+              </w:rPr>
+            </w:pPr>
+            <w:r>
+              <w:rPr>
+                <w:i/>
+                <w:sz w:val="20"/>
+                <w:szCs w:val="20"/>
+                <w:lang w:val="en-US"/>
+              </w:rPr>
+              <w:t>public class SimpleConnection : MonoBehaviour</w:t>
+            </w:r>
+          </w:p>
+          <w:p>
+            <w:pPr>
+              <w:rPr>
+                <w:i/>
+                <w:sz w:val="20"/>
+                <w:szCs w:val="20"/>
+                <w:lang w:val="en-US"/>
+              </w:rPr>
+            </w:pPr>
+            <w:r>
+              <w:rPr>
+                <w:i/>
+                <w:sz w:val="20"/>
+                <w:szCs w:val="20"/>
+                <w:lang w:val="en-US"/>
+              </w:rPr>
+              <w:t>{</w:t>
+            </w:r>
+          </w:p>
+          <w:p>
+            <w:pPr>
+              <w:rPr>
+                <w:i/>
+                <w:sz w:val="20"/>
+                <w:szCs w:val="20"/>
+                <w:lang w:val="en-US"/>
+              </w:rPr>
+            </w:pPr>
+            <w:r>
+              <w:rPr>
+                <w:i/>
+                <w:sz w:val="20"/>
+                <w:szCs w:val="20"/>
+                <w:lang w:val="en-US"/>
+              </w:rPr>
+              <w:t>public GameObject connectionflanel;</w:t>
+            </w:r>
+          </w:p>
+          <w:p>
+            <w:pPr>
+              <w:rPr>
+                <w:i/>
+                <w:sz w:val="20"/>
+                <w:szCs w:val="20"/>
+                <w:lang w:val="en-US"/>
+              </w:rPr>
+            </w:pPr>
+          </w:p>
+          <w:p>
+            <w:pPr>
+              <w:rPr>
+                <w:i/>
+                <w:sz w:val="20"/>
+                <w:szCs w:val="20"/>
+                <w:lang w:val="en-US"/>
+              </w:rPr>
+            </w:pPr>
+            <w:r>
+              <w:rPr>
+                <w:i/>
+                <w:sz w:val="20"/>
+                <w:szCs w:val="20"/>
+                <w:lang w:val="en-US"/>
+              </w:rPr>
+              <w:t>public void Start ost()</w:t>
+            </w:r>
+          </w:p>
+          <w:p>
+            <w:pPr>
+              <w:rPr>
+                <w:i/>
+                <w:sz w:val="20"/>
+                <w:szCs w:val="20"/>
+                <w:lang w:val="en-US"/>
+              </w:rPr>
+            </w:pPr>
+            <w:r>
+              <w:rPr>
+                <w:i/>
+                <w:sz w:val="20"/>
+                <w:szCs w:val="20"/>
+                <w:lang w:val="en-US"/>
+              </w:rPr>
+              <w:t>{</w:t>
+            </w:r>
+          </w:p>
+          <w:p>
+            <w:pPr>
+              <w:rPr>
+                <w:i/>
+                <w:sz w:val="20"/>
+                <w:szCs w:val="20"/>
+                <w:lang w:val="en-US"/>
+              </w:rPr>
+            </w:pPr>
+            <w:r>
+              <w:rPr>
+                <w:i/>
+                <w:sz w:val="20"/>
+                <w:szCs w:val="20"/>
+                <w:lang w:val="en-US"/>
+              </w:rPr>
+              <w:t>etworkManager.Singleton.Start ost(); connectionflanel.SetActive(false);</w:t>
+            </w:r>
+          </w:p>
+          <w:p>
+            <w:pPr>
+              <w:rPr>
+                <w:i/>
+                <w:sz w:val="20"/>
+                <w:szCs w:val="20"/>
+                <w:lang w:val="en-US"/>
+              </w:rPr>
+            </w:pPr>
+            <w:r>
+              <w:rPr>
+                <w:i/>
+                <w:sz w:val="20"/>
+                <w:szCs w:val="20"/>
+                <w:lang w:val="en-US"/>
+              </w:rPr>
+              <w:t>Debug.Log(" OST STARTED");</w:t>
+            </w:r>
+          </w:p>
+          <w:p>
+            <w:pPr>
+              <w:rPr>
+                <w:i/>
+                <w:sz w:val="20"/>
+                <w:szCs w:val="20"/>
+                <w:lang w:val="en-US"/>
+              </w:rPr>
+            </w:pPr>
+            <w:r>
+              <w:rPr>
+                <w:i/>
+                <w:sz w:val="20"/>
+                <w:szCs w:val="20"/>
+                <w:lang w:val="en-US"/>
+              </w:rPr>
+              <w:t>}</w:t>
+            </w:r>
+          </w:p>
+          <w:p>
+            <w:pPr>
+              <w:rPr>
+                <w:i/>
+                <w:sz w:val="20"/>
+                <w:szCs w:val="20"/>
+                <w:lang w:val="en-US"/>
+              </w:rPr>
+            </w:pPr>
+          </w:p>
+          <w:p>
+            <w:pPr>
+              <w:rPr>
+                <w:i/>
+                <w:sz w:val="20"/>
+                <w:szCs w:val="20"/>
+                <w:lang w:val="en-US"/>
+              </w:rPr>
+            </w:pPr>
+            <w:r>
+              <w:rPr>
+                <w:i/>
+                <w:sz w:val="20"/>
+                <w:szCs w:val="20"/>
+                <w:lang w:val="en-US"/>
+              </w:rPr>
+              <w:t>public void StartClient()</w:t>
+            </w:r>
+          </w:p>
+          <w:p>
+            <w:pPr>
+              <w:rPr>
+                <w:i/>
+                <w:sz w:val="20"/>
+                <w:szCs w:val="20"/>
+                <w:lang w:val="en-US"/>
+              </w:rPr>
+            </w:pPr>
+            <w:r>
+              <w:rPr>
+                <w:i/>
+                <w:sz w:val="20"/>
+                <w:szCs w:val="20"/>
+                <w:lang w:val="en-US"/>
+              </w:rPr>
+              <w:t>{</w:t>
+            </w:r>
+          </w:p>
+          <w:p>
+            <w:pPr>
+              <w:rPr>
+                <w:i/>
+                <w:sz w:val="20"/>
+                <w:szCs w:val="20"/>
+                <w:lang w:val="en-US"/>
+              </w:rPr>
+            </w:pPr>
+            <w:r>
+              <w:rPr>
+                <w:i/>
+                <w:sz w:val="20"/>
+                <w:szCs w:val="20"/>
+                <w:lang w:val="en-US"/>
+              </w:rPr>
+              <w:t>etworkManager.Singleton.StartClient();</w:t>
+            </w:r>
+          </w:p>
+          <w:p>
+            <w:pPr>
+              <w:rPr>
+                <w:i/>
+                <w:sz w:val="20"/>
+                <w:szCs w:val="20"/>
+                <w:lang w:val="en-US"/>
+              </w:rPr>
+            </w:pPr>
+            <w:r>
+              <w:rPr>
+                <w:i/>
+                <w:sz w:val="20"/>
+                <w:szCs w:val="20"/>
+                <w:lang w:val="en-US"/>
+              </w:rPr>
+              <w:t>connectionflanel.SetActive(false); Debug.Log("CLIE T STARTED");</w:t>
+            </w:r>
+          </w:p>
+          <w:p>
+            <w:pPr>
+              <w:rPr>
+                <w:i/>
+                <w:sz w:val="20"/>
+                <w:szCs w:val="20"/>
+              </w:rPr>
+            </w:pPr>
+            <w:r>
+              <w:rPr>
+                <w:i/>
+                <w:sz w:val="20"/>
+                <w:szCs w:val="20"/>
+              </w:rPr>
+              <w:t>}</w:t>
+            </w:r>
+          </w:p>
+          <w:p>
+            <w:pPr>
+              <w:rPr>
+                <w:i/>
+                <w:sz w:val="20"/>
+                <w:szCs w:val="20"/>
+              </w:rPr>
+            </w:pPr>
+            <w:r>
+              <w:rPr>
+                <w:i/>
+                <w:sz w:val="20"/>
+                <w:szCs w:val="20"/>
+              </w:rPr>
+              <w:t>}</w:t>
+            </w:r>
+          </w:p>
+        </w:tc>
+      </w:tr>
+    </w:tbl>
+    <w:p>
+      <w:pPr>
+        <w:ind w:left="2"/>
+        <w:rPr>
+          <w:i/>
+          <w:sz w:val="28"/>
+        </w:rPr>
+      </w:pPr>
     </w:p>
     <w:p>
       <w:pPr>
         <w:widowControl/>
         <w:suppressAutoHyphens w:val="0"/>
         <w:spacing w:after="160" w:line="259" w:lineRule="auto"/>
+        <w:jc w:val="center"/>
         <w:rPr>
           <w:rFonts w:eastAsiaTheme="majorEastAsia" w:cs="Mangal"/>
           <w:b/>
@@ -7776,6 +11754,596 @@
           <w:szCs w:val="29"/>
         </w:rPr>
       </w:pPr>
+      <w:r>
+        <w:rPr>
+          <w:i/>
+          <w:noProof/>
+          <w:sz w:val="20"/>
+        </w:rPr>
+        <w:drawing>
+          <wp:inline distT="0" distB="0" distL="0" distR="0" wp14:anchorId="6BD69421" wp14:editId="525AAFA5">
+            <wp:extent cx="5520690" cy="1972945"/>
+            <wp:effectExtent l="0" t="0" r="3810" b="8255"/>
+            <wp:docPr id="32" name="Image 32"/>
+            <wp:cNvGraphicFramePr>
+              <a:graphicFrameLocks xmlns:a="http://schemas.openxmlformats.org/drawingml/2006/main"/>
+            </wp:cNvGraphicFramePr>
+            <a:graphic xmlns:a="http://schemas.openxmlformats.org/drawingml/2006/main">
+              <a:graphicData uri="http://schemas.openxmlformats.org/drawingml/2006/picture">
+                <pic:pic xmlns:pic="http://schemas.openxmlformats.org/drawingml/2006/picture">
+                  <pic:nvPicPr>
+                    <pic:cNvPr id="32" name="Image 32"/>
+                    <pic:cNvPicPr/>
+                  </pic:nvPicPr>
+                  <pic:blipFill>
+                    <a:blip r:embed="rId15" cstate="print">
+                      <a:extLst>
+                        <a:ext uri="{28A0092B-C50C-407E-A947-70E740481C1C}">
+                          <a14:useLocalDpi xmlns:a14="http://schemas.microsoft.com/office/drawing/2010/main" val="0"/>
+                        </a:ext>
+                      </a:extLst>
+                    </a:blip>
+                    <a:stretch>
+                      <a:fillRect/>
+                    </a:stretch>
+                  </pic:blipFill>
+                  <pic:spPr>
+                    <a:xfrm>
+                      <a:off x="0" y="0"/>
+                      <a:ext cx="5520690" cy="1972945"/>
+                    </a:xfrm>
+                    <a:prstGeom prst="rect">
+                      <a:avLst/>
+                    </a:prstGeom>
+                  </pic:spPr>
+                </pic:pic>
+              </a:graphicData>
+            </a:graphic>
+          </wp:inline>
+        </w:drawing>
+      </w:r>
+    </w:p>
+    <w:p>
+      <w:pPr>
+        <w:jc w:val="center"/>
+      </w:pPr>
+      <w:r>
+        <w:rPr>
+          <w:rFonts w:cs="Times New Roman"/>
+          <w:color w:val="000000"/>
+          <w:sz w:val="28"/>
+          <w:szCs w:val="28"/>
+        </w:rPr>
+        <w:t xml:space="preserve">Рисунок </w:t>
+      </w:r>
+      <w:r>
+        <w:rPr>
+          <w:rFonts w:cs="Times New Roman"/>
+          <w:color w:val="000000"/>
+          <w:sz w:val="28"/>
+          <w:szCs w:val="28"/>
+        </w:rPr>
+        <w:t>10</w:t>
+      </w:r>
+      <w:r>
+        <w:rPr>
+          <w:rFonts w:cs="Times New Roman"/>
+          <w:color w:val="000000"/>
+          <w:sz w:val="28"/>
+          <w:szCs w:val="28"/>
+        </w:rPr>
+        <w:t xml:space="preserve"> </w:t>
+      </w:r>
+      <w:r>
+        <w:rPr>
+          <w:rFonts w:cs="Times New Roman"/>
+          <w:color w:val="000000"/>
+          <w:sz w:val="28"/>
+          <w:szCs w:val="28"/>
+        </w:rPr>
+        <w:t>— Скриншот</w:t>
+      </w:r>
+      <w:r>
+        <w:rPr>
+          <w:rFonts w:cs="Times New Roman"/>
+          <w:color w:val="000000"/>
+          <w:sz w:val="28"/>
+          <w:szCs w:val="28"/>
+        </w:rPr>
+        <w:t xml:space="preserve"> </w:t>
+      </w:r>
+      <w:r>
+        <w:rPr>
+          <w:rFonts w:cs="Times New Roman"/>
+          <w:color w:val="000000"/>
+          <w:sz w:val="28"/>
+          <w:szCs w:val="28"/>
+          <w:lang w:val="en-US"/>
+        </w:rPr>
+        <w:t>Unity</w:t>
+      </w:r>
+      <w:r>
+        <w:rPr>
+          <w:rFonts w:cs="Times New Roman"/>
+          <w:color w:val="000000"/>
+          <w:sz w:val="28"/>
+          <w:szCs w:val="28"/>
+        </w:rPr>
+        <w:t xml:space="preserve"> </w:t>
+      </w:r>
+    </w:p>
+    <w:p>
+      <w:pPr>
+        <w:widowControl/>
+        <w:suppressAutoHyphens w:val="0"/>
+        <w:spacing w:after="160" w:line="259" w:lineRule="auto"/>
+        <w:jc w:val="center"/>
+        <w:rPr>
+          <w:rFonts w:eastAsiaTheme="majorEastAsia" w:cs="Mangal"/>
+          <w:b/>
+          <w:sz w:val="28"/>
+          <w:szCs w:val="29"/>
+        </w:rPr>
+      </w:pPr>
+    </w:p>
+    <w:p>
+      <w:pPr>
+        <w:widowControl/>
+        <w:suppressAutoHyphens w:val="0"/>
+        <w:spacing w:after="160" w:line="259" w:lineRule="auto"/>
+        <w:jc w:val="center"/>
+        <w:rPr>
+          <w:rFonts w:eastAsiaTheme="majorEastAsia" w:cs="Mangal"/>
+          <w:b/>
+          <w:sz w:val="28"/>
+          <w:szCs w:val="29"/>
+        </w:rPr>
+      </w:pPr>
+      <w:r>
+        <w:rPr>
+          <w:noProof/>
+          <w:sz w:val="20"/>
+        </w:rPr>
+        <w:drawing>
+          <wp:inline distT="0" distB="0" distL="0" distR="0" wp14:anchorId="4D01533B" wp14:editId="6045FBD9">
+            <wp:extent cx="5497367" cy="2627453"/>
+            <wp:effectExtent l="0" t="0" r="8255" b="1905"/>
+            <wp:docPr id="33" name="Image 33"/>
+            <wp:cNvGraphicFramePr>
+              <a:graphicFrameLocks xmlns:a="http://schemas.openxmlformats.org/drawingml/2006/main"/>
+            </wp:cNvGraphicFramePr>
+            <a:graphic xmlns:a="http://schemas.openxmlformats.org/drawingml/2006/main">
+              <a:graphicData uri="http://schemas.openxmlformats.org/drawingml/2006/picture">
+                <pic:pic xmlns:pic="http://schemas.openxmlformats.org/drawingml/2006/picture">
+                  <pic:nvPicPr>
+                    <pic:cNvPr id="33" name="Image 33"/>
+                    <pic:cNvPicPr/>
+                  </pic:nvPicPr>
+                  <pic:blipFill>
+                    <a:blip r:embed="rId16" cstate="print"/>
+                    <a:stretch>
+                      <a:fillRect/>
+                    </a:stretch>
+                  </pic:blipFill>
+                  <pic:spPr>
+                    <a:xfrm>
+                      <a:off x="0" y="0"/>
+                      <a:ext cx="5517488" cy="2637070"/>
+                    </a:xfrm>
+                    <a:prstGeom prst="rect">
+                      <a:avLst/>
+                    </a:prstGeom>
+                  </pic:spPr>
+                </pic:pic>
+              </a:graphicData>
+            </a:graphic>
+          </wp:inline>
+        </w:drawing>
+      </w:r>
+    </w:p>
+    <w:p>
+      <w:pPr>
+        <w:jc w:val="center"/>
+        <w:rPr>
+          <w:rFonts w:eastAsiaTheme="majorEastAsia" w:cs="Mangal"/>
+          <w:b/>
+          <w:sz w:val="28"/>
+          <w:szCs w:val="29"/>
+        </w:rPr>
+      </w:pPr>
+      <w:r>
+        <w:rPr>
+          <w:rFonts w:cs="Times New Roman"/>
+          <w:color w:val="000000"/>
+          <w:sz w:val="28"/>
+          <w:szCs w:val="28"/>
+        </w:rPr>
+        <w:t xml:space="preserve">Рисунок </w:t>
+      </w:r>
+      <w:r>
+        <w:rPr>
+          <w:rFonts w:cs="Times New Roman"/>
+          <w:color w:val="000000"/>
+          <w:sz w:val="28"/>
+          <w:szCs w:val="28"/>
+        </w:rPr>
+        <w:t xml:space="preserve">11 </w:t>
+      </w:r>
+      <w:r>
+        <w:rPr>
+          <w:rFonts w:cs="Times New Roman"/>
+          <w:color w:val="000000"/>
+          <w:sz w:val="28"/>
+          <w:szCs w:val="28"/>
+        </w:rPr>
+        <w:t xml:space="preserve">— </w:t>
+      </w:r>
+      <w:r>
+        <w:rPr>
+          <w:rFonts w:cs="Times New Roman"/>
+          <w:color w:val="000000"/>
+          <w:sz w:val="28"/>
+          <w:szCs w:val="28"/>
+        </w:rPr>
+        <w:t>Менюшка выбора режима</w:t>
+      </w:r>
+    </w:p>
+    <w:p>
+      <w:pPr>
+        <w:widowControl/>
+        <w:suppressAutoHyphens w:val="0"/>
+        <w:spacing w:after="160" w:line="259" w:lineRule="auto"/>
+        <w:jc w:val="center"/>
+        <w:rPr>
+          <w:rFonts w:eastAsiaTheme="majorEastAsia" w:cs="Mangal"/>
+          <w:b/>
+          <w:sz w:val="28"/>
+          <w:szCs w:val="29"/>
+        </w:rPr>
+      </w:pPr>
+      <w:r>
+        <w:rPr>
+          <w:i/>
+          <w:noProof/>
+          <w:sz w:val="20"/>
+        </w:rPr>
+        <w:drawing>
+          <wp:inline distT="0" distB="0" distL="0" distR="0" wp14:anchorId="3E3AF7F4" wp14:editId="3709ECB7">
+            <wp:extent cx="4693534" cy="2393192"/>
+            <wp:effectExtent l="0" t="0" r="0" b="7620"/>
+            <wp:docPr id="34" name="Image 34"/>
+            <wp:cNvGraphicFramePr>
+              <a:graphicFrameLocks xmlns:a="http://schemas.openxmlformats.org/drawingml/2006/main"/>
+            </wp:cNvGraphicFramePr>
+            <a:graphic xmlns:a="http://schemas.openxmlformats.org/drawingml/2006/main">
+              <a:graphicData uri="http://schemas.openxmlformats.org/drawingml/2006/picture">
+                <pic:pic xmlns:pic="http://schemas.openxmlformats.org/drawingml/2006/picture">
+                  <pic:nvPicPr>
+                    <pic:cNvPr id="34" name="Image 34"/>
+                    <pic:cNvPicPr/>
+                  </pic:nvPicPr>
+                  <pic:blipFill>
+                    <a:blip r:embed="rId17" cstate="print">
+                      <a:extLst>
+                        <a:ext uri="{28A0092B-C50C-407E-A947-70E740481C1C}">
+                          <a14:useLocalDpi xmlns:a14="http://schemas.microsoft.com/office/drawing/2010/main" val="0"/>
+                        </a:ext>
+                      </a:extLst>
+                    </a:blip>
+                    <a:stretch>
+                      <a:fillRect/>
+                    </a:stretch>
+                  </pic:blipFill>
+                  <pic:spPr>
+                    <a:xfrm>
+                      <a:off x="0" y="0"/>
+                      <a:ext cx="4693534" cy="2393192"/>
+                    </a:xfrm>
+                    <a:prstGeom prst="rect">
+                      <a:avLst/>
+                    </a:prstGeom>
+                  </pic:spPr>
+                </pic:pic>
+              </a:graphicData>
+            </a:graphic>
+          </wp:inline>
+        </w:drawing>
+      </w:r>
+    </w:p>
+    <w:p>
+      <w:pPr>
+        <w:jc w:val="center"/>
+        <w:rPr>
+          <w:rFonts w:eastAsiaTheme="majorEastAsia" w:cs="Mangal"/>
+          <w:b/>
+          <w:sz w:val="28"/>
+          <w:szCs w:val="29"/>
+        </w:rPr>
+      </w:pPr>
+      <w:r>
+        <w:rPr>
+          <w:rFonts w:cs="Times New Roman"/>
+          <w:color w:val="000000"/>
+          <w:sz w:val="28"/>
+          <w:szCs w:val="28"/>
+        </w:rPr>
+        <w:t xml:space="preserve">Рисунок </w:t>
+      </w:r>
+      <w:r>
+        <w:rPr>
+          <w:rFonts w:cs="Times New Roman"/>
+          <w:color w:val="000000"/>
+          <w:sz w:val="28"/>
+          <w:szCs w:val="28"/>
+        </w:rPr>
+        <w:t>12</w:t>
+      </w:r>
+      <w:r>
+        <w:rPr>
+          <w:rFonts w:cs="Times New Roman"/>
+          <w:color w:val="000000"/>
+          <w:sz w:val="28"/>
+          <w:szCs w:val="28"/>
+        </w:rPr>
+        <w:t xml:space="preserve"> </w:t>
+      </w:r>
+      <w:r>
+        <w:rPr>
+          <w:rFonts w:cs="Times New Roman"/>
+          <w:color w:val="000000"/>
+          <w:sz w:val="28"/>
+          <w:szCs w:val="28"/>
+        </w:rPr>
+        <w:t xml:space="preserve">— </w:t>
+      </w:r>
+      <w:r>
+        <w:rPr>
+          <w:rFonts w:cs="Times New Roman"/>
+          <w:color w:val="000000"/>
+          <w:sz w:val="28"/>
+          <w:szCs w:val="28"/>
+        </w:rPr>
+        <w:t>Сервер</w:t>
+      </w:r>
+    </w:p>
+    <w:p>
+      <w:pPr>
+        <w:widowControl/>
+        <w:suppressAutoHyphens w:val="0"/>
+        <w:spacing w:after="160" w:line="259" w:lineRule="auto"/>
+        <w:jc w:val="center"/>
+        <w:rPr>
+          <w:rFonts w:eastAsiaTheme="majorEastAsia" w:cs="Mangal"/>
+          <w:b/>
+          <w:sz w:val="28"/>
+          <w:szCs w:val="29"/>
+        </w:rPr>
+      </w:pPr>
+      <w:r>
+        <w:rPr>
+          <w:noProof/>
+          <w:sz w:val="20"/>
+        </w:rPr>
+        <w:lastRenderedPageBreak/>
+        <w:drawing>
+          <wp:inline distT="0" distB="0" distL="0" distR="0" wp14:anchorId="416EF0F9" wp14:editId="5AAB4D38">
+            <wp:extent cx="4942389" cy="2505919"/>
+            <wp:effectExtent l="0" t="0" r="0" b="8890"/>
+            <wp:docPr id="35" name="Image 35"/>
+            <wp:cNvGraphicFramePr>
+              <a:graphicFrameLocks xmlns:a="http://schemas.openxmlformats.org/drawingml/2006/main"/>
+            </wp:cNvGraphicFramePr>
+            <a:graphic xmlns:a="http://schemas.openxmlformats.org/drawingml/2006/main">
+              <a:graphicData uri="http://schemas.openxmlformats.org/drawingml/2006/picture">
+                <pic:pic xmlns:pic="http://schemas.openxmlformats.org/drawingml/2006/picture">
+                  <pic:nvPicPr>
+                    <pic:cNvPr id="35" name="Image 35"/>
+                    <pic:cNvPicPr/>
+                  </pic:nvPicPr>
+                  <pic:blipFill>
+                    <a:blip r:embed="rId18" cstate="print"/>
+                    <a:stretch>
+                      <a:fillRect/>
+                    </a:stretch>
+                  </pic:blipFill>
+                  <pic:spPr>
+                    <a:xfrm>
+                      <a:off x="0" y="0"/>
+                      <a:ext cx="4942389" cy="2505919"/>
+                    </a:xfrm>
+                    <a:prstGeom prst="rect">
+                      <a:avLst/>
+                    </a:prstGeom>
+                  </pic:spPr>
+                </pic:pic>
+              </a:graphicData>
+            </a:graphic>
+          </wp:inline>
+        </w:drawing>
+      </w:r>
+    </w:p>
+    <w:p>
+      <w:pPr>
+        <w:jc w:val="center"/>
+      </w:pPr>
+      <w:r>
+        <w:rPr>
+          <w:rFonts w:cs="Times New Roman"/>
+          <w:color w:val="000000"/>
+          <w:sz w:val="28"/>
+          <w:szCs w:val="28"/>
+        </w:rPr>
+        <w:t xml:space="preserve">Рисунок </w:t>
+      </w:r>
+      <w:r>
+        <w:rPr>
+          <w:rFonts w:cs="Times New Roman"/>
+          <w:color w:val="000000"/>
+          <w:sz w:val="28"/>
+          <w:szCs w:val="28"/>
+        </w:rPr>
+        <w:t xml:space="preserve">13 </w:t>
+      </w:r>
+      <w:r>
+        <w:rPr>
+          <w:rFonts w:cs="Times New Roman"/>
+          <w:color w:val="000000"/>
+          <w:sz w:val="28"/>
+          <w:szCs w:val="28"/>
+        </w:rPr>
+        <w:t xml:space="preserve">— </w:t>
+      </w:r>
+      <w:r>
+        <w:rPr>
+          <w:rFonts w:cs="Times New Roman"/>
+          <w:color w:val="000000"/>
+          <w:sz w:val="28"/>
+          <w:szCs w:val="28"/>
+        </w:rPr>
+        <w:t>Хост подключенный</w:t>
+      </w:r>
+    </w:p>
+    <w:p>
+      <w:pPr>
+        <w:widowControl/>
+        <w:suppressAutoHyphens w:val="0"/>
+        <w:spacing w:after="160" w:line="259" w:lineRule="auto"/>
+        <w:jc w:val="center"/>
+        <w:rPr>
+          <w:rFonts w:eastAsiaTheme="majorEastAsia" w:cs="Mangal"/>
+          <w:b/>
+          <w:sz w:val="28"/>
+          <w:szCs w:val="29"/>
+        </w:rPr>
+      </w:pPr>
+    </w:p>
+    <w:p>
+      <w:pPr>
+        <w:widowControl/>
+        <w:suppressAutoHyphens w:val="0"/>
+        <w:spacing w:after="160" w:line="259" w:lineRule="auto"/>
+        <w:jc w:val="center"/>
+        <w:rPr>
+          <w:rFonts w:eastAsiaTheme="majorEastAsia" w:cs="Mangal"/>
+          <w:b/>
+          <w:sz w:val="28"/>
+          <w:szCs w:val="29"/>
+        </w:rPr>
+      </w:pPr>
+      <w:r>
+        <w:rPr>
+          <w:i/>
+          <w:noProof/>
+          <w:sz w:val="18"/>
+        </w:rPr>
+        <w:drawing>
+          <wp:inline distT="0" distB="0" distL="0" distR="0" wp14:anchorId="4A7FA3A5" wp14:editId="3660F1DF">
+            <wp:extent cx="5071986" cy="2372810"/>
+            <wp:effectExtent l="0" t="0" r="0" b="8890"/>
+            <wp:docPr id="36" name="Image 36"/>
+            <wp:cNvGraphicFramePr>
+              <a:graphicFrameLocks xmlns:a="http://schemas.openxmlformats.org/drawingml/2006/main"/>
+            </wp:cNvGraphicFramePr>
+            <a:graphic xmlns:a="http://schemas.openxmlformats.org/drawingml/2006/main">
+              <a:graphicData uri="http://schemas.openxmlformats.org/drawingml/2006/picture">
+                <pic:pic xmlns:pic="http://schemas.openxmlformats.org/drawingml/2006/picture">
+                  <pic:nvPicPr>
+                    <pic:cNvPr id="36" name="Image 36"/>
+                    <pic:cNvPicPr/>
+                  </pic:nvPicPr>
+                  <pic:blipFill>
+                    <a:blip r:embed="rId19" cstate="print">
+                      <a:extLst>
+                        <a:ext uri="{28A0092B-C50C-407E-A947-70E740481C1C}">
+                          <a14:useLocalDpi xmlns:a14="http://schemas.microsoft.com/office/drawing/2010/main" val="0"/>
+                        </a:ext>
+                      </a:extLst>
+                    </a:blip>
+                    <a:stretch>
+                      <a:fillRect/>
+                    </a:stretch>
+                  </pic:blipFill>
+                  <pic:spPr>
+                    <a:xfrm>
+                      <a:off x="0" y="0"/>
+                      <a:ext cx="5073589" cy="2373560"/>
+                    </a:xfrm>
+                    <a:prstGeom prst="rect">
+                      <a:avLst/>
+                    </a:prstGeom>
+                  </pic:spPr>
+                </pic:pic>
+              </a:graphicData>
+            </a:graphic>
+          </wp:inline>
+        </w:drawing>
+      </w:r>
+    </w:p>
+    <w:p>
+      <w:pPr>
+        <w:jc w:val="center"/>
+        <w:rPr>
+          <w:rFonts w:eastAsiaTheme="majorEastAsia" w:cs="Mangal"/>
+          <w:b/>
+          <w:sz w:val="28"/>
+          <w:szCs w:val="29"/>
+        </w:rPr>
+      </w:pPr>
+      <w:r>
+        <w:rPr>
+          <w:rFonts w:cs="Times New Roman"/>
+          <w:color w:val="000000"/>
+          <w:sz w:val="28"/>
+          <w:szCs w:val="28"/>
+        </w:rPr>
+        <w:t xml:space="preserve">Рисунок </w:t>
+      </w:r>
+      <w:r>
+        <w:rPr>
+          <w:rFonts w:cs="Times New Roman"/>
+          <w:color w:val="000000"/>
+          <w:sz w:val="28"/>
+          <w:szCs w:val="28"/>
+        </w:rPr>
+        <w:t>14</w:t>
+      </w:r>
+      <w:r>
+        <w:rPr>
+          <w:rFonts w:cs="Times New Roman"/>
+          <w:color w:val="000000"/>
+          <w:sz w:val="28"/>
+          <w:szCs w:val="28"/>
+        </w:rPr>
+        <w:t xml:space="preserve"> </w:t>
+      </w:r>
+      <w:r>
+        <w:rPr>
+          <w:rFonts w:cs="Times New Roman"/>
+          <w:color w:val="000000"/>
+          <w:sz w:val="28"/>
+          <w:szCs w:val="28"/>
+        </w:rPr>
+        <w:t xml:space="preserve">— </w:t>
+      </w:r>
+      <w:r>
+        <w:rPr>
+          <w:rFonts w:cs="Times New Roman"/>
+          <w:color w:val="000000"/>
+          <w:sz w:val="28"/>
+          <w:szCs w:val="28"/>
+          <w:lang w:val="en-US"/>
+        </w:rPr>
+        <w:t xml:space="preserve">VR </w:t>
+      </w:r>
+      <w:r>
+        <w:rPr>
+          <w:rFonts w:cs="Times New Roman"/>
+          <w:color w:val="000000"/>
+          <w:sz w:val="28"/>
+          <w:szCs w:val="28"/>
+        </w:rPr>
+        <w:t>режим</w:t>
+      </w:r>
     </w:p>
     <w:sectPr>
       <w:pgSz w:w="11906" w:h="16838"/>
@@ -7788,7 +12356,7 @@
 </file>
 
 <file path=word/styles.xml><?xml version="1.0" encoding="utf-8"?>
-<w:styles xmlns:mc="http://schemas.openxmlformats.org/markup-compatibility/2006" xmlns:r="http://schemas.openxmlformats.org/officeDocument/2006/relationships" xmlns:w="http://schemas.openxmlformats.org/wordprocessingml/2006/main" xmlns:w14="http://schemas.microsoft.com/office/word/2010/wordml" xmlns:w15="http://schemas.microsoft.com/office/word/2012/wordml" xmlns:w16cex="http://schemas.microsoft.com/office/word/2018/wordml/cex" xmlns:w16cid="http://schemas.microsoft.com/office/word/2016/wordml/cid" xmlns:w16="http://schemas.microsoft.com/office/word/2018/wordml" xmlns:w16sdtdh="http://schemas.microsoft.com/office/word/2020/wordml/sdtdatahash" xmlns:w16se="http://schemas.microsoft.com/office/word/2015/wordml/symex" mc:Ignorable="w14 w15 w16se w16cid w16 w16cex w16sdtdh">
+<w:styles xmlns:mc="http://schemas.openxmlformats.org/markup-compatibility/2006" xmlns:r="http://schemas.openxmlformats.org/officeDocument/2006/relationships" xmlns:w="http://schemas.openxmlformats.org/wordprocessingml/2006/main" xmlns:w14="http://schemas.microsoft.com/office/word/2010/wordml" xmlns:w15="http://schemas.microsoft.com/office/word/2012/wordml" xmlns:w16cex="http://schemas.microsoft.com/office/word/2018/wordml/cex" xmlns:w16cid="http://schemas.microsoft.com/office/word/2016/wordml/cid" xmlns:w16="http://schemas.microsoft.com/office/word/2018/wordml" xmlns:w16du="http://schemas.microsoft.com/office/word/2023/wordml/word16du" xmlns:w16sdtdh="http://schemas.microsoft.com/office/word/2020/wordml/sdtdatahash" xmlns:w16sdtfl="http://schemas.microsoft.com/office/word/2024/wordml/sdtformatlock" xmlns:w16se="http://schemas.microsoft.com/office/word/2015/wordml/symex" mc:Ignorable="w14 w15 w16se w16cid w16 w16cex w16sdtdh w16sdtfl w16du">
   <w:docDefaults>
     <w:rPrDefault>
       <w:rPr>
@@ -8185,7 +12753,7 @@
   <w:style w:type="paragraph" w:default="1" w:styleId="a">
     <w:name w:val="Normal"/>
     <w:qFormat/>
-    <w:rsid w:val="00C450F6"/>
+    <w:rsid w:val="003A4279"/>
     <w:pPr>
       <w:widowControl w:val="0"/>
       <w:suppressAutoHyphens/>
@@ -8225,6 +12793,7 @@
   <w:style w:type="character" w:default="1" w:styleId="a0">
     <w:name w:val="Default Paragraph Font"/>
     <w:uiPriority w:val="1"/>
+    <w:semiHidden/>
     <w:unhideWhenUsed/>
   </w:style>
   <w:style w:type="table" w:default="1" w:styleId="a1">
